--- a/examples/Rmd/doc/5-DataPreprocessing.docx
+++ b/examples/Rmd/doc/5-DataPreprocessing.docx
@@ -2,13 +2,13 @@
 <file path=word/document.xml><?xml version="1.0" encoding="utf-8"?>
 <w:document xmlns:w="http://schemas.openxmlformats.org/wordprocessingml/2006/main" xmlns:m="http://schemas.openxmlformats.org/officeDocument/2006/math" xmlns:r="http://schemas.openxmlformats.org/officeDocument/2006/relationships" xmlns:o="urn:schemas-microsoft-com:office:office" xmlns:v="urn:schemas-microsoft-com:vml" xmlns:w10="urn:schemas-microsoft-com:office:word" xmlns:a="http://schemas.openxmlformats.org/drawingml/2006/main" xmlns:pic="http://schemas.openxmlformats.org/drawingml/2006/picture" xmlns:wp="http://schemas.openxmlformats.org/drawingml/2006/wordprocessingDrawing">
   <w:body>
-    <w:bookmarkStart w:id="21" w:name="data-preprocessing"/>
+    <w:bookmarkStart w:id="34" w:name="pré-processamento-de-dados"/>
     <w:p>
       <w:pPr>
         <w:pStyle w:val="Heading1"/>
       </w:pPr>
       <w:r>
-        <w:t xml:space="preserve">Data Preprocessing</w:t>
+        <w:t xml:space="preserve">Pré-processamento de Dados</w:t>
       </w:r>
     </w:p>
     <w:p>
@@ -16,7 +16,50 @@
         <w:pStyle w:val="FirstParagraph"/>
       </w:pPr>
       <w:r>
-        <w:t xml:space="preserve">Data Preprocessing</w:t>
+        <w:t xml:space="preserve">Este roteiro reúne exemplos do DALToolbox e de bibliotecas amplamente usadas, alinhados aos slides de</w:t>
+      </w:r>
+      <w:r>
+        <w:t xml:space="preserve"> </w:t>
+      </w:r>
+      <w:r>
+        <w:rPr>
+          <w:rStyle w:val="VerbatimChar"/>
+        </w:rPr>
+        <w:t xml:space="preserve">3-Preprocessamento.pdf</w:t>
+      </w:r>
+      <w:r>
+        <w:t xml:space="preserve">.</w:t>
+      </w:r>
+      <w:r>
+        <w:br/>
+      </w:r>
+      <w:r>
+        <w:t xml:space="preserve">Cada chunk indica o</w:t>
+      </w:r>
+      <w:r>
+        <w:t xml:space="preserve"> </w:t>
+      </w:r>
+      <w:r>
+        <w:rPr>
+          <w:b/>
+          <w:bCs/>
+        </w:rPr>
+        <w:t xml:space="preserve">slide</w:t>
+      </w:r>
+      <w:r>
+        <w:t xml:space="preserve"> </w:t>
+      </w:r>
+      <w:r>
+        <w:t xml:space="preserve">correspondente.</w:t>
+      </w:r>
+    </w:p>
+    <w:bookmarkStart w:id="20" w:name="configuração"/>
+    <w:p>
+      <w:pPr>
+        <w:pStyle w:val="Heading2"/>
+      </w:pPr>
+      <w:r>
+        <w:t xml:space="preserve">Configuração</w:t>
       </w:r>
     </w:p>
     <w:p>
@@ -25,6 +68,366 @@
       </w:pPr>
       <w:r>
         <w:rPr>
+          <w:rStyle w:val="CommentTok"/>
+        </w:rPr>
+        <w:t xml:space="preserve"># Slides 1–3: panorama do pré-processamento</w:t>
+      </w:r>
+      <w:r>
+        <w:br/>
+      </w:r>
+      <w:r>
+        <w:rPr>
+          <w:rStyle w:val="NormalTok"/>
+        </w:rPr>
+        <w:t xml:space="preserve">require_pkg </w:t>
+      </w:r>
+      <w:r>
+        <w:rPr>
+          <w:rStyle w:val="OtherTok"/>
+        </w:rPr>
+        <w:t xml:space="preserve">&lt;-</w:t>
+      </w:r>
+      <w:r>
+        <w:rPr>
+          <w:rStyle w:val="NormalTok"/>
+        </w:rPr>
+        <w:t xml:space="preserve"> </w:t>
+      </w:r>
+      <w:r>
+        <w:rPr>
+          <w:rStyle w:val="ControlFlowTok"/>
+        </w:rPr>
+        <w:t xml:space="preserve">function</w:t>
+      </w:r>
+      <w:r>
+        <w:rPr>
+          <w:rStyle w:val="NormalTok"/>
+        </w:rPr>
+        <w:t xml:space="preserve">(pkg) {</w:t>
+      </w:r>
+      <w:r>
+        <w:br/>
+      </w:r>
+      <w:r>
+        <w:rPr>
+          <w:rStyle w:val="NormalTok"/>
+        </w:rPr>
+        <w:t xml:space="preserve">  </w:t>
+      </w:r>
+      <w:r>
+        <w:rPr>
+          <w:rStyle w:val="ControlFlowTok"/>
+        </w:rPr>
+        <w:t xml:space="preserve">if</w:t>
+      </w:r>
+      <w:r>
+        <w:rPr>
+          <w:rStyle w:val="NormalTok"/>
+        </w:rPr>
+        <w:t xml:space="preserve"> (</w:t>
+      </w:r>
+      <w:r>
+        <w:rPr>
+          <w:rStyle w:val="SpecialCharTok"/>
+        </w:rPr>
+        <w:t xml:space="preserve">!</w:t>
+      </w:r>
+      <w:r>
+        <w:rPr>
+          <w:rStyle w:val="FunctionTok"/>
+        </w:rPr>
+        <w:t xml:space="preserve">requireNamespace</w:t>
+      </w:r>
+      <w:r>
+        <w:rPr>
+          <w:rStyle w:val="NormalTok"/>
+        </w:rPr>
+        <w:t xml:space="preserve">(pkg, </w:t>
+      </w:r>
+      <w:r>
+        <w:rPr>
+          <w:rStyle w:val="AttributeTok"/>
+        </w:rPr>
+        <w:t xml:space="preserve">quietly =</w:t>
+      </w:r>
+      <w:r>
+        <w:rPr>
+          <w:rStyle w:val="NormalTok"/>
+        </w:rPr>
+        <w:t xml:space="preserve"> </w:t>
+      </w:r>
+      <w:r>
+        <w:rPr>
+          <w:rStyle w:val="ConstantTok"/>
+        </w:rPr>
+        <w:t xml:space="preserve">TRUE</w:t>
+      </w:r>
+      <w:r>
+        <w:rPr>
+          <w:rStyle w:val="NormalTok"/>
+        </w:rPr>
+        <w:t xml:space="preserve">)) {</w:t>
+      </w:r>
+      <w:r>
+        <w:br/>
+      </w:r>
+      <w:r>
+        <w:rPr>
+          <w:rStyle w:val="NormalTok"/>
+        </w:rPr>
+        <w:t xml:space="preserve">    </w:t>
+      </w:r>
+      <w:r>
+        <w:rPr>
+          <w:rStyle w:val="FunctionTok"/>
+        </w:rPr>
+        <w:t xml:space="preserve">stop</w:t>
+      </w:r>
+      <w:r>
+        <w:rPr>
+          <w:rStyle w:val="NormalTok"/>
+        </w:rPr>
+        <w:t xml:space="preserve">(</w:t>
+      </w:r>
+      <w:r>
+        <w:rPr>
+          <w:rStyle w:val="FunctionTok"/>
+        </w:rPr>
+        <w:t xml:space="preserve">sprintf</w:t>
+      </w:r>
+      <w:r>
+        <w:rPr>
+          <w:rStyle w:val="NormalTok"/>
+        </w:rPr>
+        <w:t xml:space="preserve">(</w:t>
+      </w:r>
+      <w:r>
+        <w:rPr>
+          <w:rStyle w:val="StringTok"/>
+        </w:rPr>
+        <w:t xml:space="preserve">"Pacote '%s' não instalado. Instale com install.packages('%s')."</w:t>
+      </w:r>
+      <w:r>
+        <w:rPr>
+          <w:rStyle w:val="NormalTok"/>
+        </w:rPr>
+        <w:t xml:space="preserve">, pkg, pkg))</w:t>
+      </w:r>
+      <w:r>
+        <w:br/>
+      </w:r>
+      <w:r>
+        <w:rPr>
+          <w:rStyle w:val="NormalTok"/>
+        </w:rPr>
+        <w:t xml:space="preserve">  }</w:t>
+      </w:r>
+      <w:r>
+        <w:br/>
+      </w:r>
+      <w:r>
+        <w:rPr>
+          <w:rStyle w:val="NormalTok"/>
+        </w:rPr>
+        <w:t xml:space="preserve">  </w:t>
+      </w:r>
+      <w:r>
+        <w:rPr>
+          <w:rStyle w:val="FunctionTok"/>
+        </w:rPr>
+        <w:t xml:space="preserve">invisible</w:t>
+      </w:r>
+      <w:r>
+        <w:rPr>
+          <w:rStyle w:val="NormalTok"/>
+        </w:rPr>
+        <w:t xml:space="preserve">(</w:t>
+      </w:r>
+      <w:r>
+        <w:rPr>
+          <w:rStyle w:val="ConstantTok"/>
+        </w:rPr>
+        <w:t xml:space="preserve">TRUE</w:t>
+      </w:r>
+      <w:r>
+        <w:rPr>
+          <w:rStyle w:val="NormalTok"/>
+        </w:rPr>
+        <w:t xml:space="preserve">)</w:t>
+      </w:r>
+      <w:r>
+        <w:br/>
+      </w:r>
+      <w:r>
+        <w:rPr>
+          <w:rStyle w:val="NormalTok"/>
+        </w:rPr>
+        <w:t xml:space="preserve">}</w:t>
+      </w:r>
+      <w:r>
+        <w:br/>
+      </w:r>
+      <w:r>
+        <w:br/>
+      </w:r>
+      <w:r>
+        <w:rPr>
+          <w:rStyle w:val="NormalTok"/>
+        </w:rPr>
+        <w:t xml:space="preserve">pkgs </w:t>
+      </w:r>
+      <w:r>
+        <w:rPr>
+          <w:rStyle w:val="OtherTok"/>
+        </w:rPr>
+        <w:t xml:space="preserve">&lt;-</w:t>
+      </w:r>
+      <w:r>
+        <w:rPr>
+          <w:rStyle w:val="NormalTok"/>
+        </w:rPr>
+        <w:t xml:space="preserve"> </w:t>
+      </w:r>
+      <w:r>
+        <w:rPr>
+          <w:rStyle w:val="FunctionTok"/>
+        </w:rPr>
+        <w:t xml:space="preserve">c</w:t>
+      </w:r>
+      <w:r>
+        <w:rPr>
+          <w:rStyle w:val="NormalTok"/>
+        </w:rPr>
+        <w:t xml:space="preserve">(</w:t>
+      </w:r>
+      <w:r>
+        <w:rPr>
+          <w:rStyle w:val="StringTok"/>
+        </w:rPr>
+        <w:t xml:space="preserve">"daltoolbox"</w:t>
+      </w:r>
+      <w:r>
+        <w:rPr>
+          <w:rStyle w:val="NormalTok"/>
+        </w:rPr>
+        <w:t xml:space="preserve">,</w:t>
+      </w:r>
+      <w:r>
+        <w:rPr>
+          <w:rStyle w:val="StringTok"/>
+        </w:rPr>
+        <w:t xml:space="preserve">"dplyr"</w:t>
+      </w:r>
+      <w:r>
+        <w:rPr>
+          <w:rStyle w:val="NormalTok"/>
+        </w:rPr>
+        <w:t xml:space="preserve">,</w:t>
+      </w:r>
+      <w:r>
+        <w:rPr>
+          <w:rStyle w:val="StringTok"/>
+        </w:rPr>
+        <w:t xml:space="preserve">"tidyr"</w:t>
+      </w:r>
+      <w:r>
+        <w:rPr>
+          <w:rStyle w:val="NormalTok"/>
+        </w:rPr>
+        <w:t xml:space="preserve">,</w:t>
+      </w:r>
+      <w:r>
+        <w:rPr>
+          <w:rStyle w:val="StringTok"/>
+        </w:rPr>
+        <w:t xml:space="preserve">"ggplot2"</w:t>
+      </w:r>
+      <w:r>
+        <w:rPr>
+          <w:rStyle w:val="NormalTok"/>
+        </w:rPr>
+        <w:t xml:space="preserve">,</w:t>
+      </w:r>
+      <w:r>
+        <w:rPr>
+          <w:rStyle w:val="StringTok"/>
+        </w:rPr>
+        <w:t xml:space="preserve">"caret"</w:t>
+      </w:r>
+      <w:r>
+        <w:rPr>
+          <w:rStyle w:val="NormalTok"/>
+        </w:rPr>
+        <w:t xml:space="preserve">,</w:t>
+      </w:r>
+      <w:r>
+        <w:rPr>
+          <w:rStyle w:val="StringTok"/>
+        </w:rPr>
+        <w:t xml:space="preserve">"scales"</w:t>
+      </w:r>
+      <w:r>
+        <w:rPr>
+          <w:rStyle w:val="NormalTok"/>
+        </w:rPr>
+        <w:t xml:space="preserve">)</w:t>
+      </w:r>
+      <w:r>
+        <w:br/>
+      </w:r>
+      <w:r>
+        <w:rPr>
+          <w:rStyle w:val="FunctionTok"/>
+        </w:rPr>
+        <w:t xml:space="preserve">invisible</w:t>
+      </w:r>
+      <w:r>
+        <w:rPr>
+          <w:rStyle w:val="NormalTok"/>
+        </w:rPr>
+        <w:t xml:space="preserve">(</w:t>
+      </w:r>
+      <w:r>
+        <w:rPr>
+          <w:rStyle w:val="FunctionTok"/>
+        </w:rPr>
+        <w:t xml:space="preserve">lapply</w:t>
+      </w:r>
+      <w:r>
+        <w:rPr>
+          <w:rStyle w:val="NormalTok"/>
+        </w:rPr>
+        <w:t xml:space="preserve">(pkgs, require_pkg))</w:t>
+      </w:r>
+      <w:r>
+        <w:br/>
+      </w:r>
+      <w:r>
+        <w:br/>
+      </w:r>
+      <w:r>
+        <w:rPr>
+          <w:rStyle w:val="FunctionTok"/>
+        </w:rPr>
+        <w:t xml:space="preserve">suppressPackageStartupMessages</w:t>
+      </w:r>
+      <w:r>
+        <w:rPr>
+          <w:rStyle w:val="NormalTok"/>
+        </w:rPr>
+        <w:t xml:space="preserve">({</w:t>
+      </w:r>
+      <w:r>
+        <w:br/>
+      </w:r>
+      <w:r>
+        <w:rPr>
+          <w:rStyle w:val="NormalTok"/>
+        </w:rPr>
+        <w:t xml:space="preserve">  </w:t>
+      </w:r>
+      <w:r>
+        <w:rPr>
           <w:rStyle w:val="FunctionTok"/>
         </w:rPr>
         <w:t xml:space="preserve">library</w:t>
@@ -40,6 +443,12 @@
       </w:r>
       <w:r>
         <w:rPr>
+          <w:rStyle w:val="NormalTok"/>
+        </w:rPr>
+        <w:t xml:space="preserve">  </w:t>
+      </w:r>
+      <w:r>
+        <w:rPr>
           <w:rStyle w:val="FunctionTok"/>
         </w:rPr>
         <w:t xml:space="preserve">library</w:t>
@@ -48,6 +457,48 @@
         <w:rPr>
           <w:rStyle w:val="NormalTok"/>
         </w:rPr>
+        <w:t xml:space="preserve">(dplyr)</w:t>
+      </w:r>
+      <w:r>
+        <w:br/>
+      </w:r>
+      <w:r>
+        <w:rPr>
+          <w:rStyle w:val="NormalTok"/>
+        </w:rPr>
+        <w:t xml:space="preserve">  </w:t>
+      </w:r>
+      <w:r>
+        <w:rPr>
+          <w:rStyle w:val="FunctionTok"/>
+        </w:rPr>
+        <w:t xml:space="preserve">library</w:t>
+      </w:r>
+      <w:r>
+        <w:rPr>
+          <w:rStyle w:val="NormalTok"/>
+        </w:rPr>
+        <w:t xml:space="preserve">(tidyr)</w:t>
+      </w:r>
+      <w:r>
+        <w:br/>
+      </w:r>
+      <w:r>
+        <w:rPr>
+          <w:rStyle w:val="NormalTok"/>
+        </w:rPr>
+        <w:t xml:space="preserve">  </w:t>
+      </w:r>
+      <w:r>
+        <w:rPr>
+          <w:rStyle w:val="FunctionTok"/>
+        </w:rPr>
+        <w:t xml:space="preserve">library</w:t>
+      </w:r>
+      <w:r>
+        <w:rPr>
+          <w:rStyle w:val="NormalTok"/>
+        </w:rPr>
         <w:t xml:space="preserve">(ggplot2)</w:t>
       </w:r>
       <w:r>
@@ -55,6 +506,12 @@
       </w:r>
       <w:r>
         <w:rPr>
+          <w:rStyle w:val="NormalTok"/>
+        </w:rPr>
+        <w:t xml:space="preserve">  </w:t>
+      </w:r>
+      <w:r>
+        <w:rPr>
           <w:rStyle w:val="FunctionTok"/>
         </w:rPr>
         <w:t xml:space="preserve">library</w:t>
@@ -63,24 +520,211 @@
         <w:rPr>
           <w:rStyle w:val="NormalTok"/>
         </w:rPr>
-        <w:t xml:space="preserve">(RColorBrewer)</w:t>
+        <w:t xml:space="preserve">(caret)</w:t>
+      </w:r>
+      <w:r>
+        <w:br/>
+      </w:r>
+      <w:r>
+        <w:rPr>
+          <w:rStyle w:val="NormalTok"/>
+        </w:rPr>
+        <w:t xml:space="preserve">  </w:t>
+      </w:r>
+      <w:r>
+        <w:rPr>
+          <w:rStyle w:val="FunctionTok"/>
+        </w:rPr>
+        <w:t xml:space="preserve">library</w:t>
+      </w:r>
+      <w:r>
+        <w:rPr>
+          <w:rStyle w:val="NormalTok"/>
+        </w:rPr>
+        <w:t xml:space="preserve">(scales)</w:t>
+      </w:r>
+      <w:r>
+        <w:br/>
+      </w:r>
+      <w:r>
+        <w:rPr>
+          <w:rStyle w:val="NormalTok"/>
+        </w:rPr>
+        <w:t xml:space="preserve">})</w:t>
       </w:r>
     </w:p>
-    <w:bookmarkStart w:id="20" w:name="iris-datasets"/>
+    <w:bookmarkEnd w:id="20"/>
+    <w:bookmarkStart w:id="24" w:name="limpeza-de-dados"/>
     <w:p>
       <w:pPr>
-        <w:pStyle w:val="Heading3"/>
-      </w:pPr>
-      <w:r>
-        <w:t xml:space="preserve">Iris datasets</w:t>
+        <w:pStyle w:val="Heading2"/>
+      </w:pPr>
+      <w:r>
+        <w:t xml:space="preserve">Limpeza de dados</w:t>
       </w:r>
     </w:p>
     <w:p>
       <w:pPr>
-        <w:pStyle w:val="FirstParagraph"/>
-      </w:pPr>
-      <w:r>
-        <w:t xml:space="preserve">The exploratory analysis is done using iris dataset.</w:t>
+        <w:pStyle w:val="SourceCode"/>
+      </w:pPr>
+      <w:r>
+        <w:rPr>
+          <w:rStyle w:val="CommentTok"/>
+        </w:rPr>
+        <w:t xml:space="preserve"># Slide 6: Como lidar com dados ausentes (remoção)</w:t>
+      </w:r>
+      <w:r>
+        <w:br/>
+      </w:r>
+      <w:r>
+        <w:rPr>
+          <w:rStyle w:val="NormalTok"/>
+        </w:rPr>
+        <w:t xml:space="preserve">iris </w:t>
+      </w:r>
+      <w:r>
+        <w:rPr>
+          <w:rStyle w:val="OtherTok"/>
+        </w:rPr>
+        <w:t xml:space="preserve">&lt;-</w:t>
+      </w:r>
+      <w:r>
+        <w:rPr>
+          <w:rStyle w:val="NormalTok"/>
+        </w:rPr>
+        <w:t xml:space="preserve"> datasets</w:t>
+      </w:r>
+      <w:r>
+        <w:rPr>
+          <w:rStyle w:val="SpecialCharTok"/>
+        </w:rPr>
+        <w:t xml:space="preserve">::</w:t>
+      </w:r>
+      <w:r>
+        <w:rPr>
+          <w:rStyle w:val="NormalTok"/>
+        </w:rPr>
+        <w:t xml:space="preserve">iris</w:t>
+      </w:r>
+      <w:r>
+        <w:br/>
+      </w:r>
+      <w:r>
+        <w:rPr>
+          <w:rStyle w:val="NormalTok"/>
+        </w:rPr>
+        <w:t xml:space="preserve">iris.na </w:t>
+      </w:r>
+      <w:r>
+        <w:rPr>
+          <w:rStyle w:val="OtherTok"/>
+        </w:rPr>
+        <w:t xml:space="preserve">&lt;-</w:t>
+      </w:r>
+      <w:r>
+        <w:rPr>
+          <w:rStyle w:val="NormalTok"/>
+        </w:rPr>
+        <w:t xml:space="preserve"> iris</w:t>
+      </w:r>
+      <w:r>
+        <w:br/>
+      </w:r>
+      <w:r>
+        <w:rPr>
+          <w:rStyle w:val="NormalTok"/>
+        </w:rPr>
+        <w:t xml:space="preserve">iris.na</w:t>
+      </w:r>
+      <w:r>
+        <w:rPr>
+          <w:rStyle w:val="SpecialCharTok"/>
+        </w:rPr>
+        <w:t xml:space="preserve">$</w:t>
+      </w:r>
+      <w:r>
+        <w:rPr>
+          <w:rStyle w:val="NormalTok"/>
+        </w:rPr>
+        <w:t xml:space="preserve">Sepal.Length[</w:t>
+      </w:r>
+      <w:r>
+        <w:rPr>
+          <w:rStyle w:val="DecValTok"/>
+        </w:rPr>
+        <w:t xml:space="preserve">2</w:t>
+      </w:r>
+      <w:r>
+        <w:rPr>
+          <w:rStyle w:val="NormalTok"/>
+        </w:rPr>
+        <w:t xml:space="preserve">] </w:t>
+      </w:r>
+      <w:r>
+        <w:rPr>
+          <w:rStyle w:val="OtherTok"/>
+        </w:rPr>
+        <w:t xml:space="preserve">&lt;-</w:t>
+      </w:r>
+      <w:r>
+        <w:rPr>
+          <w:rStyle w:val="NormalTok"/>
+        </w:rPr>
+        <w:t xml:space="preserve"> </w:t>
+      </w:r>
+      <w:r>
+        <w:rPr>
+          <w:rStyle w:val="ConstantTok"/>
+        </w:rPr>
+        <w:t xml:space="preserve">NA</w:t>
+      </w:r>
+      <w:r>
+        <w:br/>
+      </w:r>
+      <w:r>
+        <w:rPr>
+          <w:rStyle w:val="NormalTok"/>
+        </w:rPr>
+        <w:t xml:space="preserve">iris.na.omit </w:t>
+      </w:r>
+      <w:r>
+        <w:rPr>
+          <w:rStyle w:val="OtherTok"/>
+        </w:rPr>
+        <w:t xml:space="preserve">&lt;-</w:t>
+      </w:r>
+      <w:r>
+        <w:rPr>
+          <w:rStyle w:val="NormalTok"/>
+        </w:rPr>
+        <w:t xml:space="preserve"> </w:t>
+      </w:r>
+      <w:r>
+        <w:rPr>
+          <w:rStyle w:val="FunctionTok"/>
+        </w:rPr>
+        <w:t xml:space="preserve">na.omit</w:t>
+      </w:r>
+      <w:r>
+        <w:rPr>
+          <w:rStyle w:val="NormalTok"/>
+        </w:rPr>
+        <w:t xml:space="preserve">(iris.na)</w:t>
+      </w:r>
+      <w:r>
+        <w:br/>
+      </w:r>
+      <w:r>
+        <w:rPr>
+          <w:rStyle w:val="FunctionTok"/>
+        </w:rPr>
+        <w:t xml:space="preserve">head</w:t>
+      </w:r>
+      <w:r>
+        <w:rPr>
+          <w:rStyle w:val="NormalTok"/>
+        </w:rPr>
+        <w:t xml:space="preserve">(iris.na.omit)</w:t>
       </w:r>
     </w:p>
     <w:p>
@@ -89,9 +733,83 @@
       </w:pPr>
       <w:r>
         <w:rPr>
-          <w:rStyle w:val="NormalTok"/>
-        </w:rPr>
-        <w:t xml:space="preserve">colors </w:t>
+          <w:rStyle w:val="VerbatimChar"/>
+        </w:rPr>
+        <w:t xml:space="preserve">##   Sepal.Length Sepal.Width Petal.Length Petal.Width Species</w:t>
+      </w:r>
+      <w:r>
+        <w:br/>
+      </w:r>
+      <w:r>
+        <w:rPr>
+          <w:rStyle w:val="VerbatimChar"/>
+        </w:rPr>
+        <w:t xml:space="preserve">## 1          5.1         3.5          1.4         0.2  setosa</w:t>
+      </w:r>
+      <w:r>
+        <w:br/>
+      </w:r>
+      <w:r>
+        <w:rPr>
+          <w:rStyle w:val="VerbatimChar"/>
+        </w:rPr>
+        <w:t xml:space="preserve">## 3          4.7         3.2          1.3         0.2  setosa</w:t>
+      </w:r>
+      <w:r>
+        <w:br/>
+      </w:r>
+      <w:r>
+        <w:rPr>
+          <w:rStyle w:val="VerbatimChar"/>
+        </w:rPr>
+        <w:t xml:space="preserve">## 4          4.6         3.1          1.5         0.2  setosa</w:t>
+      </w:r>
+      <w:r>
+        <w:br/>
+      </w:r>
+      <w:r>
+        <w:rPr>
+          <w:rStyle w:val="VerbatimChar"/>
+        </w:rPr>
+        <w:t xml:space="preserve">## 5          5.0         3.6          1.4         0.2  setosa</w:t>
+      </w:r>
+      <w:r>
+        <w:br/>
+      </w:r>
+      <w:r>
+        <w:rPr>
+          <w:rStyle w:val="VerbatimChar"/>
+        </w:rPr>
+        <w:t xml:space="preserve">## 6          5.4         3.9          1.7         0.4  setosa</w:t>
+      </w:r>
+      <w:r>
+        <w:br/>
+      </w:r>
+      <w:r>
+        <w:rPr>
+          <w:rStyle w:val="VerbatimChar"/>
+        </w:rPr>
+        <w:t xml:space="preserve">## 7          4.6         3.4          1.4         0.3  setosa</w:t>
+      </w:r>
+    </w:p>
+    <w:p>
+      <w:pPr>
+        <w:pStyle w:val="SourceCode"/>
+      </w:pPr>
+      <w:r>
+        <w:rPr>
+          <w:rStyle w:val="CommentTok"/>
+        </w:rPr>
+        <w:t xml:space="preserve"># Slide 6: Imputação simples (média/mediana)</w:t>
+      </w:r>
+      <w:r>
+        <w:br/>
+      </w:r>
+      <w:r>
+        <w:rPr>
+          <w:rStyle w:val="NormalTok"/>
+        </w:rPr>
+        <w:t xml:space="preserve">iris_na </w:t>
       </w:r>
       <w:r>
         <w:rPr>
@@ -103,13 +821,34 @@
         <w:rPr>
           <w:rStyle w:val="NormalTok"/>
         </w:rPr>
-        <w:t xml:space="preserve"> </w:t>
-      </w:r>
-      <w:r>
-        <w:rPr>
-          <w:rStyle w:val="FunctionTok"/>
-        </w:rPr>
-        <w:t xml:space="preserve">brewer.pal</w:t>
+        <w:t xml:space="preserve"> iris</w:t>
+      </w:r>
+      <w:r>
+        <w:br/>
+      </w:r>
+      <w:r>
+        <w:rPr>
+          <w:rStyle w:val="NormalTok"/>
+        </w:rPr>
+        <w:t xml:space="preserve">iris_na</w:t>
+      </w:r>
+      <w:r>
+        <w:rPr>
+          <w:rStyle w:val="SpecialCharTok"/>
+        </w:rPr>
+        <w:t xml:space="preserve">$</w:t>
+      </w:r>
+      <w:r>
+        <w:rPr>
+          <w:rStyle w:val="NormalTok"/>
+        </w:rPr>
+        <w:t xml:space="preserve">Sepal.Length[</w:t>
+      </w:r>
+      <w:r>
+        <w:rPr>
+          <w:rStyle w:val="FunctionTok"/>
+        </w:rPr>
+        <w:t xml:space="preserve">c</w:t>
       </w:r>
       <w:r>
         <w:rPr>
@@ -121,7 +860,7 @@
         <w:rPr>
           <w:rStyle w:val="DecValTok"/>
         </w:rPr>
-        <w:t xml:space="preserve">4</w:t>
+        <w:t xml:space="preserve">2</w:t>
       </w:r>
       <w:r>
         <w:rPr>
@@ -131,9 +870,1161 @@
       </w:r>
       <w:r>
         <w:rPr>
+          <w:rStyle w:val="DecValTok"/>
+        </w:rPr>
+        <w:t xml:space="preserve">10</w:t>
+      </w:r>
+      <w:r>
+        <w:rPr>
+          <w:rStyle w:val="NormalTok"/>
+        </w:rPr>
+        <w:t xml:space="preserve">, </w:t>
+      </w:r>
+      <w:r>
+        <w:rPr>
+          <w:rStyle w:val="DecValTok"/>
+        </w:rPr>
+        <w:t xml:space="preserve">25</w:t>
+      </w:r>
+      <w:r>
+        <w:rPr>
+          <w:rStyle w:val="NormalTok"/>
+        </w:rPr>
+        <w:t xml:space="preserve">)] </w:t>
+      </w:r>
+      <w:r>
+        <w:rPr>
+          <w:rStyle w:val="OtherTok"/>
+        </w:rPr>
+        <w:t xml:space="preserve">&lt;-</w:t>
+      </w:r>
+      <w:r>
+        <w:rPr>
+          <w:rStyle w:val="NormalTok"/>
+        </w:rPr>
+        <w:t xml:space="preserve"> </w:t>
+      </w:r>
+      <w:r>
+        <w:rPr>
+          <w:rStyle w:val="ConstantTok"/>
+        </w:rPr>
+        <w:t xml:space="preserve">NA</w:t>
+      </w:r>
+      <w:r>
+        <w:br/>
+      </w:r>
+      <w:r>
+        <w:rPr>
+          <w:rStyle w:val="NormalTok"/>
+        </w:rPr>
+        <w:t xml:space="preserve">iris_imputed </w:t>
+      </w:r>
+      <w:r>
+        <w:rPr>
+          <w:rStyle w:val="OtherTok"/>
+        </w:rPr>
+        <w:t xml:space="preserve">&lt;-</w:t>
+      </w:r>
+      <w:r>
+        <w:rPr>
+          <w:rStyle w:val="NormalTok"/>
+        </w:rPr>
+        <w:t xml:space="preserve"> iris_na </w:t>
+      </w:r>
+      <w:r>
+        <w:rPr>
+          <w:rStyle w:val="SpecialCharTok"/>
+        </w:rPr>
+        <w:t xml:space="preserve">%&gt;%</w:t>
+      </w:r>
+      <w:r>
+        <w:br/>
+      </w:r>
+      <w:r>
+        <w:rPr>
+          <w:rStyle w:val="NormalTok"/>
+        </w:rPr>
+        <w:t xml:space="preserve">  </w:t>
+      </w:r>
+      <w:r>
+        <w:rPr>
+          <w:rStyle w:val="FunctionTok"/>
+        </w:rPr>
+        <w:t xml:space="preserve">mutate</w:t>
+      </w:r>
+      <w:r>
+        <w:rPr>
+          <w:rStyle w:val="NormalTok"/>
+        </w:rPr>
+        <w:t xml:space="preserve">(</w:t>
+      </w:r>
+      <w:r>
+        <w:br/>
+      </w:r>
+      <w:r>
+        <w:rPr>
+          <w:rStyle w:val="NormalTok"/>
+        </w:rPr>
+        <w:t xml:space="preserve">    </w:t>
+      </w:r>
+      <w:r>
+        <w:rPr>
+          <w:rStyle w:val="AttributeTok"/>
+        </w:rPr>
+        <w:t xml:space="preserve">Sepal.Length =</w:t>
+      </w:r>
+      <w:r>
+        <w:rPr>
+          <w:rStyle w:val="NormalTok"/>
+        </w:rPr>
+        <w:t xml:space="preserve"> </w:t>
+      </w:r>
+      <w:r>
+        <w:rPr>
+          <w:rStyle w:val="FunctionTok"/>
+        </w:rPr>
+        <w:t xml:space="preserve">if_else</w:t>
+      </w:r>
+      <w:r>
+        <w:rPr>
+          <w:rStyle w:val="NormalTok"/>
+        </w:rPr>
+        <w:t xml:space="preserve">(</w:t>
+      </w:r>
+      <w:r>
+        <w:br/>
+      </w:r>
+      <w:r>
+        <w:rPr>
+          <w:rStyle w:val="NormalTok"/>
+        </w:rPr>
+        <w:t xml:space="preserve">      </w:t>
+      </w:r>
+      <w:r>
+        <w:rPr>
+          <w:rStyle w:val="FunctionTok"/>
+        </w:rPr>
+        <w:t xml:space="preserve">is.na</w:t>
+      </w:r>
+      <w:r>
+        <w:rPr>
+          <w:rStyle w:val="NormalTok"/>
+        </w:rPr>
+        <w:t xml:space="preserve">(Sepal.Length),</w:t>
+      </w:r>
+      <w:r>
+        <w:br/>
+      </w:r>
+      <w:r>
+        <w:rPr>
+          <w:rStyle w:val="NormalTok"/>
+        </w:rPr>
+        <w:t xml:space="preserve">      </w:t>
+      </w:r>
+      <w:r>
+        <w:rPr>
+          <w:rStyle w:val="FunctionTok"/>
+        </w:rPr>
+        <w:t xml:space="preserve">median</w:t>
+      </w:r>
+      <w:r>
+        <w:rPr>
+          <w:rStyle w:val="NormalTok"/>
+        </w:rPr>
+        <w:t xml:space="preserve">(Sepal.Length, </w:t>
+      </w:r>
+      <w:r>
+        <w:rPr>
+          <w:rStyle w:val="AttributeTok"/>
+        </w:rPr>
+        <w:t xml:space="preserve">na.rm =</w:t>
+      </w:r>
+      <w:r>
+        <w:rPr>
+          <w:rStyle w:val="NormalTok"/>
+        </w:rPr>
+        <w:t xml:space="preserve"> </w:t>
+      </w:r>
+      <w:r>
+        <w:rPr>
+          <w:rStyle w:val="ConstantTok"/>
+        </w:rPr>
+        <w:t xml:space="preserve">TRUE</w:t>
+      </w:r>
+      <w:r>
+        <w:rPr>
+          <w:rStyle w:val="NormalTok"/>
+        </w:rPr>
+        <w:t xml:space="preserve">),</w:t>
+      </w:r>
+      <w:r>
+        <w:br/>
+      </w:r>
+      <w:r>
+        <w:rPr>
+          <w:rStyle w:val="NormalTok"/>
+        </w:rPr>
+        <w:t xml:space="preserve">      Sepal.Length</w:t>
+      </w:r>
+      <w:r>
+        <w:br/>
+      </w:r>
+      <w:r>
+        <w:rPr>
+          <w:rStyle w:val="NormalTok"/>
+        </w:rPr>
+        <w:t xml:space="preserve">    )</w:t>
+      </w:r>
+      <w:r>
+        <w:br/>
+      </w:r>
+      <w:r>
+        <w:rPr>
+          <w:rStyle w:val="NormalTok"/>
+        </w:rPr>
+        <w:t xml:space="preserve">  )</w:t>
+      </w:r>
+      <w:r>
+        <w:br/>
+      </w:r>
+      <w:r>
+        <w:rPr>
+          <w:rStyle w:val="FunctionTok"/>
+        </w:rPr>
+        <w:t xml:space="preserve">summary</w:t>
+      </w:r>
+      <w:r>
+        <w:rPr>
+          <w:rStyle w:val="NormalTok"/>
+        </w:rPr>
+        <w:t xml:space="preserve">(iris_imputed</w:t>
+      </w:r>
+      <w:r>
+        <w:rPr>
+          <w:rStyle w:val="SpecialCharTok"/>
+        </w:rPr>
+        <w:t xml:space="preserve">$</w:t>
+      </w:r>
+      <w:r>
+        <w:rPr>
+          <w:rStyle w:val="NormalTok"/>
+        </w:rPr>
+        <w:t xml:space="preserve">Sepal.Length)</w:t>
+      </w:r>
+    </w:p>
+    <w:p>
+      <w:pPr>
+        <w:pStyle w:val="SourceCode"/>
+      </w:pPr>
+      <w:r>
+        <w:rPr>
+          <w:rStyle w:val="VerbatimChar"/>
+        </w:rPr>
+        <w:t xml:space="preserve">##    Min. 1st Qu.  Median    Mean 3rd Qu.    Max. </w:t>
+      </w:r>
+      <w:r>
+        <w:br/>
+      </w:r>
+      <w:r>
+        <w:rPr>
+          <w:rStyle w:val="VerbatimChar"/>
+        </w:rPr>
+        <w:t xml:space="preserve">##   4.300   5.125   5.800   5.862   6.400   7.900</w:t>
+      </w:r>
+    </w:p>
+    <w:p>
+      <w:pPr>
+        <w:pStyle w:val="SourceCode"/>
+      </w:pPr>
+      <w:r>
+        <w:rPr>
+          <w:rStyle w:val="CommentTok"/>
+        </w:rPr>
+        <w:t xml:space="preserve"># Slide 10: Remoção de outliers (boxplot)</w:t>
+      </w:r>
+      <w:r>
+        <w:br/>
+      </w:r>
+      <w:r>
+        <w:rPr>
+          <w:rStyle w:val="NormalTok"/>
+        </w:rPr>
+        <w:t xml:space="preserve">out_obj </w:t>
+      </w:r>
+      <w:r>
+        <w:rPr>
+          <w:rStyle w:val="OtherTok"/>
+        </w:rPr>
+        <w:t xml:space="preserve">&lt;-</w:t>
+      </w:r>
+      <w:r>
+        <w:rPr>
+          <w:rStyle w:val="NormalTok"/>
+        </w:rPr>
+        <w:t xml:space="preserve"> </w:t>
+      </w:r>
+      <w:r>
+        <w:rPr>
+          <w:rStyle w:val="FunctionTok"/>
+        </w:rPr>
+        <w:t xml:space="preserve">outliers_boxplot</w:t>
+      </w:r>
+      <w:r>
+        <w:rPr>
+          <w:rStyle w:val="NormalTok"/>
+        </w:rPr>
+        <w:t xml:space="preserve">()</w:t>
+      </w:r>
+      <w:r>
+        <w:br/>
+      </w:r>
+      <w:r>
+        <w:rPr>
+          <w:rStyle w:val="NormalTok"/>
+        </w:rPr>
+        <w:t xml:space="preserve">out_obj </w:t>
+      </w:r>
+      <w:r>
+        <w:rPr>
+          <w:rStyle w:val="OtherTok"/>
+        </w:rPr>
+        <w:t xml:space="preserve">&lt;-</w:t>
+      </w:r>
+      <w:r>
+        <w:rPr>
+          <w:rStyle w:val="NormalTok"/>
+        </w:rPr>
+        <w:t xml:space="preserve"> </w:t>
+      </w:r>
+      <w:r>
+        <w:rPr>
+          <w:rStyle w:val="FunctionTok"/>
+        </w:rPr>
+        <w:t xml:space="preserve">fit</w:t>
+      </w:r>
+      <w:r>
+        <w:rPr>
+          <w:rStyle w:val="NormalTok"/>
+        </w:rPr>
+        <w:t xml:space="preserve">(out_obj, iris)</w:t>
+      </w:r>
+      <w:r>
+        <w:br/>
+      </w:r>
+      <w:r>
+        <w:rPr>
+          <w:rStyle w:val="NormalTok"/>
+        </w:rPr>
+        <w:t xml:space="preserve">iris.clean </w:t>
+      </w:r>
+      <w:r>
+        <w:rPr>
+          <w:rStyle w:val="OtherTok"/>
+        </w:rPr>
+        <w:t xml:space="preserve">&lt;-</w:t>
+      </w:r>
+      <w:r>
+        <w:rPr>
+          <w:rStyle w:val="NormalTok"/>
+        </w:rPr>
+        <w:t xml:space="preserve"> </w:t>
+      </w:r>
+      <w:r>
+        <w:rPr>
+          <w:rStyle w:val="FunctionTok"/>
+        </w:rPr>
+        <w:t xml:space="preserve">transform</w:t>
+      </w:r>
+      <w:r>
+        <w:rPr>
+          <w:rStyle w:val="NormalTok"/>
+        </w:rPr>
+        <w:t xml:space="preserve">(out_obj, iris)</w:t>
+      </w:r>
+      <w:r>
+        <w:br/>
+      </w:r>
+      <w:r>
+        <w:rPr>
+          <w:rStyle w:val="FunctionTok"/>
+        </w:rPr>
+        <w:t xml:space="preserve">head</w:t>
+      </w:r>
+      <w:r>
+        <w:rPr>
+          <w:rStyle w:val="NormalTok"/>
+        </w:rPr>
+        <w:t xml:space="preserve">(iris.clean)</w:t>
+      </w:r>
+    </w:p>
+    <w:p>
+      <w:pPr>
+        <w:pStyle w:val="SourceCode"/>
+      </w:pPr>
+      <w:r>
+        <w:rPr>
+          <w:rStyle w:val="VerbatimChar"/>
+        </w:rPr>
+        <w:t xml:space="preserve">##   Sepal.Length Sepal.Width Petal.Length Petal.Width Species</w:t>
+      </w:r>
+      <w:r>
+        <w:br/>
+      </w:r>
+      <w:r>
+        <w:rPr>
+          <w:rStyle w:val="VerbatimChar"/>
+        </w:rPr>
+        <w:t xml:space="preserve">## 1          5.1         3.5          1.4         0.2  setosa</w:t>
+      </w:r>
+      <w:r>
+        <w:br/>
+      </w:r>
+      <w:r>
+        <w:rPr>
+          <w:rStyle w:val="VerbatimChar"/>
+        </w:rPr>
+        <w:t xml:space="preserve">## 2          4.9         3.0          1.4         0.2  setosa</w:t>
+      </w:r>
+      <w:r>
+        <w:br/>
+      </w:r>
+      <w:r>
+        <w:rPr>
+          <w:rStyle w:val="VerbatimChar"/>
+        </w:rPr>
+        <w:t xml:space="preserve">## 3          4.7         3.2          1.3         0.2  setosa</w:t>
+      </w:r>
+      <w:r>
+        <w:br/>
+      </w:r>
+      <w:r>
+        <w:rPr>
+          <w:rStyle w:val="VerbatimChar"/>
+        </w:rPr>
+        <w:t xml:space="preserve">## 4          4.6         3.1          1.5         0.2  setosa</w:t>
+      </w:r>
+      <w:r>
+        <w:br/>
+      </w:r>
+      <w:r>
+        <w:rPr>
+          <w:rStyle w:val="VerbatimChar"/>
+        </w:rPr>
+        <w:t xml:space="preserve">## 5          5.0         3.6          1.4         0.2  setosa</w:t>
+      </w:r>
+      <w:r>
+        <w:br/>
+      </w:r>
+      <w:r>
+        <w:rPr>
+          <w:rStyle w:val="VerbatimChar"/>
+        </w:rPr>
+        <w:t xml:space="preserve">## 6          5.4         3.9          1.7         0.4  setosa</w:t>
+      </w:r>
+    </w:p>
+    <w:p>
+      <w:pPr>
+        <w:pStyle w:val="SourceCode"/>
+      </w:pPr>
+      <w:r>
+        <w:rPr>
+          <w:rStyle w:val="CommentTok"/>
+        </w:rPr>
+        <w:t xml:space="preserve"># Slide 8–10: Remoção de outliers (regra 3σ)</w:t>
+      </w:r>
+      <w:r>
+        <w:br/>
+      </w:r>
+      <w:r>
+        <w:rPr>
+          <w:rStyle w:val="NormalTok"/>
+        </w:rPr>
+        <w:t xml:space="preserve">out_obj </w:t>
+      </w:r>
+      <w:r>
+        <w:rPr>
+          <w:rStyle w:val="OtherTok"/>
+        </w:rPr>
+        <w:t xml:space="preserve">&lt;-</w:t>
+      </w:r>
+      <w:r>
+        <w:rPr>
+          <w:rStyle w:val="NormalTok"/>
+        </w:rPr>
+        <w:t xml:space="preserve"> </w:t>
+      </w:r>
+      <w:r>
+        <w:rPr>
+          <w:rStyle w:val="FunctionTok"/>
+        </w:rPr>
+        <w:t xml:space="preserve">outliers_gaussian</w:t>
+      </w:r>
+      <w:r>
+        <w:rPr>
+          <w:rStyle w:val="NormalTok"/>
+        </w:rPr>
+        <w:t xml:space="preserve">()</w:t>
+      </w:r>
+      <w:r>
+        <w:br/>
+      </w:r>
+      <w:r>
+        <w:rPr>
+          <w:rStyle w:val="NormalTok"/>
+        </w:rPr>
+        <w:t xml:space="preserve">out_obj </w:t>
+      </w:r>
+      <w:r>
+        <w:rPr>
+          <w:rStyle w:val="OtherTok"/>
+        </w:rPr>
+        <w:t xml:space="preserve">&lt;-</w:t>
+      </w:r>
+      <w:r>
+        <w:rPr>
+          <w:rStyle w:val="NormalTok"/>
+        </w:rPr>
+        <w:t xml:space="preserve"> </w:t>
+      </w:r>
+      <w:r>
+        <w:rPr>
+          <w:rStyle w:val="FunctionTok"/>
+        </w:rPr>
+        <w:t xml:space="preserve">fit</w:t>
+      </w:r>
+      <w:r>
+        <w:rPr>
+          <w:rStyle w:val="NormalTok"/>
+        </w:rPr>
+        <w:t xml:space="preserve">(out_obj, iris)</w:t>
+      </w:r>
+      <w:r>
+        <w:br/>
+      </w:r>
+      <w:r>
+        <w:rPr>
+          <w:rStyle w:val="NormalTok"/>
+        </w:rPr>
+        <w:t xml:space="preserve">iris.clean </w:t>
+      </w:r>
+      <w:r>
+        <w:rPr>
+          <w:rStyle w:val="OtherTok"/>
+        </w:rPr>
+        <w:t xml:space="preserve">&lt;-</w:t>
+      </w:r>
+      <w:r>
+        <w:rPr>
+          <w:rStyle w:val="NormalTok"/>
+        </w:rPr>
+        <w:t xml:space="preserve"> </w:t>
+      </w:r>
+      <w:r>
+        <w:rPr>
+          <w:rStyle w:val="FunctionTok"/>
+        </w:rPr>
+        <w:t xml:space="preserve">transform</w:t>
+      </w:r>
+      <w:r>
+        <w:rPr>
+          <w:rStyle w:val="NormalTok"/>
+        </w:rPr>
+        <w:t xml:space="preserve">(out_obj, iris)</w:t>
+      </w:r>
+      <w:r>
+        <w:br/>
+      </w:r>
+      <w:r>
+        <w:rPr>
+          <w:rStyle w:val="FunctionTok"/>
+        </w:rPr>
+        <w:t xml:space="preserve">head</w:t>
+      </w:r>
+      <w:r>
+        <w:rPr>
+          <w:rStyle w:val="NormalTok"/>
+        </w:rPr>
+        <w:t xml:space="preserve">(iris.clean)</w:t>
+      </w:r>
+    </w:p>
+    <w:p>
+      <w:pPr>
+        <w:pStyle w:val="SourceCode"/>
+      </w:pPr>
+      <w:r>
+        <w:rPr>
+          <w:rStyle w:val="VerbatimChar"/>
+        </w:rPr>
+        <w:t xml:space="preserve">##   Sepal.Length Sepal.Width Petal.Length Petal.Width Species</w:t>
+      </w:r>
+      <w:r>
+        <w:br/>
+      </w:r>
+      <w:r>
+        <w:rPr>
+          <w:rStyle w:val="VerbatimChar"/>
+        </w:rPr>
+        <w:t xml:space="preserve">## 1          5.1         3.5          1.4         0.2  setosa</w:t>
+      </w:r>
+      <w:r>
+        <w:br/>
+      </w:r>
+      <w:r>
+        <w:rPr>
+          <w:rStyle w:val="VerbatimChar"/>
+        </w:rPr>
+        <w:t xml:space="preserve">## 2          4.9         3.0          1.4         0.2  setosa</w:t>
+      </w:r>
+      <w:r>
+        <w:br/>
+      </w:r>
+      <w:r>
+        <w:rPr>
+          <w:rStyle w:val="VerbatimChar"/>
+        </w:rPr>
+        <w:t xml:space="preserve">## 3          4.7         3.2          1.3         0.2  setosa</w:t>
+      </w:r>
+      <w:r>
+        <w:br/>
+      </w:r>
+      <w:r>
+        <w:rPr>
+          <w:rStyle w:val="VerbatimChar"/>
+        </w:rPr>
+        <w:t xml:space="preserve">## 4          4.6         3.1          1.5         0.2  setosa</w:t>
+      </w:r>
+      <w:r>
+        <w:br/>
+      </w:r>
+      <w:r>
+        <w:rPr>
+          <w:rStyle w:val="VerbatimChar"/>
+        </w:rPr>
+        <w:t xml:space="preserve">## 5          5.0         3.6          1.4         0.2  setosa</w:t>
+      </w:r>
+      <w:r>
+        <w:br/>
+      </w:r>
+      <w:r>
+        <w:rPr>
+          <w:rStyle w:val="VerbatimChar"/>
+        </w:rPr>
+        <w:t xml:space="preserve">## 6          5.4         3.9          1.7         0.4  setosa</w:t>
+      </w:r>
+    </w:p>
+    <w:p>
+      <w:pPr>
+        <w:pStyle w:val="SourceCode"/>
+      </w:pPr>
+      <w:r>
+        <w:rPr>
+          <w:rStyle w:val="CommentTok"/>
+        </w:rPr>
+        <w:t xml:space="preserve"># Slide 8: Suavização por regressão (LOESS)</w:t>
+      </w:r>
+      <w:r>
+        <w:br/>
+      </w:r>
+      <w:r>
+        <w:rPr>
+          <w:rStyle w:val="FunctionTok"/>
+        </w:rPr>
+        <w:t xml:space="preserve">set.seed</w:t>
+      </w:r>
+      <w:r>
+        <w:rPr>
+          <w:rStyle w:val="NormalTok"/>
+        </w:rPr>
+        <w:t xml:space="preserve">(</w:t>
+      </w:r>
+      <w:r>
+        <w:rPr>
+          <w:rStyle w:val="DecValTok"/>
+        </w:rPr>
+        <w:t xml:space="preserve">123</w:t>
+      </w:r>
+      <w:r>
+        <w:rPr>
+          <w:rStyle w:val="NormalTok"/>
+        </w:rPr>
+        <w:t xml:space="preserve">)</w:t>
+      </w:r>
+      <w:r>
+        <w:br/>
+      </w:r>
+      <w:r>
+        <w:rPr>
+          <w:rStyle w:val="NormalTok"/>
+        </w:rPr>
+        <w:t xml:space="preserve">x </w:t>
+      </w:r>
+      <w:r>
+        <w:rPr>
+          <w:rStyle w:val="OtherTok"/>
+        </w:rPr>
+        <w:t xml:space="preserve">&lt;-</w:t>
+      </w:r>
+      <w:r>
+        <w:rPr>
+          <w:rStyle w:val="NormalTok"/>
+        </w:rPr>
+        <w:t xml:space="preserve"> </w:t>
+      </w:r>
+      <w:r>
+        <w:rPr>
+          <w:rStyle w:val="FunctionTok"/>
+        </w:rPr>
+        <w:t xml:space="preserve">seq</w:t>
+      </w:r>
+      <w:r>
+        <w:rPr>
+          <w:rStyle w:val="NormalTok"/>
+        </w:rPr>
+        <w:t xml:space="preserve">(</w:t>
+      </w:r>
+      <w:r>
+        <w:rPr>
+          <w:rStyle w:val="DecValTok"/>
+        </w:rPr>
+        <w:t xml:space="preserve">1</w:t>
+      </w:r>
+      <w:r>
+        <w:rPr>
+          <w:rStyle w:val="NormalTok"/>
+        </w:rPr>
+        <w:t xml:space="preserve">, </w:t>
+      </w:r>
+      <w:r>
+        <w:rPr>
+          <w:rStyle w:val="DecValTok"/>
+        </w:rPr>
+        <w:t xml:space="preserve">100</w:t>
+      </w:r>
+      <w:r>
+        <w:rPr>
+          <w:rStyle w:val="NormalTok"/>
+        </w:rPr>
+        <w:t xml:space="preserve">)</w:t>
+      </w:r>
+      <w:r>
+        <w:br/>
+      </w:r>
+      <w:r>
+        <w:rPr>
+          <w:rStyle w:val="NormalTok"/>
+        </w:rPr>
+        <w:t xml:space="preserve">y </w:t>
+      </w:r>
+      <w:r>
+        <w:rPr>
+          <w:rStyle w:val="OtherTok"/>
+        </w:rPr>
+        <w:t xml:space="preserve">&lt;-</w:t>
+      </w:r>
+      <w:r>
+        <w:rPr>
+          <w:rStyle w:val="NormalTok"/>
+        </w:rPr>
+        <w:t xml:space="preserve"> </w:t>
+      </w:r>
+      <w:r>
+        <w:rPr>
+          <w:rStyle w:val="FunctionTok"/>
+        </w:rPr>
+        <w:t xml:space="preserve">sin</w:t>
+      </w:r>
+      <w:r>
+        <w:rPr>
+          <w:rStyle w:val="NormalTok"/>
+        </w:rPr>
+        <w:t xml:space="preserve">(x </w:t>
+      </w:r>
+      <w:r>
+        <w:rPr>
+          <w:rStyle w:val="SpecialCharTok"/>
+        </w:rPr>
+        <w:t xml:space="preserve">/</w:t>
+      </w:r>
+      <w:r>
+        <w:rPr>
+          <w:rStyle w:val="NormalTok"/>
+        </w:rPr>
+        <w:t xml:space="preserve"> </w:t>
+      </w:r>
+      <w:r>
+        <w:rPr>
+          <w:rStyle w:val="DecValTok"/>
+        </w:rPr>
+        <w:t xml:space="preserve">10</w:t>
+      </w:r>
+      <w:r>
+        <w:rPr>
+          <w:rStyle w:val="NormalTok"/>
+        </w:rPr>
+        <w:t xml:space="preserve">) </w:t>
+      </w:r>
+      <w:r>
+        <w:rPr>
+          <w:rStyle w:val="SpecialCharTok"/>
+        </w:rPr>
+        <w:t xml:space="preserve">+</w:t>
+      </w:r>
+      <w:r>
+        <w:rPr>
+          <w:rStyle w:val="NormalTok"/>
+        </w:rPr>
+        <w:t xml:space="preserve"> </w:t>
+      </w:r>
+      <w:r>
+        <w:rPr>
+          <w:rStyle w:val="FunctionTok"/>
+        </w:rPr>
+        <w:t xml:space="preserve">rnorm</w:t>
+      </w:r>
+      <w:r>
+        <w:rPr>
+          <w:rStyle w:val="NormalTok"/>
+        </w:rPr>
+        <w:t xml:space="preserve">(</w:t>
+      </w:r>
+      <w:r>
+        <w:rPr>
+          <w:rStyle w:val="DecValTok"/>
+        </w:rPr>
+        <w:t xml:space="preserve">100</w:t>
+      </w:r>
+      <w:r>
+        <w:rPr>
+          <w:rStyle w:val="NormalTok"/>
+        </w:rPr>
+        <w:t xml:space="preserve">, </w:t>
+      </w:r>
+      <w:r>
+        <w:rPr>
+          <w:rStyle w:val="AttributeTok"/>
+        </w:rPr>
+        <w:t xml:space="preserve">sd =</w:t>
+      </w:r>
+      <w:r>
+        <w:rPr>
+          <w:rStyle w:val="NormalTok"/>
+        </w:rPr>
+        <w:t xml:space="preserve"> </w:t>
+      </w:r>
+      <w:r>
+        <w:rPr>
+          <w:rStyle w:val="FloatTok"/>
+        </w:rPr>
+        <w:t xml:space="preserve">0.2</w:t>
+      </w:r>
+      <w:r>
+        <w:rPr>
+          <w:rStyle w:val="NormalTok"/>
+        </w:rPr>
+        <w:t xml:space="preserve">)</w:t>
+      </w:r>
+      <w:r>
+        <w:br/>
+      </w:r>
+      <w:r>
+        <w:rPr>
+          <w:rStyle w:val="NormalTok"/>
+        </w:rPr>
+        <w:t xml:space="preserve">dat </w:t>
+      </w:r>
+      <w:r>
+        <w:rPr>
+          <w:rStyle w:val="OtherTok"/>
+        </w:rPr>
+        <w:t xml:space="preserve">&lt;-</w:t>
+      </w:r>
+      <w:r>
+        <w:rPr>
+          <w:rStyle w:val="NormalTok"/>
+        </w:rPr>
+        <w:t xml:space="preserve"> </w:t>
+      </w:r>
+      <w:r>
+        <w:rPr>
+          <w:rStyle w:val="FunctionTok"/>
+        </w:rPr>
+        <w:t xml:space="preserve">data.frame</w:t>
+      </w:r>
+      <w:r>
+        <w:rPr>
+          <w:rStyle w:val="NormalTok"/>
+        </w:rPr>
+        <w:t xml:space="preserve">(x, y)</w:t>
+      </w:r>
+      <w:r>
+        <w:br/>
+      </w:r>
+      <w:r>
+        <w:rPr>
+          <w:rStyle w:val="FunctionTok"/>
+        </w:rPr>
+        <w:t xml:space="preserve">ggplot</w:t>
+      </w:r>
+      <w:r>
+        <w:rPr>
+          <w:rStyle w:val="NormalTok"/>
+        </w:rPr>
+        <w:t xml:space="preserve">(dat, </w:t>
+      </w:r>
+      <w:r>
+        <w:rPr>
+          <w:rStyle w:val="FunctionTok"/>
+        </w:rPr>
+        <w:t xml:space="preserve">aes</w:t>
+      </w:r>
+      <w:r>
+        <w:rPr>
+          <w:rStyle w:val="NormalTok"/>
+        </w:rPr>
+        <w:t xml:space="preserve">(x, y)) </w:t>
+      </w:r>
+      <w:r>
+        <w:rPr>
+          <w:rStyle w:val="SpecialCharTok"/>
+        </w:rPr>
+        <w:t xml:space="preserve">+</w:t>
+      </w:r>
+      <w:r>
+        <w:br/>
+      </w:r>
+      <w:r>
+        <w:rPr>
+          <w:rStyle w:val="NormalTok"/>
+        </w:rPr>
+        <w:t xml:space="preserve">  </w:t>
+      </w:r>
+      <w:r>
+        <w:rPr>
+          <w:rStyle w:val="FunctionTok"/>
+        </w:rPr>
+        <w:t xml:space="preserve">geom_point</w:t>
+      </w:r>
+      <w:r>
+        <w:rPr>
+          <w:rStyle w:val="NormalTok"/>
+        </w:rPr>
+        <w:t xml:space="preserve">(</w:t>
+      </w:r>
+      <w:r>
+        <w:rPr>
+          <w:rStyle w:val="AttributeTok"/>
+        </w:rPr>
+        <w:t xml:space="preserve">alpha =</w:t>
+      </w:r>
+      <w:r>
+        <w:rPr>
+          <w:rStyle w:val="NormalTok"/>
+        </w:rPr>
+        <w:t xml:space="preserve"> </w:t>
+      </w:r>
+      <w:r>
+        <w:rPr>
+          <w:rStyle w:val="FloatTok"/>
+        </w:rPr>
+        <w:t xml:space="preserve">0.5</w:t>
+      </w:r>
+      <w:r>
+        <w:rPr>
+          <w:rStyle w:val="NormalTok"/>
+        </w:rPr>
+        <w:t xml:space="preserve">) </w:t>
+      </w:r>
+      <w:r>
+        <w:rPr>
+          <w:rStyle w:val="SpecialCharTok"/>
+        </w:rPr>
+        <w:t xml:space="preserve">+</w:t>
+      </w:r>
+      <w:r>
+        <w:br/>
+      </w:r>
+      <w:r>
+        <w:rPr>
+          <w:rStyle w:val="NormalTok"/>
+        </w:rPr>
+        <w:t xml:space="preserve">  </w:t>
+      </w:r>
+      <w:r>
+        <w:rPr>
+          <w:rStyle w:val="FunctionTok"/>
+        </w:rPr>
+        <w:t xml:space="preserve">geom_smooth</w:t>
+      </w:r>
+      <w:r>
+        <w:rPr>
+          <w:rStyle w:val="NormalTok"/>
+        </w:rPr>
+        <w:t xml:space="preserve">(</w:t>
+      </w:r>
+      <w:r>
+        <w:rPr>
+          <w:rStyle w:val="AttributeTok"/>
+        </w:rPr>
+        <w:t xml:space="preserve">method =</w:t>
+      </w:r>
+      <w:r>
+        <w:rPr>
+          <w:rStyle w:val="NormalTok"/>
+        </w:rPr>
+        <w:t xml:space="preserve"> </w:t>
+      </w:r>
+      <w:r>
+        <w:rPr>
           <w:rStyle w:val="StringTok"/>
         </w:rPr>
-        <w:t xml:space="preserve">'Set1'</w:t>
+        <w:t xml:space="preserve">"loess"</w:t>
+      </w:r>
+      <w:r>
+        <w:rPr>
+          <w:rStyle w:val="NormalTok"/>
+        </w:rPr>
+        <w:t xml:space="preserve">, </w:t>
+      </w:r>
+      <w:r>
+        <w:rPr>
+          <w:rStyle w:val="AttributeTok"/>
+        </w:rPr>
+        <w:t xml:space="preserve">se =</w:t>
+      </w:r>
+      <w:r>
+        <w:rPr>
+          <w:rStyle w:val="NormalTok"/>
+        </w:rPr>
+        <w:t xml:space="preserve"> </w:t>
+      </w:r>
+      <w:r>
+        <w:rPr>
+          <w:rStyle w:val="ConstantTok"/>
+        </w:rPr>
+        <w:t xml:space="preserve">FALSE</w:t>
+      </w:r>
+      <w:r>
+        <w:rPr>
+          <w:rStyle w:val="NormalTok"/>
+        </w:rPr>
+        <w:t xml:space="preserve">, </w:t>
+      </w:r>
+      <w:r>
+        <w:rPr>
+          <w:rStyle w:val="AttributeTok"/>
+        </w:rPr>
+        <w:t xml:space="preserve">color =</w:t>
+      </w:r>
+      <w:r>
+        <w:rPr>
+          <w:rStyle w:val="NormalTok"/>
+        </w:rPr>
+        <w:t xml:space="preserve"> </w:t>
+      </w:r>
+      <w:r>
+        <w:rPr>
+          <w:rStyle w:val="StringTok"/>
+        </w:rPr>
+        <w:t xml:space="preserve">"red"</w:t>
+      </w:r>
+      <w:r>
+        <w:rPr>
+          <w:rStyle w:val="NormalTok"/>
+        </w:rPr>
+        <w:t xml:space="preserve">) </w:t>
+      </w:r>
+      <w:r>
+        <w:rPr>
+          <w:rStyle w:val="SpecialCharTok"/>
+        </w:rPr>
+        <w:t xml:space="preserve">+</w:t>
+      </w:r>
+      <w:r>
+        <w:br/>
+      </w:r>
+      <w:r>
+        <w:rPr>
+          <w:rStyle w:val="NormalTok"/>
+        </w:rPr>
+        <w:t xml:space="preserve">  </w:t>
+      </w:r>
+      <w:r>
+        <w:rPr>
+          <w:rStyle w:val="FunctionTok"/>
+        </w:rPr>
+        <w:t xml:space="preserve">labs</w:t>
+      </w:r>
+      <w:r>
+        <w:rPr>
+          <w:rStyle w:val="NormalTok"/>
+        </w:rPr>
+        <w:t xml:space="preserve">(</w:t>
+      </w:r>
+      <w:r>
+        <w:rPr>
+          <w:rStyle w:val="AttributeTok"/>
+        </w:rPr>
+        <w:t xml:space="preserve">title =</w:t>
+      </w:r>
+      <w:r>
+        <w:rPr>
+          <w:rStyle w:val="NormalTok"/>
+        </w:rPr>
+        <w:t xml:space="preserve"> </w:t>
+      </w:r>
+      <w:r>
+        <w:rPr>
+          <w:rStyle w:val="StringTok"/>
+        </w:rPr>
+        <w:t xml:space="preserve">"Suavização LOESS"</w:t>
+      </w:r>
+      <w:r>
+        <w:rPr>
+          <w:rStyle w:val="NormalTok"/>
+        </w:rPr>
+        <w:t xml:space="preserve">, </w:t>
+      </w:r>
+      <w:r>
+        <w:rPr>
+          <w:rStyle w:val="AttributeTok"/>
+        </w:rPr>
+        <w:t xml:space="preserve">x =</w:t>
+      </w:r>
+      <w:r>
+        <w:rPr>
+          <w:rStyle w:val="NormalTok"/>
+        </w:rPr>
+        <w:t xml:space="preserve"> </w:t>
+      </w:r>
+      <w:r>
+        <w:rPr>
+          <w:rStyle w:val="StringTok"/>
+        </w:rPr>
+        <w:t xml:space="preserve">"x"</w:t>
+      </w:r>
+      <w:r>
+        <w:rPr>
+          <w:rStyle w:val="NormalTok"/>
+        </w:rPr>
+        <w:t xml:space="preserve">, </w:t>
+      </w:r>
+      <w:r>
+        <w:rPr>
+          <w:rStyle w:val="AttributeTok"/>
+        </w:rPr>
+        <w:t xml:space="preserve">y =</w:t>
+      </w:r>
+      <w:r>
+        <w:rPr>
+          <w:rStyle w:val="NormalTok"/>
+        </w:rPr>
+        <w:t xml:space="preserve"> </w:t>
+      </w:r>
+      <w:r>
+        <w:rPr>
+          <w:rStyle w:val="StringTok"/>
+        </w:rPr>
+        <w:t xml:space="preserve">"y"</w:t>
       </w:r>
       <w:r>
         <w:rPr>
@@ -141,14 +2032,93 @@
         </w:rPr>
         <w:t xml:space="preserve">)</w:t>
       </w:r>
-      <w:r>
-        <w:br/>
-      </w:r>
-      <w:r>
-        <w:rPr>
-          <w:rStyle w:val="NormalTok"/>
-        </w:rPr>
-        <w:t xml:space="preserve">font </w:t>
+    </w:p>
+    <w:p>
+      <w:pPr>
+        <w:pStyle w:val="SourceCode"/>
+      </w:pPr>
+      <w:r>
+        <w:rPr>
+          <w:rStyle w:val="VerbatimChar"/>
+        </w:rPr>
+        <w:t xml:space="preserve">## `geom_smooth()` using formula = 'y ~ x'</w:t>
+      </w:r>
+    </w:p>
+    <w:p>
+      <w:pPr>
+        <w:pStyle w:val="FirstParagraph"/>
+      </w:pPr>
+      <w:r>
+        <w:drawing>
+          <wp:inline>
+            <wp:extent cx="4620126" cy="3696101"/>
+            <wp:effectExtent b="0" l="0" r="0" t="0"/>
+            <wp:docPr descr="" title="" id="22" name="Picture"/>
+            <a:graphic>
+              <a:graphicData uri="http://schemas.openxmlformats.org/drawingml/2006/picture">
+                <pic:pic>
+                  <pic:nvPicPr>
+                    <pic:cNvPr descr="C:/Git/eogasawara/datamining/examples/Rmd/doc/5-DataPreprocessing_files/figure-docx/loess-1.png" id="23" name="Picture"/>
+                    <pic:cNvPicPr>
+                      <a:picLocks noChangeArrowheads="1" noChangeAspect="1"/>
+                    </pic:cNvPicPr>
+                  </pic:nvPicPr>
+                  <pic:blipFill>
+                    <a:blip r:embed="rId21"/>
+                    <a:stretch>
+                      <a:fillRect/>
+                    </a:stretch>
+                  </pic:blipFill>
+                  <pic:spPr bwMode="auto">
+                    <a:xfrm>
+                      <a:off x="0" y="0"/>
+                      <a:ext cx="4620126" cy="3696101"/>
+                    </a:xfrm>
+                    <a:prstGeom prst="rect">
+                      <a:avLst/>
+                    </a:prstGeom>
+                    <a:noFill/>
+                    <a:ln w="9525">
+                      <a:noFill/>
+                      <a:headEnd/>
+                      <a:tailEnd/>
+                    </a:ln>
+                  </pic:spPr>
+                </pic:pic>
+              </a:graphicData>
+            </a:graphic>
+          </wp:inline>
+        </w:drawing>
+      </w:r>
+    </w:p>
+    <w:bookmarkEnd w:id="24"/>
+    <w:bookmarkStart w:id="25" w:name="redução-e-representação"/>
+    <w:p>
+      <w:pPr>
+        <w:pStyle w:val="Heading2"/>
+      </w:pPr>
+      <w:r>
+        <w:t xml:space="preserve">Redução e representação</w:t>
+      </w:r>
+    </w:p>
+    <w:p>
+      <w:pPr>
+        <w:pStyle w:val="SourceCode"/>
+      </w:pPr>
+      <w:r>
+        <w:rPr>
+          <w:rStyle w:val="CommentTok"/>
+        </w:rPr>
+        <w:t xml:space="preserve"># Slides 20–22: PCA</w:t>
+      </w:r>
+      <w:r>
+        <w:br/>
+      </w:r>
+      <w:r>
+        <w:rPr>
+          <w:rStyle w:val="NormalTok"/>
+        </w:rPr>
+        <w:t xml:space="preserve">iris </w:t>
       </w:r>
       <w:r>
         <w:rPr>
@@ -160,13 +2130,46 @@
         <w:rPr>
           <w:rStyle w:val="NormalTok"/>
         </w:rPr>
-        <w:t xml:space="preserve"> </w:t>
-      </w:r>
-      <w:r>
-        <w:rPr>
-          <w:rStyle w:val="FunctionTok"/>
-        </w:rPr>
-        <w:t xml:space="preserve">theme</w:t>
+        <w:t xml:space="preserve"> datasets</w:t>
+      </w:r>
+      <w:r>
+        <w:rPr>
+          <w:rStyle w:val="SpecialCharTok"/>
+        </w:rPr>
+        <w:t xml:space="preserve">::</w:t>
+      </w:r>
+      <w:r>
+        <w:rPr>
+          <w:rStyle w:val="NormalTok"/>
+        </w:rPr>
+        <w:t xml:space="preserve">iris</w:t>
+      </w:r>
+      <w:r>
+        <w:br/>
+      </w:r>
+      <w:r>
+        <w:rPr>
+          <w:rStyle w:val="NormalTok"/>
+        </w:rPr>
+        <w:t xml:space="preserve">mypca </w:t>
+      </w:r>
+      <w:r>
+        <w:rPr>
+          <w:rStyle w:val="OtherTok"/>
+        </w:rPr>
+        <w:t xml:space="preserve">&lt;-</w:t>
+      </w:r>
+      <w:r>
+        <w:rPr>
+          <w:rStyle w:val="NormalTok"/>
+        </w:rPr>
+        <w:t xml:space="preserve"> </w:t>
+      </w:r>
+      <w:r>
+        <w:rPr>
+          <w:rStyle w:val="FunctionTok"/>
+        </w:rPr>
+        <w:t xml:space="preserve">dt_pca</w:t>
       </w:r>
       <w:r>
         <w:rPr>
@@ -176,21 +2179,440 @@
       </w:r>
       <w:r>
         <w:rPr>
+          <w:rStyle w:val="StringTok"/>
+        </w:rPr>
+        <w:t xml:space="preserve">"Species"</w:t>
+      </w:r>
+      <w:r>
+        <w:rPr>
+          <w:rStyle w:val="NormalTok"/>
+        </w:rPr>
+        <w:t xml:space="preserve">)</w:t>
+      </w:r>
+      <w:r>
+        <w:br/>
+      </w:r>
+      <w:r>
+        <w:rPr>
+          <w:rStyle w:val="NormalTok"/>
+        </w:rPr>
+        <w:t xml:space="preserve">mypca </w:t>
+      </w:r>
+      <w:r>
+        <w:rPr>
+          <w:rStyle w:val="OtherTok"/>
+        </w:rPr>
+        <w:t xml:space="preserve">&lt;-</w:t>
+      </w:r>
+      <w:r>
+        <w:rPr>
+          <w:rStyle w:val="NormalTok"/>
+        </w:rPr>
+        <w:t xml:space="preserve"> </w:t>
+      </w:r>
+      <w:r>
+        <w:rPr>
+          <w:rStyle w:val="FunctionTok"/>
+        </w:rPr>
+        <w:t xml:space="preserve">fit</w:t>
+      </w:r>
+      <w:r>
+        <w:rPr>
+          <w:rStyle w:val="NormalTok"/>
+        </w:rPr>
+        <w:t xml:space="preserve">(mypca, datasets</w:t>
+      </w:r>
+      <w:r>
+        <w:rPr>
+          <w:rStyle w:val="SpecialCharTok"/>
+        </w:rPr>
+        <w:t xml:space="preserve">::</w:t>
+      </w:r>
+      <w:r>
+        <w:rPr>
+          <w:rStyle w:val="NormalTok"/>
+        </w:rPr>
+        <w:t xml:space="preserve">iris)</w:t>
+      </w:r>
+      <w:r>
+        <w:br/>
+      </w:r>
+      <w:r>
+        <w:rPr>
+          <w:rStyle w:val="NormalTok"/>
+        </w:rPr>
+        <w:t xml:space="preserve">iris.pca </w:t>
+      </w:r>
+      <w:r>
+        <w:rPr>
+          <w:rStyle w:val="OtherTok"/>
+        </w:rPr>
+        <w:t xml:space="preserve">&lt;-</w:t>
+      </w:r>
+      <w:r>
+        <w:rPr>
+          <w:rStyle w:val="NormalTok"/>
+        </w:rPr>
+        <w:t xml:space="preserve"> </w:t>
+      </w:r>
+      <w:r>
+        <w:rPr>
+          <w:rStyle w:val="FunctionTok"/>
+        </w:rPr>
+        <w:t xml:space="preserve">transform</w:t>
+      </w:r>
+      <w:r>
+        <w:rPr>
+          <w:rStyle w:val="NormalTok"/>
+        </w:rPr>
+        <w:t xml:space="preserve">(mypca, iris)</w:t>
+      </w:r>
+      <w:r>
+        <w:br/>
+      </w:r>
+      <w:r>
+        <w:rPr>
+          <w:rStyle w:val="FunctionTok"/>
+        </w:rPr>
+        <w:t xml:space="preserve">head</w:t>
+      </w:r>
+      <w:r>
+        <w:rPr>
+          <w:rStyle w:val="NormalTok"/>
+        </w:rPr>
+        <w:t xml:space="preserve">(iris.pca)</w:t>
+      </w:r>
+    </w:p>
+    <w:p>
+      <w:pPr>
+        <w:pStyle w:val="SourceCode"/>
+      </w:pPr>
+      <w:r>
+        <w:rPr>
+          <w:rStyle w:val="VerbatimChar"/>
+        </w:rPr>
+        <w:t xml:space="preserve">##        PC1       PC2 Species</w:t>
+      </w:r>
+      <w:r>
+        <w:br/>
+      </w:r>
+      <w:r>
+        <w:rPr>
+          <w:rStyle w:val="VerbatimChar"/>
+        </w:rPr>
+        <w:t xml:space="preserve">## 1 2.640270 -5.204041  setosa</w:t>
+      </w:r>
+      <w:r>
+        <w:br/>
+      </w:r>
+      <w:r>
+        <w:rPr>
+          <w:rStyle w:val="VerbatimChar"/>
+        </w:rPr>
+        <w:t xml:space="preserve">## 2 2.670730 -4.666910  setosa</w:t>
+      </w:r>
+      <w:r>
+        <w:br/>
+      </w:r>
+      <w:r>
+        <w:rPr>
+          <w:rStyle w:val="VerbatimChar"/>
+        </w:rPr>
+        <w:t xml:space="preserve">## 3 2.454606 -4.773636  setosa</w:t>
+      </w:r>
+      <w:r>
+        <w:br/>
+      </w:r>
+      <w:r>
+        <w:rPr>
+          <w:rStyle w:val="VerbatimChar"/>
+        </w:rPr>
+        <w:t xml:space="preserve">## 4 2.545517 -4.648463  setosa</w:t>
+      </w:r>
+      <w:r>
+        <w:br/>
+      </w:r>
+      <w:r>
+        <w:rPr>
+          <w:rStyle w:val="VerbatimChar"/>
+        </w:rPr>
+        <w:t xml:space="preserve">## 5 2.561228 -5.258629  setosa</w:t>
+      </w:r>
+      <w:r>
+        <w:br/>
+      </w:r>
+      <w:r>
+        <w:rPr>
+          <w:rStyle w:val="VerbatimChar"/>
+        </w:rPr>
+        <w:t xml:space="preserve">## 6 2.975946 -5.707321  setosa</w:t>
+      </w:r>
+    </w:p>
+    <w:p>
+      <w:pPr>
+        <w:pStyle w:val="SourceCode"/>
+      </w:pPr>
+      <w:r>
+        <w:rPr>
+          <w:rStyle w:val="CommentTok"/>
+        </w:rPr>
+        <w:t xml:space="preserve"># Slides 23–24: Seleção de atributos (correlação alta)</w:t>
+      </w:r>
+      <w:r>
+        <w:br/>
+      </w:r>
+      <w:r>
+        <w:rPr>
+          <w:rStyle w:val="NormalTok"/>
+        </w:rPr>
+        <w:t xml:space="preserve">num_iris </w:t>
+      </w:r>
+      <w:r>
+        <w:rPr>
+          <w:rStyle w:val="OtherTok"/>
+        </w:rPr>
+        <w:t xml:space="preserve">&lt;-</w:t>
+      </w:r>
+      <w:r>
+        <w:rPr>
+          <w:rStyle w:val="NormalTok"/>
+        </w:rPr>
+        <w:t xml:space="preserve"> iris[, </w:t>
+      </w:r>
+      <w:r>
+        <w:rPr>
+          <w:rStyle w:val="FunctionTok"/>
+        </w:rPr>
+        <w:t xml:space="preserve">vapply</w:t>
+      </w:r>
+      <w:r>
+        <w:rPr>
+          <w:rStyle w:val="NormalTok"/>
+        </w:rPr>
+        <w:t xml:space="preserve">(iris, is.numeric, </w:t>
+      </w:r>
+      <w:r>
+        <w:rPr>
+          <w:rStyle w:val="FunctionTok"/>
+        </w:rPr>
+        <w:t xml:space="preserve">logical</w:t>
+      </w:r>
+      <w:r>
+        <w:rPr>
+          <w:rStyle w:val="NormalTok"/>
+        </w:rPr>
+        <w:t xml:space="preserve">(</w:t>
+      </w:r>
+      <w:r>
+        <w:rPr>
+          <w:rStyle w:val="DecValTok"/>
+        </w:rPr>
+        <w:t xml:space="preserve">1</w:t>
+      </w:r>
+      <w:r>
+        <w:rPr>
+          <w:rStyle w:val="NormalTok"/>
+        </w:rPr>
+        <w:t xml:space="preserve">)), drop </w:t>
+      </w:r>
+      <w:r>
+        <w:rPr>
+          <w:rStyle w:val="OtherTok"/>
+        </w:rPr>
+        <w:t xml:space="preserve">=</w:t>
+      </w:r>
+      <w:r>
+        <w:rPr>
+          <w:rStyle w:val="NormalTok"/>
+        </w:rPr>
+        <w:t xml:space="preserve"> </w:t>
+      </w:r>
+      <w:r>
+        <w:rPr>
+          <w:rStyle w:val="ConstantTok"/>
+        </w:rPr>
+        <w:t xml:space="preserve">FALSE</w:t>
+      </w:r>
+      <w:r>
+        <w:rPr>
+          <w:rStyle w:val="NormalTok"/>
+        </w:rPr>
+        <w:t xml:space="preserve">]</w:t>
+      </w:r>
+      <w:r>
+        <w:br/>
+      </w:r>
+      <w:r>
+        <w:rPr>
+          <w:rStyle w:val="NormalTok"/>
+        </w:rPr>
+        <w:t xml:space="preserve">cor_mat </w:t>
+      </w:r>
+      <w:r>
+        <w:rPr>
+          <w:rStyle w:val="OtherTok"/>
+        </w:rPr>
+        <w:t xml:space="preserve">&lt;-</w:t>
+      </w:r>
+      <w:r>
+        <w:rPr>
+          <w:rStyle w:val="NormalTok"/>
+        </w:rPr>
+        <w:t xml:space="preserve"> </w:t>
+      </w:r>
+      <w:r>
+        <w:rPr>
+          <w:rStyle w:val="FunctionTok"/>
+        </w:rPr>
+        <w:t xml:space="preserve">cor</w:t>
+      </w:r>
+      <w:r>
+        <w:rPr>
+          <w:rStyle w:val="NormalTok"/>
+        </w:rPr>
+        <w:t xml:space="preserve">(num_iris)</w:t>
+      </w:r>
+      <w:r>
+        <w:br/>
+      </w:r>
+      <w:r>
+        <w:rPr>
+          <w:rStyle w:val="NormalTok"/>
+        </w:rPr>
+        <w:t xml:space="preserve">high_corr </w:t>
+      </w:r>
+      <w:r>
+        <w:rPr>
+          <w:rStyle w:val="OtherTok"/>
+        </w:rPr>
+        <w:t xml:space="preserve">&lt;-</w:t>
+      </w:r>
+      <w:r>
+        <w:rPr>
+          <w:rStyle w:val="NormalTok"/>
+        </w:rPr>
+        <w:t xml:space="preserve"> caret</w:t>
+      </w:r>
+      <w:r>
+        <w:rPr>
+          <w:rStyle w:val="SpecialCharTok"/>
+        </w:rPr>
+        <w:t xml:space="preserve">::</w:t>
+      </w:r>
+      <w:r>
+        <w:rPr>
+          <w:rStyle w:val="FunctionTok"/>
+        </w:rPr>
+        <w:t xml:space="preserve">findCorrelation</w:t>
+      </w:r>
+      <w:r>
+        <w:rPr>
+          <w:rStyle w:val="NormalTok"/>
+        </w:rPr>
+        <w:t xml:space="preserve">(cor_mat, </w:t>
+      </w:r>
+      <w:r>
+        <w:rPr>
           <w:rStyle w:val="AttributeTok"/>
         </w:rPr>
-        <w:t xml:space="preserve">text =</w:t>
-      </w:r>
-      <w:r>
-        <w:rPr>
-          <w:rStyle w:val="NormalTok"/>
-        </w:rPr>
-        <w:t xml:space="preserve"> </w:t>
-      </w:r>
-      <w:r>
-        <w:rPr>
-          <w:rStyle w:val="FunctionTok"/>
-        </w:rPr>
-        <w:t xml:space="preserve">element_text</w:t>
+        <w:t xml:space="preserve">cutoff =</w:t>
+      </w:r>
+      <w:r>
+        <w:rPr>
+          <w:rStyle w:val="NormalTok"/>
+        </w:rPr>
+        <w:t xml:space="preserve"> </w:t>
+      </w:r>
+      <w:r>
+        <w:rPr>
+          <w:rStyle w:val="FloatTok"/>
+        </w:rPr>
+        <w:t xml:space="preserve">0.9</w:t>
+      </w:r>
+      <w:r>
+        <w:rPr>
+          <w:rStyle w:val="NormalTok"/>
+        </w:rPr>
+        <w:t xml:space="preserve">)</w:t>
+      </w:r>
+      <w:r>
+        <w:br/>
+      </w:r>
+      <w:r>
+        <w:rPr>
+          <w:rStyle w:val="FunctionTok"/>
+        </w:rPr>
+        <w:t xml:space="preserve">colnames</w:t>
+      </w:r>
+      <w:r>
+        <w:rPr>
+          <w:rStyle w:val="NormalTok"/>
+        </w:rPr>
+        <w:t xml:space="preserve">(num_iris)[high_corr]</w:t>
+      </w:r>
+    </w:p>
+    <w:p>
+      <w:pPr>
+        <w:pStyle w:val="SourceCode"/>
+      </w:pPr>
+      <w:r>
+        <w:rPr>
+          <w:rStyle w:val="VerbatimChar"/>
+        </w:rPr>
+        <w:t xml:space="preserve">## [1] "Petal.Length"</w:t>
+      </w:r>
+    </w:p>
+    <w:p>
+      <w:pPr>
+        <w:pStyle w:val="SourceCode"/>
+      </w:pPr>
+      <w:r>
+        <w:rPr>
+          <w:rStyle w:val="CommentTok"/>
+        </w:rPr>
+        <w:t xml:space="preserve"># Slide 26: Geração de features</w:t>
+      </w:r>
+      <w:r>
+        <w:br/>
+      </w:r>
+      <w:r>
+        <w:rPr>
+          <w:rStyle w:val="NormalTok"/>
+        </w:rPr>
+        <w:t xml:space="preserve">iris_feat </w:t>
+      </w:r>
+      <w:r>
+        <w:rPr>
+          <w:rStyle w:val="OtherTok"/>
+        </w:rPr>
+        <w:t xml:space="preserve">&lt;-</w:t>
+      </w:r>
+      <w:r>
+        <w:rPr>
+          <w:rStyle w:val="NormalTok"/>
+        </w:rPr>
+        <w:t xml:space="preserve"> iris </w:t>
+      </w:r>
+      <w:r>
+        <w:rPr>
+          <w:rStyle w:val="SpecialCharTok"/>
+        </w:rPr>
+        <w:t xml:space="preserve">%&gt;%</w:t>
+      </w:r>
+      <w:r>
+        <w:br/>
+      </w:r>
+      <w:r>
+        <w:rPr>
+          <w:rStyle w:val="NormalTok"/>
+        </w:rPr>
+        <w:t xml:space="preserve">  </w:t>
+      </w:r>
+      <w:r>
+        <w:rPr>
+          <w:rStyle w:val="FunctionTok"/>
+        </w:rPr>
+        <w:t xml:space="preserve">mutate</w:t>
       </w:r>
       <w:r>
         <w:rPr>
@@ -199,27 +2621,3992 @@
         <w:t xml:space="preserve">(</w:t>
       </w:r>
       <w:r>
+        <w:br/>
+      </w:r>
+      <w:r>
+        <w:rPr>
+          <w:rStyle w:val="NormalTok"/>
+        </w:rPr>
+        <w:t xml:space="preserve">    </w:t>
+      </w:r>
+      <w:r>
         <w:rPr>
           <w:rStyle w:val="AttributeTok"/>
         </w:rPr>
-        <w:t xml:space="preserve">size=</w:t>
+        <w:t xml:space="preserve">Sepal.Area =</w:t>
+      </w:r>
+      <w:r>
+        <w:rPr>
+          <w:rStyle w:val="NormalTok"/>
+        </w:rPr>
+        <w:t xml:space="preserve"> Sepal.Length </w:t>
+      </w:r>
+      <w:r>
+        <w:rPr>
+          <w:rStyle w:val="SpecialCharTok"/>
+        </w:rPr>
+        <w:t xml:space="preserve">*</w:t>
+      </w:r>
+      <w:r>
+        <w:rPr>
+          <w:rStyle w:val="NormalTok"/>
+        </w:rPr>
+        <w:t xml:space="preserve"> Sepal.Width,</w:t>
+      </w:r>
+      <w:r>
+        <w:br/>
+      </w:r>
+      <w:r>
+        <w:rPr>
+          <w:rStyle w:val="NormalTok"/>
+        </w:rPr>
+        <w:t xml:space="preserve">    </w:t>
+      </w:r>
+      <w:r>
+        <w:rPr>
+          <w:rStyle w:val="AttributeTok"/>
+        </w:rPr>
+        <w:t xml:space="preserve">Petal.Area =</w:t>
+      </w:r>
+      <w:r>
+        <w:rPr>
+          <w:rStyle w:val="NormalTok"/>
+        </w:rPr>
+        <w:t xml:space="preserve"> Petal.Length </w:t>
+      </w:r>
+      <w:r>
+        <w:rPr>
+          <w:rStyle w:val="SpecialCharTok"/>
+        </w:rPr>
+        <w:t xml:space="preserve">*</w:t>
+      </w:r>
+      <w:r>
+        <w:rPr>
+          <w:rStyle w:val="NormalTok"/>
+        </w:rPr>
+        <w:t xml:space="preserve"> Petal.Width,</w:t>
+      </w:r>
+      <w:r>
+        <w:br/>
+      </w:r>
+      <w:r>
+        <w:rPr>
+          <w:rStyle w:val="NormalTok"/>
+        </w:rPr>
+        <w:t xml:space="preserve">    </w:t>
+      </w:r>
+      <w:r>
+        <w:rPr>
+          <w:rStyle w:val="AttributeTok"/>
+        </w:rPr>
+        <w:t xml:space="preserve">Sepal.Ratio =</w:t>
+      </w:r>
+      <w:r>
+        <w:rPr>
+          <w:rStyle w:val="NormalTok"/>
+        </w:rPr>
+        <w:t xml:space="preserve"> Sepal.Length </w:t>
+      </w:r>
+      <w:r>
+        <w:rPr>
+          <w:rStyle w:val="SpecialCharTok"/>
+        </w:rPr>
+        <w:t xml:space="preserve">/</w:t>
+      </w:r>
+      <w:r>
+        <w:rPr>
+          <w:rStyle w:val="NormalTok"/>
+        </w:rPr>
+        <w:t xml:space="preserve"> Sepal.Width</w:t>
+      </w:r>
+      <w:r>
+        <w:br/>
+      </w:r>
+      <w:r>
+        <w:rPr>
+          <w:rStyle w:val="NormalTok"/>
+        </w:rPr>
+        <w:t xml:space="preserve">  )</w:t>
+      </w:r>
+      <w:r>
+        <w:br/>
+      </w:r>
+      <w:r>
+        <w:rPr>
+          <w:rStyle w:val="FunctionTok"/>
+        </w:rPr>
+        <w:t xml:space="preserve">head</w:t>
+      </w:r>
+      <w:r>
+        <w:rPr>
+          <w:rStyle w:val="NormalTok"/>
+        </w:rPr>
+        <w:t xml:space="preserve">(iris_feat)</w:t>
+      </w:r>
+    </w:p>
+    <w:p>
+      <w:pPr>
+        <w:pStyle w:val="SourceCode"/>
+      </w:pPr>
+      <w:r>
+        <w:rPr>
+          <w:rStyle w:val="VerbatimChar"/>
+        </w:rPr>
+        <w:t xml:space="preserve">##   Sepal.Length Sepal.Width Petal.Length Petal.Width Species Sepal.Area Petal.Area Sepal.Ratio</w:t>
+      </w:r>
+      <w:r>
+        <w:br/>
+      </w:r>
+      <w:r>
+        <w:rPr>
+          <w:rStyle w:val="VerbatimChar"/>
+        </w:rPr>
+        <w:t xml:space="preserve">## 1          5.1         3.5          1.4         0.2  setosa      17.85       0.28    1.457143</w:t>
+      </w:r>
+      <w:r>
+        <w:br/>
+      </w:r>
+      <w:r>
+        <w:rPr>
+          <w:rStyle w:val="VerbatimChar"/>
+        </w:rPr>
+        <w:t xml:space="preserve">## 2          4.9         3.0          1.4         0.2  setosa      14.70       0.28    1.633333</w:t>
+      </w:r>
+      <w:r>
+        <w:br/>
+      </w:r>
+      <w:r>
+        <w:rPr>
+          <w:rStyle w:val="VerbatimChar"/>
+        </w:rPr>
+        <w:t xml:space="preserve">## 3          4.7         3.2          1.3         0.2  setosa      15.04       0.26    1.468750</w:t>
+      </w:r>
+      <w:r>
+        <w:br/>
+      </w:r>
+      <w:r>
+        <w:rPr>
+          <w:rStyle w:val="VerbatimChar"/>
+        </w:rPr>
+        <w:t xml:space="preserve">## 4          4.6         3.1          1.5         0.2  setosa      14.26       0.30    1.483871</w:t>
+      </w:r>
+      <w:r>
+        <w:br/>
+      </w:r>
+      <w:r>
+        <w:rPr>
+          <w:rStyle w:val="VerbatimChar"/>
+        </w:rPr>
+        <w:t xml:space="preserve">## 5          5.0         3.6          1.4         0.2  setosa      18.00       0.28    1.388889</w:t>
+      </w:r>
+      <w:r>
+        <w:br/>
+      </w:r>
+      <w:r>
+        <w:rPr>
+          <w:rStyle w:val="VerbatimChar"/>
+        </w:rPr>
+        <w:t xml:space="preserve">## 6          5.4         3.9          1.7         0.4  setosa      21.06       0.68    1.384615</w:t>
+      </w:r>
+    </w:p>
+    <w:p>
+      <w:pPr>
+        <w:pStyle w:val="SourceCode"/>
+      </w:pPr>
+      <w:r>
+        <w:rPr>
+          <w:rStyle w:val="CommentTok"/>
+        </w:rPr>
+        <w:t xml:space="preserve"># Slide 27: Agregação de dados</w:t>
+      </w:r>
+      <w:r>
+        <w:br/>
+      </w:r>
+      <w:r>
+        <w:rPr>
+          <w:rStyle w:val="NormalTok"/>
+        </w:rPr>
+        <w:t xml:space="preserve">iris </w:t>
+      </w:r>
+      <w:r>
+        <w:rPr>
+          <w:rStyle w:val="SpecialCharTok"/>
+        </w:rPr>
+        <w:t xml:space="preserve">%&gt;%</w:t>
+      </w:r>
+      <w:r>
+        <w:br/>
+      </w:r>
+      <w:r>
+        <w:rPr>
+          <w:rStyle w:val="NormalTok"/>
+        </w:rPr>
+        <w:t xml:space="preserve">  </w:t>
+      </w:r>
+      <w:r>
+        <w:rPr>
+          <w:rStyle w:val="FunctionTok"/>
+        </w:rPr>
+        <w:t xml:space="preserve">group_by</w:t>
+      </w:r>
+      <w:r>
+        <w:rPr>
+          <w:rStyle w:val="NormalTok"/>
+        </w:rPr>
+        <w:t xml:space="preserve">(Species) </w:t>
+      </w:r>
+      <w:r>
+        <w:rPr>
+          <w:rStyle w:val="SpecialCharTok"/>
+        </w:rPr>
+        <w:t xml:space="preserve">%&gt;%</w:t>
+      </w:r>
+      <w:r>
+        <w:br/>
+      </w:r>
+      <w:r>
+        <w:rPr>
+          <w:rStyle w:val="NormalTok"/>
+        </w:rPr>
+        <w:t xml:space="preserve">  </w:t>
+      </w:r>
+      <w:r>
+        <w:rPr>
+          <w:rStyle w:val="FunctionTok"/>
+        </w:rPr>
+        <w:t xml:space="preserve">summarise</w:t>
+      </w:r>
+      <w:r>
+        <w:rPr>
+          <w:rStyle w:val="NormalTok"/>
+        </w:rPr>
+        <w:t xml:space="preserve">(</w:t>
+      </w:r>
+      <w:r>
+        <w:br/>
+      </w:r>
+      <w:r>
+        <w:rPr>
+          <w:rStyle w:val="NormalTok"/>
+        </w:rPr>
+        <w:t xml:space="preserve">    </w:t>
+      </w:r>
+      <w:r>
+        <w:rPr>
+          <w:rStyle w:val="AttributeTok"/>
+        </w:rPr>
+        <w:t xml:space="preserve">mean_sepal =</w:t>
+      </w:r>
+      <w:r>
+        <w:rPr>
+          <w:rStyle w:val="NormalTok"/>
+        </w:rPr>
+        <w:t xml:space="preserve"> </w:t>
+      </w:r>
+      <w:r>
+        <w:rPr>
+          <w:rStyle w:val="FunctionTok"/>
+        </w:rPr>
+        <w:t xml:space="preserve">mean</w:t>
+      </w:r>
+      <w:r>
+        <w:rPr>
+          <w:rStyle w:val="NormalTok"/>
+        </w:rPr>
+        <w:t xml:space="preserve">(Sepal.Length),</w:t>
+      </w:r>
+      <w:r>
+        <w:br/>
+      </w:r>
+      <w:r>
+        <w:rPr>
+          <w:rStyle w:val="NormalTok"/>
+        </w:rPr>
+        <w:t xml:space="preserve">    </w:t>
+      </w:r>
+      <w:r>
+        <w:rPr>
+          <w:rStyle w:val="AttributeTok"/>
+        </w:rPr>
+        <w:t xml:space="preserve">sd_sepal =</w:t>
+      </w:r>
+      <w:r>
+        <w:rPr>
+          <w:rStyle w:val="NormalTok"/>
+        </w:rPr>
+        <w:t xml:space="preserve"> </w:t>
+      </w:r>
+      <w:r>
+        <w:rPr>
+          <w:rStyle w:val="FunctionTok"/>
+        </w:rPr>
+        <w:t xml:space="preserve">sd</w:t>
+      </w:r>
+      <w:r>
+        <w:rPr>
+          <w:rStyle w:val="NormalTok"/>
+        </w:rPr>
+        <w:t xml:space="preserve">(Sepal.Length),</w:t>
+      </w:r>
+      <w:r>
+        <w:br/>
+      </w:r>
+      <w:r>
+        <w:rPr>
+          <w:rStyle w:val="NormalTok"/>
+        </w:rPr>
+        <w:t xml:space="preserve">    </w:t>
+      </w:r>
+      <w:r>
+        <w:rPr>
+          <w:rStyle w:val="AttributeTok"/>
+        </w:rPr>
+        <w:t xml:space="preserve">n =</w:t>
+      </w:r>
+      <w:r>
+        <w:rPr>
+          <w:rStyle w:val="NormalTok"/>
+        </w:rPr>
+        <w:t xml:space="preserve"> </w:t>
+      </w:r>
+      <w:r>
+        <w:rPr>
+          <w:rStyle w:val="FunctionTok"/>
+        </w:rPr>
+        <w:t xml:space="preserve">n</w:t>
+      </w:r>
+      <w:r>
+        <w:rPr>
+          <w:rStyle w:val="NormalTok"/>
+        </w:rPr>
+        <w:t xml:space="preserve">()</w:t>
+      </w:r>
+      <w:r>
+        <w:br/>
+      </w:r>
+      <w:r>
+        <w:rPr>
+          <w:rStyle w:val="NormalTok"/>
+        </w:rPr>
+        <w:t xml:space="preserve">  )</w:t>
+      </w:r>
+    </w:p>
+    <w:p>
+      <w:pPr>
+        <w:pStyle w:val="SourceCode"/>
+      </w:pPr>
+      <w:r>
+        <w:rPr>
+          <w:rStyle w:val="VerbatimChar"/>
+        </w:rPr>
+        <w:t xml:space="preserve">## # A tibble: 3 × 4</w:t>
+      </w:r>
+      <w:r>
+        <w:br/>
+      </w:r>
+      <w:r>
+        <w:rPr>
+          <w:rStyle w:val="VerbatimChar"/>
+        </w:rPr>
+        <w:t xml:space="preserve">##   Species    mean_sepal sd_sepal     n</w:t>
+      </w:r>
+      <w:r>
+        <w:br/>
+      </w:r>
+      <w:r>
+        <w:rPr>
+          <w:rStyle w:val="VerbatimChar"/>
+        </w:rPr>
+        <w:t xml:space="preserve">##   &lt;fct&gt;           &lt;dbl&gt;    &lt;dbl&gt; &lt;int&gt;</w:t>
+      </w:r>
+      <w:r>
+        <w:br/>
+      </w:r>
+      <w:r>
+        <w:rPr>
+          <w:rStyle w:val="VerbatimChar"/>
+        </w:rPr>
+        <w:t xml:space="preserve">## 1 setosa           5.01    0.352    50</w:t>
+      </w:r>
+      <w:r>
+        <w:br/>
+      </w:r>
+      <w:r>
+        <w:rPr>
+          <w:rStyle w:val="VerbatimChar"/>
+        </w:rPr>
+        <w:t xml:space="preserve">## 2 versicolor       5.94    0.516    50</w:t>
+      </w:r>
+      <w:r>
+        <w:br/>
+      </w:r>
+      <w:r>
+        <w:rPr>
+          <w:rStyle w:val="VerbatimChar"/>
+        </w:rPr>
+        <w:t xml:space="preserve">## 3 virginica        6.59    0.636    50</w:t>
+      </w:r>
+    </w:p>
+    <w:bookmarkEnd w:id="25"/>
+    <w:bookmarkStart w:id="29" w:name="transformação-e-normalização"/>
+    <w:p>
+      <w:pPr>
+        <w:pStyle w:val="Heading2"/>
+      </w:pPr>
+      <w:r>
+        <w:t xml:space="preserve">Transformação e normalização</w:t>
+      </w:r>
+    </w:p>
+    <w:p>
+      <w:pPr>
+        <w:pStyle w:val="SourceCode"/>
+      </w:pPr>
+      <w:r>
+        <w:rPr>
+          <w:rStyle w:val="CommentTok"/>
+        </w:rPr>
+        <w:t xml:space="preserve"># Slide 29: Normalização Min-Max</w:t>
+      </w:r>
+      <w:r>
+        <w:br/>
+      </w:r>
+      <w:r>
+        <w:rPr>
+          <w:rStyle w:val="NormalTok"/>
+        </w:rPr>
+        <w:t xml:space="preserve">norm </w:t>
+      </w:r>
+      <w:r>
+        <w:rPr>
+          <w:rStyle w:val="OtherTok"/>
+        </w:rPr>
+        <w:t xml:space="preserve">&lt;-</w:t>
+      </w:r>
+      <w:r>
+        <w:rPr>
+          <w:rStyle w:val="NormalTok"/>
+        </w:rPr>
+        <w:t xml:space="preserve"> </w:t>
+      </w:r>
+      <w:r>
+        <w:rPr>
+          <w:rStyle w:val="FunctionTok"/>
+        </w:rPr>
+        <w:t xml:space="preserve">minmax</w:t>
+      </w:r>
+      <w:r>
+        <w:rPr>
+          <w:rStyle w:val="NormalTok"/>
+        </w:rPr>
+        <w:t xml:space="preserve">()</w:t>
+      </w:r>
+      <w:r>
+        <w:br/>
+      </w:r>
+      <w:r>
+        <w:rPr>
+          <w:rStyle w:val="NormalTok"/>
+        </w:rPr>
+        <w:t xml:space="preserve">norm </w:t>
+      </w:r>
+      <w:r>
+        <w:rPr>
+          <w:rStyle w:val="OtherTok"/>
+        </w:rPr>
+        <w:t xml:space="preserve">&lt;-</w:t>
+      </w:r>
+      <w:r>
+        <w:rPr>
+          <w:rStyle w:val="NormalTok"/>
+        </w:rPr>
+        <w:t xml:space="preserve"> </w:t>
+      </w:r>
+      <w:r>
+        <w:rPr>
+          <w:rStyle w:val="FunctionTok"/>
+        </w:rPr>
+        <w:t xml:space="preserve">fit</w:t>
+      </w:r>
+      <w:r>
+        <w:rPr>
+          <w:rStyle w:val="NormalTok"/>
+        </w:rPr>
+        <w:t xml:space="preserve">(norm, iris)</w:t>
+      </w:r>
+      <w:r>
+        <w:br/>
+      </w:r>
+      <w:r>
+        <w:rPr>
+          <w:rStyle w:val="NormalTok"/>
+        </w:rPr>
+        <w:t xml:space="preserve">ndata </w:t>
+      </w:r>
+      <w:r>
+        <w:rPr>
+          <w:rStyle w:val="OtherTok"/>
+        </w:rPr>
+        <w:t xml:space="preserve">&lt;-</w:t>
+      </w:r>
+      <w:r>
+        <w:rPr>
+          <w:rStyle w:val="NormalTok"/>
+        </w:rPr>
+        <w:t xml:space="preserve"> </w:t>
+      </w:r>
+      <w:r>
+        <w:rPr>
+          <w:rStyle w:val="FunctionTok"/>
+        </w:rPr>
+        <w:t xml:space="preserve">transform</w:t>
+      </w:r>
+      <w:r>
+        <w:rPr>
+          <w:rStyle w:val="NormalTok"/>
+        </w:rPr>
+        <w:t xml:space="preserve">(norm, iris)</w:t>
+      </w:r>
+      <w:r>
+        <w:br/>
+      </w:r>
+      <w:r>
+        <w:rPr>
+          <w:rStyle w:val="FunctionTok"/>
+        </w:rPr>
+        <w:t xml:space="preserve">summary</w:t>
+      </w:r>
+      <w:r>
+        <w:rPr>
+          <w:rStyle w:val="NormalTok"/>
+        </w:rPr>
+        <w:t xml:space="preserve">(ndata)</w:t>
+      </w:r>
+    </w:p>
+    <w:p>
+      <w:pPr>
+        <w:pStyle w:val="SourceCode"/>
+      </w:pPr>
+      <w:r>
+        <w:rPr>
+          <w:rStyle w:val="VerbatimChar"/>
+        </w:rPr>
+        <w:t xml:space="preserve">##   Sepal.Length     Sepal.Width      Petal.Length     Petal.Width            Species  </w:t>
+      </w:r>
+      <w:r>
+        <w:br/>
+      </w:r>
+      <w:r>
+        <w:rPr>
+          <w:rStyle w:val="VerbatimChar"/>
+        </w:rPr>
+        <w:t xml:space="preserve">##  Min.   :0.0000   Min.   :0.0000   Min.   :0.0000   Min.   :0.00000   setosa    :50  </w:t>
+      </w:r>
+      <w:r>
+        <w:br/>
+      </w:r>
+      <w:r>
+        <w:rPr>
+          <w:rStyle w:val="VerbatimChar"/>
+        </w:rPr>
+        <w:t xml:space="preserve">##  1st Qu.:0.2222   1st Qu.:0.3333   1st Qu.:0.1017   1st Qu.:0.08333   versicolor:50  </w:t>
+      </w:r>
+      <w:r>
+        <w:br/>
+      </w:r>
+      <w:r>
+        <w:rPr>
+          <w:rStyle w:val="VerbatimChar"/>
+        </w:rPr>
+        <w:t xml:space="preserve">##  Median :0.4167   Median :0.4167   Median :0.5678   Median :0.50000   virginica :50  </w:t>
+      </w:r>
+      <w:r>
+        <w:br/>
+      </w:r>
+      <w:r>
+        <w:rPr>
+          <w:rStyle w:val="VerbatimChar"/>
+        </w:rPr>
+        <w:t xml:space="preserve">##  Mean   :0.4287   Mean   :0.4406   Mean   :0.4675   Mean   :0.45806                  </w:t>
+      </w:r>
+      <w:r>
+        <w:br/>
+      </w:r>
+      <w:r>
+        <w:rPr>
+          <w:rStyle w:val="VerbatimChar"/>
+        </w:rPr>
+        <w:t xml:space="preserve">##  3rd Qu.:0.5833   3rd Qu.:0.5417   3rd Qu.:0.6949   3rd Qu.:0.70833                  </w:t>
+      </w:r>
+      <w:r>
+        <w:br/>
+      </w:r>
+      <w:r>
+        <w:rPr>
+          <w:rStyle w:val="VerbatimChar"/>
+        </w:rPr>
+        <w:t xml:space="preserve">##  Max.   :1.0000   Max.   :1.0000   Max.   :1.0000   Max.   :1.00000</w:t>
+      </w:r>
+    </w:p>
+    <w:p>
+      <w:pPr>
+        <w:pStyle w:val="SourceCode"/>
+      </w:pPr>
+      <w:r>
+        <w:rPr>
+          <w:rStyle w:val="CommentTok"/>
+        </w:rPr>
+        <w:t xml:space="preserve"># Slide 29: Normalização Z-Score</w:t>
+      </w:r>
+      <w:r>
+        <w:br/>
+      </w:r>
+      <w:r>
+        <w:rPr>
+          <w:rStyle w:val="NormalTok"/>
+        </w:rPr>
+        <w:t xml:space="preserve">norm </w:t>
+      </w:r>
+      <w:r>
+        <w:rPr>
+          <w:rStyle w:val="OtherTok"/>
+        </w:rPr>
+        <w:t xml:space="preserve">&lt;-</w:t>
+      </w:r>
+      <w:r>
+        <w:rPr>
+          <w:rStyle w:val="NormalTok"/>
+        </w:rPr>
+        <w:t xml:space="preserve"> </w:t>
+      </w:r>
+      <w:r>
+        <w:rPr>
+          <w:rStyle w:val="FunctionTok"/>
+        </w:rPr>
+        <w:t xml:space="preserve">zscore</w:t>
+      </w:r>
+      <w:r>
+        <w:rPr>
+          <w:rStyle w:val="NormalTok"/>
+        </w:rPr>
+        <w:t xml:space="preserve">()</w:t>
+      </w:r>
+      <w:r>
+        <w:br/>
+      </w:r>
+      <w:r>
+        <w:rPr>
+          <w:rStyle w:val="NormalTok"/>
+        </w:rPr>
+        <w:t xml:space="preserve">norm </w:t>
+      </w:r>
+      <w:r>
+        <w:rPr>
+          <w:rStyle w:val="OtherTok"/>
+        </w:rPr>
+        <w:t xml:space="preserve">&lt;-</w:t>
+      </w:r>
+      <w:r>
+        <w:rPr>
+          <w:rStyle w:val="NormalTok"/>
+        </w:rPr>
+        <w:t xml:space="preserve"> </w:t>
+      </w:r>
+      <w:r>
+        <w:rPr>
+          <w:rStyle w:val="FunctionTok"/>
+        </w:rPr>
+        <w:t xml:space="preserve">fit</w:t>
+      </w:r>
+      <w:r>
+        <w:rPr>
+          <w:rStyle w:val="NormalTok"/>
+        </w:rPr>
+        <w:t xml:space="preserve">(norm, iris)</w:t>
+      </w:r>
+      <w:r>
+        <w:br/>
+      </w:r>
+      <w:r>
+        <w:rPr>
+          <w:rStyle w:val="NormalTok"/>
+        </w:rPr>
+        <w:t xml:space="preserve">ndata </w:t>
+      </w:r>
+      <w:r>
+        <w:rPr>
+          <w:rStyle w:val="OtherTok"/>
+        </w:rPr>
+        <w:t xml:space="preserve">&lt;-</w:t>
+      </w:r>
+      <w:r>
+        <w:rPr>
+          <w:rStyle w:val="NormalTok"/>
+        </w:rPr>
+        <w:t xml:space="preserve"> </w:t>
+      </w:r>
+      <w:r>
+        <w:rPr>
+          <w:rStyle w:val="FunctionTok"/>
+        </w:rPr>
+        <w:t xml:space="preserve">transform</w:t>
+      </w:r>
+      <w:r>
+        <w:rPr>
+          <w:rStyle w:val="NormalTok"/>
+        </w:rPr>
+        <w:t xml:space="preserve">(norm, iris)</w:t>
+      </w:r>
+      <w:r>
+        <w:br/>
+      </w:r>
+      <w:r>
+        <w:rPr>
+          <w:rStyle w:val="FunctionTok"/>
+        </w:rPr>
+        <w:t xml:space="preserve">summary</w:t>
+      </w:r>
+      <w:r>
+        <w:rPr>
+          <w:rStyle w:val="NormalTok"/>
+        </w:rPr>
+        <w:t xml:space="preserve">(ndata)</w:t>
+      </w:r>
+    </w:p>
+    <w:p>
+      <w:pPr>
+        <w:pStyle w:val="SourceCode"/>
+      </w:pPr>
+      <w:r>
+        <w:rPr>
+          <w:rStyle w:val="VerbatimChar"/>
+        </w:rPr>
+        <w:t xml:space="preserve">##   Sepal.Length       Sepal.Width       Petal.Length      Petal.Width            Species  </w:t>
+      </w:r>
+      <w:r>
+        <w:br/>
+      </w:r>
+      <w:r>
+        <w:rPr>
+          <w:rStyle w:val="VerbatimChar"/>
+        </w:rPr>
+        <w:t xml:space="preserve">##  Min.   :-1.86378   Min.   :-2.4258   Min.   :-1.5623   Min.   :-1.4422   setosa    :50  </w:t>
+      </w:r>
+      <w:r>
+        <w:br/>
+      </w:r>
+      <w:r>
+        <w:rPr>
+          <w:rStyle w:val="VerbatimChar"/>
+        </w:rPr>
+        <w:t xml:space="preserve">##  1st Qu.:-0.89767   1st Qu.:-0.5904   1st Qu.:-1.2225   1st Qu.:-1.1799   versicolor:50  </w:t>
+      </w:r>
+      <w:r>
+        <w:br/>
+      </w:r>
+      <w:r>
+        <w:rPr>
+          <w:rStyle w:val="VerbatimChar"/>
+        </w:rPr>
+        <w:t xml:space="preserve">##  Median :-0.05233   Median :-0.1315   Median : 0.3354   Median : 0.1321   virginica :50  </w:t>
+      </w:r>
+      <w:r>
+        <w:br/>
+      </w:r>
+      <w:r>
+        <w:rPr>
+          <w:rStyle w:val="VerbatimChar"/>
+        </w:rPr>
+        <w:t xml:space="preserve">##  Mean   : 0.00000   Mean   : 0.0000   Mean   : 0.0000   Mean   : 0.0000                  </w:t>
+      </w:r>
+      <w:r>
+        <w:br/>
+      </w:r>
+      <w:r>
+        <w:rPr>
+          <w:rStyle w:val="VerbatimChar"/>
+        </w:rPr>
+        <w:t xml:space="preserve">##  3rd Qu.: 0.67225   3rd Qu.: 0.5567   3rd Qu.: 0.7602   3rd Qu.: 0.7880                  </w:t>
+      </w:r>
+      <w:r>
+        <w:br/>
+      </w:r>
+      <w:r>
+        <w:rPr>
+          <w:rStyle w:val="VerbatimChar"/>
+        </w:rPr>
+        <w:t xml:space="preserve">##  Max.   : 2.48370   Max.   : 3.0805   Max.   : 1.7799   Max.   : 1.7064</w:t>
+      </w:r>
+    </w:p>
+    <w:p>
+      <w:pPr>
+        <w:pStyle w:val="SourceCode"/>
+      </w:pPr>
+      <w:r>
+        <w:rPr>
+          <w:rStyle w:val="CommentTok"/>
+        </w:rPr>
+        <w:t xml:space="preserve"># Slide 30: Comparação visual de normalização</w:t>
+      </w:r>
+      <w:r>
+        <w:br/>
+      </w:r>
+      <w:r>
+        <w:rPr>
+          <w:rStyle w:val="NormalTok"/>
+        </w:rPr>
+        <w:t xml:space="preserve">vals </w:t>
+      </w:r>
+      <w:r>
+        <w:rPr>
+          <w:rStyle w:val="OtherTok"/>
+        </w:rPr>
+        <w:t xml:space="preserve">&lt;-</w:t>
+      </w:r>
+      <w:r>
+        <w:rPr>
+          <w:rStyle w:val="NormalTok"/>
+        </w:rPr>
+        <w:t xml:space="preserve"> </w:t>
+      </w:r>
+      <w:r>
+        <w:rPr>
+          <w:rStyle w:val="FunctionTok"/>
+        </w:rPr>
+        <w:t xml:space="preserve">data.frame</w:t>
+      </w:r>
+      <w:r>
+        <w:rPr>
+          <w:rStyle w:val="NormalTok"/>
+        </w:rPr>
+        <w:t xml:space="preserve">(</w:t>
+      </w:r>
+      <w:r>
+        <w:br/>
+      </w:r>
+      <w:r>
+        <w:rPr>
+          <w:rStyle w:val="NormalTok"/>
+        </w:rPr>
+        <w:t xml:space="preserve">  </w:t>
+      </w:r>
+      <w:r>
+        <w:rPr>
+          <w:rStyle w:val="AttributeTok"/>
+        </w:rPr>
+        <w:t xml:space="preserve">x =</w:t>
+      </w:r>
+      <w:r>
+        <w:rPr>
+          <w:rStyle w:val="NormalTok"/>
+        </w:rPr>
+        <w:t xml:space="preserve"> iris</w:t>
+      </w:r>
+      <w:r>
+        <w:rPr>
+          <w:rStyle w:val="SpecialCharTok"/>
+        </w:rPr>
+        <w:t xml:space="preserve">$</w:t>
+      </w:r>
+      <w:r>
+        <w:rPr>
+          <w:rStyle w:val="NormalTok"/>
+        </w:rPr>
+        <w:t xml:space="preserve">Sepal.Length,</w:t>
+      </w:r>
+      <w:r>
+        <w:br/>
+      </w:r>
+      <w:r>
+        <w:rPr>
+          <w:rStyle w:val="NormalTok"/>
+        </w:rPr>
+        <w:t xml:space="preserve">  </w:t>
+      </w:r>
+      <w:r>
+        <w:rPr>
+          <w:rStyle w:val="AttributeTok"/>
+        </w:rPr>
+        <w:t xml:space="preserve">minmax =</w:t>
+      </w:r>
+      <w:r>
+        <w:rPr>
+          <w:rStyle w:val="NormalTok"/>
+        </w:rPr>
+        <w:t xml:space="preserve"> scales</w:t>
+      </w:r>
+      <w:r>
+        <w:rPr>
+          <w:rStyle w:val="SpecialCharTok"/>
+        </w:rPr>
+        <w:t xml:space="preserve">::</w:t>
+      </w:r>
+      <w:r>
+        <w:rPr>
+          <w:rStyle w:val="FunctionTok"/>
+        </w:rPr>
+        <w:t xml:space="preserve">rescale</w:t>
+      </w:r>
+      <w:r>
+        <w:rPr>
+          <w:rStyle w:val="NormalTok"/>
+        </w:rPr>
+        <w:t xml:space="preserve">(iris</w:t>
+      </w:r>
+      <w:r>
+        <w:rPr>
+          <w:rStyle w:val="SpecialCharTok"/>
+        </w:rPr>
+        <w:t xml:space="preserve">$</w:t>
+      </w:r>
+      <w:r>
+        <w:rPr>
+          <w:rStyle w:val="NormalTok"/>
+        </w:rPr>
+        <w:t xml:space="preserve">Sepal.Length),</w:t>
+      </w:r>
+      <w:r>
+        <w:br/>
+      </w:r>
+      <w:r>
+        <w:rPr>
+          <w:rStyle w:val="NormalTok"/>
+        </w:rPr>
+        <w:t xml:space="preserve">  </w:t>
+      </w:r>
+      <w:r>
+        <w:rPr>
+          <w:rStyle w:val="AttributeTok"/>
+        </w:rPr>
+        <w:t xml:space="preserve">zscore =</w:t>
+      </w:r>
+      <w:r>
+        <w:rPr>
+          <w:rStyle w:val="NormalTok"/>
+        </w:rPr>
+        <w:t xml:space="preserve"> </w:t>
+      </w:r>
+      <w:r>
+        <w:rPr>
+          <w:rStyle w:val="FunctionTok"/>
+        </w:rPr>
+        <w:t xml:space="preserve">as.numeric</w:t>
+      </w:r>
+      <w:r>
+        <w:rPr>
+          <w:rStyle w:val="NormalTok"/>
+        </w:rPr>
+        <w:t xml:space="preserve">(</w:t>
+      </w:r>
+      <w:r>
+        <w:rPr>
+          <w:rStyle w:val="FunctionTok"/>
+        </w:rPr>
+        <w:t xml:space="preserve">scale</w:t>
+      </w:r>
+      <w:r>
+        <w:rPr>
+          <w:rStyle w:val="NormalTok"/>
+        </w:rPr>
+        <w:t xml:space="preserve">(iris</w:t>
+      </w:r>
+      <w:r>
+        <w:rPr>
+          <w:rStyle w:val="SpecialCharTok"/>
+        </w:rPr>
+        <w:t xml:space="preserve">$</w:t>
+      </w:r>
+      <w:r>
+        <w:rPr>
+          <w:rStyle w:val="NormalTok"/>
+        </w:rPr>
+        <w:t xml:space="preserve">Sepal.Length))</w:t>
+      </w:r>
+      <w:r>
+        <w:br/>
+      </w:r>
+      <w:r>
+        <w:rPr>
+          <w:rStyle w:val="NormalTok"/>
+        </w:rPr>
+        <w:t xml:space="preserve">)</w:t>
+      </w:r>
+      <w:r>
+        <w:br/>
+      </w:r>
+      <w:r>
+        <w:br/>
+      </w:r>
+      <w:r>
+        <w:rPr>
+          <w:rStyle w:val="NormalTok"/>
+        </w:rPr>
+        <w:t xml:space="preserve">vals_long </w:t>
+      </w:r>
+      <w:r>
+        <w:rPr>
+          <w:rStyle w:val="OtherTok"/>
+        </w:rPr>
+        <w:t xml:space="preserve">&lt;-</w:t>
+      </w:r>
+      <w:r>
+        <w:rPr>
+          <w:rStyle w:val="NormalTok"/>
+        </w:rPr>
+        <w:t xml:space="preserve"> vals </w:t>
+      </w:r>
+      <w:r>
+        <w:rPr>
+          <w:rStyle w:val="SpecialCharTok"/>
+        </w:rPr>
+        <w:t xml:space="preserve">%&gt;%</w:t>
+      </w:r>
+      <w:r>
+        <w:br/>
+      </w:r>
+      <w:r>
+        <w:rPr>
+          <w:rStyle w:val="NormalTok"/>
+        </w:rPr>
+        <w:t xml:space="preserve">  </w:t>
+      </w:r>
+      <w:r>
+        <w:rPr>
+          <w:rStyle w:val="FunctionTok"/>
+        </w:rPr>
+        <w:t xml:space="preserve">pivot_longer</w:t>
+      </w:r>
+      <w:r>
+        <w:rPr>
+          <w:rStyle w:val="NormalTok"/>
+        </w:rPr>
+        <w:t xml:space="preserve">(</w:t>
+      </w:r>
+      <w:r>
+        <w:rPr>
+          <w:rStyle w:val="AttributeTok"/>
+        </w:rPr>
+        <w:t xml:space="preserve">cols =</w:t>
+      </w:r>
+      <w:r>
+        <w:rPr>
+          <w:rStyle w:val="NormalTok"/>
+        </w:rPr>
+        <w:t xml:space="preserve"> </w:t>
+      </w:r>
+      <w:r>
+        <w:rPr>
+          <w:rStyle w:val="FunctionTok"/>
+        </w:rPr>
+        <w:t xml:space="preserve">c</w:t>
+      </w:r>
+      <w:r>
+        <w:rPr>
+          <w:rStyle w:val="NormalTok"/>
+        </w:rPr>
+        <w:t xml:space="preserve">(x, minmax, zscore), </w:t>
+      </w:r>
+      <w:r>
+        <w:rPr>
+          <w:rStyle w:val="AttributeTok"/>
+        </w:rPr>
+        <w:t xml:space="preserve">names_to =</w:t>
+      </w:r>
+      <w:r>
+        <w:rPr>
+          <w:rStyle w:val="NormalTok"/>
+        </w:rPr>
+        <w:t xml:space="preserve"> </w:t>
+      </w:r>
+      <w:r>
+        <w:rPr>
+          <w:rStyle w:val="StringTok"/>
+        </w:rPr>
+        <w:t xml:space="preserve">"method"</w:t>
+      </w:r>
+      <w:r>
+        <w:rPr>
+          <w:rStyle w:val="NormalTok"/>
+        </w:rPr>
+        <w:t xml:space="preserve">, </w:t>
+      </w:r>
+      <w:r>
+        <w:rPr>
+          <w:rStyle w:val="AttributeTok"/>
+        </w:rPr>
+        <w:t xml:space="preserve">values_to =</w:t>
+      </w:r>
+      <w:r>
+        <w:rPr>
+          <w:rStyle w:val="NormalTok"/>
+        </w:rPr>
+        <w:t xml:space="preserve"> </w:t>
+      </w:r>
+      <w:r>
+        <w:rPr>
+          <w:rStyle w:val="StringTok"/>
+        </w:rPr>
+        <w:t xml:space="preserve">"value"</w:t>
+      </w:r>
+      <w:r>
+        <w:rPr>
+          <w:rStyle w:val="NormalTok"/>
+        </w:rPr>
+        <w:t xml:space="preserve">)</w:t>
+      </w:r>
+      <w:r>
+        <w:br/>
+      </w:r>
+      <w:r>
+        <w:br/>
+      </w:r>
+      <w:r>
+        <w:rPr>
+          <w:rStyle w:val="FunctionTok"/>
+        </w:rPr>
+        <w:t xml:space="preserve">ggplot</w:t>
+      </w:r>
+      <w:r>
+        <w:rPr>
+          <w:rStyle w:val="NormalTok"/>
+        </w:rPr>
+        <w:t xml:space="preserve">(vals_long, </w:t>
+      </w:r>
+      <w:r>
+        <w:rPr>
+          <w:rStyle w:val="FunctionTok"/>
+        </w:rPr>
+        <w:t xml:space="preserve">aes</w:t>
+      </w:r>
+      <w:r>
+        <w:rPr>
+          <w:rStyle w:val="NormalTok"/>
+        </w:rPr>
+        <w:t xml:space="preserve">(value, </w:t>
+      </w:r>
+      <w:r>
+        <w:rPr>
+          <w:rStyle w:val="AttributeTok"/>
+        </w:rPr>
+        <w:t xml:space="preserve">fill =</w:t>
+      </w:r>
+      <w:r>
+        <w:rPr>
+          <w:rStyle w:val="NormalTok"/>
+        </w:rPr>
+        <w:t xml:space="preserve"> method)) </w:t>
+      </w:r>
+      <w:r>
+        <w:rPr>
+          <w:rStyle w:val="SpecialCharTok"/>
+        </w:rPr>
+        <w:t xml:space="preserve">+</w:t>
+      </w:r>
+      <w:r>
+        <w:br/>
+      </w:r>
+      <w:r>
+        <w:rPr>
+          <w:rStyle w:val="NormalTok"/>
+        </w:rPr>
+        <w:t xml:space="preserve">  </w:t>
+      </w:r>
+      <w:r>
+        <w:rPr>
+          <w:rStyle w:val="FunctionTok"/>
+        </w:rPr>
+        <w:t xml:space="preserve">geom_histogram</w:t>
+      </w:r>
+      <w:r>
+        <w:rPr>
+          <w:rStyle w:val="NormalTok"/>
+        </w:rPr>
+        <w:t xml:space="preserve">(</w:t>
+      </w:r>
+      <w:r>
+        <w:rPr>
+          <w:rStyle w:val="AttributeTok"/>
+        </w:rPr>
+        <w:t xml:space="preserve">bins =</w:t>
+      </w:r>
+      <w:r>
+        <w:rPr>
+          <w:rStyle w:val="NormalTok"/>
+        </w:rPr>
+        <w:t xml:space="preserve"> </w:t>
       </w:r>
       <w:r>
         <w:rPr>
           <w:rStyle w:val="DecValTok"/>
         </w:rPr>
-        <w:t xml:space="preserve">16</w:t>
-      </w:r>
-      <w:r>
-        <w:rPr>
-          <w:rStyle w:val="NormalTok"/>
-        </w:rPr>
-        <w:t xml:space="preserve">))</w:t>
+        <w:t xml:space="preserve">20</w:t>
+      </w:r>
+      <w:r>
+        <w:rPr>
+          <w:rStyle w:val="NormalTok"/>
+        </w:rPr>
+        <w:t xml:space="preserve">, </w:t>
+      </w:r>
+      <w:r>
+        <w:rPr>
+          <w:rStyle w:val="AttributeTok"/>
+        </w:rPr>
+        <w:t xml:space="preserve">alpha =</w:t>
+      </w:r>
+      <w:r>
+        <w:rPr>
+          <w:rStyle w:val="NormalTok"/>
+        </w:rPr>
+        <w:t xml:space="preserve"> </w:t>
+      </w:r>
+      <w:r>
+        <w:rPr>
+          <w:rStyle w:val="FloatTok"/>
+        </w:rPr>
+        <w:t xml:space="preserve">0.6</w:t>
+      </w:r>
+      <w:r>
+        <w:rPr>
+          <w:rStyle w:val="NormalTok"/>
+        </w:rPr>
+        <w:t xml:space="preserve">, </w:t>
+      </w:r>
+      <w:r>
+        <w:rPr>
+          <w:rStyle w:val="AttributeTok"/>
+        </w:rPr>
+        <w:t xml:space="preserve">position =</w:t>
+      </w:r>
+      <w:r>
+        <w:rPr>
+          <w:rStyle w:val="NormalTok"/>
+        </w:rPr>
+        <w:t xml:space="preserve"> </w:t>
+      </w:r>
+      <w:r>
+        <w:rPr>
+          <w:rStyle w:val="StringTok"/>
+        </w:rPr>
+        <w:t xml:space="preserve">"identity"</w:t>
+      </w:r>
+      <w:r>
+        <w:rPr>
+          <w:rStyle w:val="NormalTok"/>
+        </w:rPr>
+        <w:t xml:space="preserve">) </w:t>
+      </w:r>
+      <w:r>
+        <w:rPr>
+          <w:rStyle w:val="SpecialCharTok"/>
+        </w:rPr>
+        <w:t xml:space="preserve">+</w:t>
+      </w:r>
+      <w:r>
+        <w:br/>
+      </w:r>
+      <w:r>
+        <w:rPr>
+          <w:rStyle w:val="NormalTok"/>
+        </w:rPr>
+        <w:t xml:space="preserve">  </w:t>
+      </w:r>
+      <w:r>
+        <w:rPr>
+          <w:rStyle w:val="FunctionTok"/>
+        </w:rPr>
+        <w:t xml:space="preserve">facet_wrap</w:t>
+      </w:r>
+      <w:r>
+        <w:rPr>
+          <w:rStyle w:val="NormalTok"/>
+        </w:rPr>
+        <w:t xml:space="preserve">(</w:t>
+      </w:r>
+      <w:r>
+        <w:rPr>
+          <w:rStyle w:val="SpecialCharTok"/>
+        </w:rPr>
+        <w:t xml:space="preserve">~</w:t>
+      </w:r>
+      <w:r>
+        <w:rPr>
+          <w:rStyle w:val="NormalTok"/>
+        </w:rPr>
+        <w:t xml:space="preserve"> method, </w:t>
+      </w:r>
+      <w:r>
+        <w:rPr>
+          <w:rStyle w:val="AttributeTok"/>
+        </w:rPr>
+        <w:t xml:space="preserve">scales =</w:t>
+      </w:r>
+      <w:r>
+        <w:rPr>
+          <w:rStyle w:val="NormalTok"/>
+        </w:rPr>
+        <w:t xml:space="preserve"> </w:t>
+      </w:r>
+      <w:r>
+        <w:rPr>
+          <w:rStyle w:val="StringTok"/>
+        </w:rPr>
+        <w:t xml:space="preserve">"free"</w:t>
+      </w:r>
+      <w:r>
+        <w:rPr>
+          <w:rStyle w:val="NormalTok"/>
+        </w:rPr>
+        <w:t xml:space="preserve">) </w:t>
+      </w:r>
+      <w:r>
+        <w:rPr>
+          <w:rStyle w:val="SpecialCharTok"/>
+        </w:rPr>
+        <w:t xml:space="preserve">+</w:t>
+      </w:r>
+      <w:r>
+        <w:br/>
+      </w:r>
+      <w:r>
+        <w:rPr>
+          <w:rStyle w:val="NormalTok"/>
+        </w:rPr>
+        <w:t xml:space="preserve">  </w:t>
+      </w:r>
+      <w:r>
+        <w:rPr>
+          <w:rStyle w:val="FunctionTok"/>
+        </w:rPr>
+        <w:t xml:space="preserve">labs</w:t>
+      </w:r>
+      <w:r>
+        <w:rPr>
+          <w:rStyle w:val="NormalTok"/>
+        </w:rPr>
+        <w:t xml:space="preserve">(</w:t>
+      </w:r>
+      <w:r>
+        <w:rPr>
+          <w:rStyle w:val="AttributeTok"/>
+        </w:rPr>
+        <w:t xml:space="preserve">title =</w:t>
+      </w:r>
+      <w:r>
+        <w:rPr>
+          <w:rStyle w:val="NormalTok"/>
+        </w:rPr>
+        <w:t xml:space="preserve"> </w:t>
+      </w:r>
+      <w:r>
+        <w:rPr>
+          <w:rStyle w:val="StringTok"/>
+        </w:rPr>
+        <w:t xml:space="preserve">"Comparação visual de normalização"</w:t>
+      </w:r>
+      <w:r>
+        <w:rPr>
+          <w:rStyle w:val="NormalTok"/>
+        </w:rPr>
+        <w:t xml:space="preserve">)</w:t>
       </w:r>
     </w:p>
-    <w:bookmarkEnd w:id="20"/>
-    <w:bookmarkEnd w:id="21"/>
-    <w:sectPr/>
+    <w:p>
+      <w:pPr>
+        <w:pStyle w:val="FirstParagraph"/>
+      </w:pPr>
+      <w:r>
+        <w:drawing>
+          <wp:inline>
+            <wp:extent cx="4620126" cy="3696101"/>
+            <wp:effectExtent b="0" l="0" r="0" t="0"/>
+            <wp:docPr descr="" title="" id="27" name="Picture"/>
+            <a:graphic>
+              <a:graphicData uri="http://schemas.openxmlformats.org/drawingml/2006/picture">
+                <pic:pic>
+                  <pic:nvPicPr>
+                    <pic:cNvPr descr="C:/Git/eogasawara/datamining/examples/Rmd/doc/5-DataPreprocessing_files/figure-docx/norm_compare-1.png" id="28" name="Picture"/>
+                    <pic:cNvPicPr>
+                      <a:picLocks noChangeArrowheads="1" noChangeAspect="1"/>
+                    </pic:cNvPicPr>
+                  </pic:nvPicPr>
+                  <pic:blipFill>
+                    <a:blip r:embed="rId26"/>
+                    <a:stretch>
+                      <a:fillRect/>
+                    </a:stretch>
+                  </pic:blipFill>
+                  <pic:spPr bwMode="auto">
+                    <a:xfrm>
+                      <a:off x="0" y="0"/>
+                      <a:ext cx="4620126" cy="3696101"/>
+                    </a:xfrm>
+                    <a:prstGeom prst="rect">
+                      <a:avLst/>
+                    </a:prstGeom>
+                    <a:noFill/>
+                    <a:ln w="9525">
+                      <a:noFill/>
+                      <a:headEnd/>
+                      <a:tailEnd/>
+                    </a:ln>
+                  </pic:spPr>
+                </pic:pic>
+              </a:graphicData>
+            </a:graphic>
+          </wp:inline>
+        </w:drawing>
+      </w:r>
+    </w:p>
+    <w:bookmarkEnd w:id="29"/>
+    <w:bookmarkStart w:id="30" w:name="discretização-e-suavização"/>
+    <w:p>
+      <w:pPr>
+        <w:pStyle w:val="Heading2"/>
+      </w:pPr>
+      <w:r>
+        <w:t xml:space="preserve">Discretização e suavização</w:t>
+      </w:r>
+    </w:p>
+    <w:p>
+      <w:pPr>
+        <w:pStyle w:val="SourceCode"/>
+      </w:pPr>
+      <w:r>
+        <w:rPr>
+          <w:rStyle w:val="CommentTok"/>
+        </w:rPr>
+        <w:t xml:space="preserve"># Slides 33–35: Binning por intervalos</w:t>
+      </w:r>
+      <w:r>
+        <w:br/>
+      </w:r>
+      <w:r>
+        <w:rPr>
+          <w:rStyle w:val="NormalTok"/>
+        </w:rPr>
+        <w:t xml:space="preserve">obj </w:t>
+      </w:r>
+      <w:r>
+        <w:rPr>
+          <w:rStyle w:val="OtherTok"/>
+        </w:rPr>
+        <w:t xml:space="preserve">&lt;-</w:t>
+      </w:r>
+      <w:r>
+        <w:rPr>
+          <w:rStyle w:val="NormalTok"/>
+        </w:rPr>
+        <w:t xml:space="preserve"> </w:t>
+      </w:r>
+      <w:r>
+        <w:rPr>
+          <w:rStyle w:val="FunctionTok"/>
+        </w:rPr>
+        <w:t xml:space="preserve">smoothing_inter</w:t>
+      </w:r>
+      <w:r>
+        <w:rPr>
+          <w:rStyle w:val="NormalTok"/>
+        </w:rPr>
+        <w:t xml:space="preserve">(</w:t>
+      </w:r>
+      <w:r>
+        <w:rPr>
+          <w:rStyle w:val="AttributeTok"/>
+        </w:rPr>
+        <w:t xml:space="preserve">n =</w:t>
+      </w:r>
+      <w:r>
+        <w:rPr>
+          <w:rStyle w:val="NormalTok"/>
+        </w:rPr>
+        <w:t xml:space="preserve"> </w:t>
+      </w:r>
+      <w:r>
+        <w:rPr>
+          <w:rStyle w:val="DecValTok"/>
+        </w:rPr>
+        <w:t xml:space="preserve">2</w:t>
+      </w:r>
+      <w:r>
+        <w:rPr>
+          <w:rStyle w:val="NormalTok"/>
+        </w:rPr>
+        <w:t xml:space="preserve">)</w:t>
+      </w:r>
+      <w:r>
+        <w:br/>
+      </w:r>
+      <w:r>
+        <w:rPr>
+          <w:rStyle w:val="NormalTok"/>
+        </w:rPr>
+        <w:t xml:space="preserve">obj </w:t>
+      </w:r>
+      <w:r>
+        <w:rPr>
+          <w:rStyle w:val="OtherTok"/>
+        </w:rPr>
+        <w:t xml:space="preserve">&lt;-</w:t>
+      </w:r>
+      <w:r>
+        <w:rPr>
+          <w:rStyle w:val="NormalTok"/>
+        </w:rPr>
+        <w:t xml:space="preserve"> </w:t>
+      </w:r>
+      <w:r>
+        <w:rPr>
+          <w:rStyle w:val="FunctionTok"/>
+        </w:rPr>
+        <w:t xml:space="preserve">fit</w:t>
+      </w:r>
+      <w:r>
+        <w:rPr>
+          <w:rStyle w:val="NormalTok"/>
+        </w:rPr>
+        <w:t xml:space="preserve">(obj, iris</w:t>
+      </w:r>
+      <w:r>
+        <w:rPr>
+          <w:rStyle w:val="SpecialCharTok"/>
+        </w:rPr>
+        <w:t xml:space="preserve">$</w:t>
+      </w:r>
+      <w:r>
+        <w:rPr>
+          <w:rStyle w:val="NormalTok"/>
+        </w:rPr>
+        <w:t xml:space="preserve">Sepal.Length)</w:t>
+      </w:r>
+      <w:r>
+        <w:br/>
+      </w:r>
+      <w:r>
+        <w:rPr>
+          <w:rStyle w:val="NormalTok"/>
+        </w:rPr>
+        <w:t xml:space="preserve">sl.bi </w:t>
+      </w:r>
+      <w:r>
+        <w:rPr>
+          <w:rStyle w:val="OtherTok"/>
+        </w:rPr>
+        <w:t xml:space="preserve">&lt;-</w:t>
+      </w:r>
+      <w:r>
+        <w:rPr>
+          <w:rStyle w:val="NormalTok"/>
+        </w:rPr>
+        <w:t xml:space="preserve"> </w:t>
+      </w:r>
+      <w:r>
+        <w:rPr>
+          <w:rStyle w:val="FunctionTok"/>
+        </w:rPr>
+        <w:t xml:space="preserve">transform</w:t>
+      </w:r>
+      <w:r>
+        <w:rPr>
+          <w:rStyle w:val="NormalTok"/>
+        </w:rPr>
+        <w:t xml:space="preserve">(obj, iris</w:t>
+      </w:r>
+      <w:r>
+        <w:rPr>
+          <w:rStyle w:val="SpecialCharTok"/>
+        </w:rPr>
+        <w:t xml:space="preserve">$</w:t>
+      </w:r>
+      <w:r>
+        <w:rPr>
+          <w:rStyle w:val="NormalTok"/>
+        </w:rPr>
+        <w:t xml:space="preserve">Sepal.Length)</w:t>
+      </w:r>
+      <w:r>
+        <w:br/>
+      </w:r>
+      <w:r>
+        <w:rPr>
+          <w:rStyle w:val="FunctionTok"/>
+        </w:rPr>
+        <w:t xml:space="preserve">table</w:t>
+      </w:r>
+      <w:r>
+        <w:rPr>
+          <w:rStyle w:val="NormalTok"/>
+        </w:rPr>
+        <w:t xml:space="preserve">(sl.bi)</w:t>
+      </w:r>
+    </w:p>
+    <w:p>
+      <w:pPr>
+        <w:pStyle w:val="SourceCode"/>
+      </w:pPr>
+      <w:r>
+        <w:rPr>
+          <w:rStyle w:val="VerbatimChar"/>
+        </w:rPr>
+        <w:t xml:space="preserve">## sl.bi</w:t>
+      </w:r>
+      <w:r>
+        <w:br/>
+      </w:r>
+      <w:r>
+        <w:rPr>
+          <w:rStyle w:val="VerbatimChar"/>
+        </w:rPr>
+        <w:t xml:space="preserve">## 5.32842105263158 6.73272727272727 </w:t>
+      </w:r>
+      <w:r>
+        <w:br/>
+      </w:r>
+      <w:r>
+        <w:rPr>
+          <w:rStyle w:val="VerbatimChar"/>
+        </w:rPr>
+        <w:t xml:space="preserve">##               95               55</w:t>
+      </w:r>
+    </w:p>
+    <w:p>
+      <w:pPr>
+        <w:pStyle w:val="SourceCode"/>
+      </w:pPr>
+      <w:r>
+        <w:rPr>
+          <w:rStyle w:val="CommentTok"/>
+        </w:rPr>
+        <w:t xml:space="preserve"># Slides 33–35: Binning por frequência (quantis)</w:t>
+      </w:r>
+      <w:r>
+        <w:br/>
+      </w:r>
+      <w:r>
+        <w:rPr>
+          <w:rStyle w:val="NormalTok"/>
+        </w:rPr>
+        <w:t xml:space="preserve">obj </w:t>
+      </w:r>
+      <w:r>
+        <w:rPr>
+          <w:rStyle w:val="OtherTok"/>
+        </w:rPr>
+        <w:t xml:space="preserve">&lt;-</w:t>
+      </w:r>
+      <w:r>
+        <w:rPr>
+          <w:rStyle w:val="NormalTok"/>
+        </w:rPr>
+        <w:t xml:space="preserve"> </w:t>
+      </w:r>
+      <w:r>
+        <w:rPr>
+          <w:rStyle w:val="FunctionTok"/>
+        </w:rPr>
+        <w:t xml:space="preserve">smoothing_freq</w:t>
+      </w:r>
+      <w:r>
+        <w:rPr>
+          <w:rStyle w:val="NormalTok"/>
+        </w:rPr>
+        <w:t xml:space="preserve">(</w:t>
+      </w:r>
+      <w:r>
+        <w:rPr>
+          <w:rStyle w:val="AttributeTok"/>
+        </w:rPr>
+        <w:t xml:space="preserve">n =</w:t>
+      </w:r>
+      <w:r>
+        <w:rPr>
+          <w:rStyle w:val="NormalTok"/>
+        </w:rPr>
+        <w:t xml:space="preserve"> </w:t>
+      </w:r>
+      <w:r>
+        <w:rPr>
+          <w:rStyle w:val="DecValTok"/>
+        </w:rPr>
+        <w:t xml:space="preserve">2</w:t>
+      </w:r>
+      <w:r>
+        <w:rPr>
+          <w:rStyle w:val="NormalTok"/>
+        </w:rPr>
+        <w:t xml:space="preserve">)</w:t>
+      </w:r>
+      <w:r>
+        <w:br/>
+      </w:r>
+      <w:r>
+        <w:rPr>
+          <w:rStyle w:val="NormalTok"/>
+        </w:rPr>
+        <w:t xml:space="preserve">obj </w:t>
+      </w:r>
+      <w:r>
+        <w:rPr>
+          <w:rStyle w:val="OtherTok"/>
+        </w:rPr>
+        <w:t xml:space="preserve">&lt;-</w:t>
+      </w:r>
+      <w:r>
+        <w:rPr>
+          <w:rStyle w:val="NormalTok"/>
+        </w:rPr>
+        <w:t xml:space="preserve"> </w:t>
+      </w:r>
+      <w:r>
+        <w:rPr>
+          <w:rStyle w:val="FunctionTok"/>
+        </w:rPr>
+        <w:t xml:space="preserve">fit</w:t>
+      </w:r>
+      <w:r>
+        <w:rPr>
+          <w:rStyle w:val="NormalTok"/>
+        </w:rPr>
+        <w:t xml:space="preserve">(obj, iris</w:t>
+      </w:r>
+      <w:r>
+        <w:rPr>
+          <w:rStyle w:val="SpecialCharTok"/>
+        </w:rPr>
+        <w:t xml:space="preserve">$</w:t>
+      </w:r>
+      <w:r>
+        <w:rPr>
+          <w:rStyle w:val="NormalTok"/>
+        </w:rPr>
+        <w:t xml:space="preserve">Sepal.Length)</w:t>
+      </w:r>
+      <w:r>
+        <w:br/>
+      </w:r>
+      <w:r>
+        <w:rPr>
+          <w:rStyle w:val="NormalTok"/>
+        </w:rPr>
+        <w:t xml:space="preserve">sl.bi </w:t>
+      </w:r>
+      <w:r>
+        <w:rPr>
+          <w:rStyle w:val="OtherTok"/>
+        </w:rPr>
+        <w:t xml:space="preserve">&lt;-</w:t>
+      </w:r>
+      <w:r>
+        <w:rPr>
+          <w:rStyle w:val="NormalTok"/>
+        </w:rPr>
+        <w:t xml:space="preserve"> </w:t>
+      </w:r>
+      <w:r>
+        <w:rPr>
+          <w:rStyle w:val="FunctionTok"/>
+        </w:rPr>
+        <w:t xml:space="preserve">transform</w:t>
+      </w:r>
+      <w:r>
+        <w:rPr>
+          <w:rStyle w:val="NormalTok"/>
+        </w:rPr>
+        <w:t xml:space="preserve">(obj, iris</w:t>
+      </w:r>
+      <w:r>
+        <w:rPr>
+          <w:rStyle w:val="SpecialCharTok"/>
+        </w:rPr>
+        <w:t xml:space="preserve">$</w:t>
+      </w:r>
+      <w:r>
+        <w:rPr>
+          <w:rStyle w:val="NormalTok"/>
+        </w:rPr>
+        <w:t xml:space="preserve">Sepal.Length)</w:t>
+      </w:r>
+      <w:r>
+        <w:br/>
+      </w:r>
+      <w:r>
+        <w:rPr>
+          <w:rStyle w:val="FunctionTok"/>
+        </w:rPr>
+        <w:t xml:space="preserve">table</w:t>
+      </w:r>
+      <w:r>
+        <w:rPr>
+          <w:rStyle w:val="NormalTok"/>
+        </w:rPr>
+        <w:t xml:space="preserve">(sl.bi)</w:t>
+      </w:r>
+    </w:p>
+    <w:p>
+      <w:pPr>
+        <w:pStyle w:val="SourceCode"/>
+      </w:pPr>
+      <w:r>
+        <w:rPr>
+          <w:rStyle w:val="VerbatimChar"/>
+        </w:rPr>
+        <w:t xml:space="preserve">## sl.bi</w:t>
+      </w:r>
+      <w:r>
+        <w:br/>
+      </w:r>
+      <w:r>
+        <w:rPr>
+          <w:rStyle w:val="VerbatimChar"/>
+        </w:rPr>
+        <w:t xml:space="preserve">## 5.19875    6.58 </w:t>
+      </w:r>
+      <w:r>
+        <w:br/>
+      </w:r>
+      <w:r>
+        <w:rPr>
+          <w:rStyle w:val="VerbatimChar"/>
+        </w:rPr>
+        <w:t xml:space="preserve">##      80      70</w:t>
+      </w:r>
+    </w:p>
+    <w:p>
+      <w:pPr>
+        <w:pStyle w:val="SourceCode"/>
+      </w:pPr>
+      <w:r>
+        <w:rPr>
+          <w:rStyle w:val="CommentTok"/>
+        </w:rPr>
+        <w:t xml:space="preserve"># Slide 35: Discretização via clustering</w:t>
+      </w:r>
+      <w:r>
+        <w:br/>
+      </w:r>
+      <w:r>
+        <w:rPr>
+          <w:rStyle w:val="NormalTok"/>
+        </w:rPr>
+        <w:t xml:space="preserve">obj </w:t>
+      </w:r>
+      <w:r>
+        <w:rPr>
+          <w:rStyle w:val="OtherTok"/>
+        </w:rPr>
+        <w:t xml:space="preserve">&lt;-</w:t>
+      </w:r>
+      <w:r>
+        <w:rPr>
+          <w:rStyle w:val="NormalTok"/>
+        </w:rPr>
+        <w:t xml:space="preserve"> </w:t>
+      </w:r>
+      <w:r>
+        <w:rPr>
+          <w:rStyle w:val="FunctionTok"/>
+        </w:rPr>
+        <w:t xml:space="preserve">smoothing_cluster</w:t>
+      </w:r>
+      <w:r>
+        <w:rPr>
+          <w:rStyle w:val="NormalTok"/>
+        </w:rPr>
+        <w:t xml:space="preserve">(</w:t>
+      </w:r>
+      <w:r>
+        <w:rPr>
+          <w:rStyle w:val="AttributeTok"/>
+        </w:rPr>
+        <w:t xml:space="preserve">n =</w:t>
+      </w:r>
+      <w:r>
+        <w:rPr>
+          <w:rStyle w:val="NormalTok"/>
+        </w:rPr>
+        <w:t xml:space="preserve"> </w:t>
+      </w:r>
+      <w:r>
+        <w:rPr>
+          <w:rStyle w:val="DecValTok"/>
+        </w:rPr>
+        <w:t xml:space="preserve">2</w:t>
+      </w:r>
+      <w:r>
+        <w:rPr>
+          <w:rStyle w:val="NormalTok"/>
+        </w:rPr>
+        <w:t xml:space="preserve">)</w:t>
+      </w:r>
+      <w:r>
+        <w:br/>
+      </w:r>
+      <w:r>
+        <w:rPr>
+          <w:rStyle w:val="NormalTok"/>
+        </w:rPr>
+        <w:t xml:space="preserve">obj </w:t>
+      </w:r>
+      <w:r>
+        <w:rPr>
+          <w:rStyle w:val="OtherTok"/>
+        </w:rPr>
+        <w:t xml:space="preserve">&lt;-</w:t>
+      </w:r>
+      <w:r>
+        <w:rPr>
+          <w:rStyle w:val="NormalTok"/>
+        </w:rPr>
+        <w:t xml:space="preserve"> </w:t>
+      </w:r>
+      <w:r>
+        <w:rPr>
+          <w:rStyle w:val="FunctionTok"/>
+        </w:rPr>
+        <w:t xml:space="preserve">fit</w:t>
+      </w:r>
+      <w:r>
+        <w:rPr>
+          <w:rStyle w:val="NormalTok"/>
+        </w:rPr>
+        <w:t xml:space="preserve">(obj, iris</w:t>
+      </w:r>
+      <w:r>
+        <w:rPr>
+          <w:rStyle w:val="SpecialCharTok"/>
+        </w:rPr>
+        <w:t xml:space="preserve">$</w:t>
+      </w:r>
+      <w:r>
+        <w:rPr>
+          <w:rStyle w:val="NormalTok"/>
+        </w:rPr>
+        <w:t xml:space="preserve">Sepal.Length)</w:t>
+      </w:r>
+      <w:r>
+        <w:br/>
+      </w:r>
+      <w:r>
+        <w:rPr>
+          <w:rStyle w:val="NormalTok"/>
+        </w:rPr>
+        <w:t xml:space="preserve">sl.bi </w:t>
+      </w:r>
+      <w:r>
+        <w:rPr>
+          <w:rStyle w:val="OtherTok"/>
+        </w:rPr>
+        <w:t xml:space="preserve">&lt;-</w:t>
+      </w:r>
+      <w:r>
+        <w:rPr>
+          <w:rStyle w:val="NormalTok"/>
+        </w:rPr>
+        <w:t xml:space="preserve"> </w:t>
+      </w:r>
+      <w:r>
+        <w:rPr>
+          <w:rStyle w:val="FunctionTok"/>
+        </w:rPr>
+        <w:t xml:space="preserve">transform</w:t>
+      </w:r>
+      <w:r>
+        <w:rPr>
+          <w:rStyle w:val="NormalTok"/>
+        </w:rPr>
+        <w:t xml:space="preserve">(obj, iris</w:t>
+      </w:r>
+      <w:r>
+        <w:rPr>
+          <w:rStyle w:val="SpecialCharTok"/>
+        </w:rPr>
+        <w:t xml:space="preserve">$</w:t>
+      </w:r>
+      <w:r>
+        <w:rPr>
+          <w:rStyle w:val="NormalTok"/>
+        </w:rPr>
+        <w:t xml:space="preserve">Sepal.Length)</w:t>
+      </w:r>
+      <w:r>
+        <w:br/>
+      </w:r>
+      <w:r>
+        <w:rPr>
+          <w:rStyle w:val="FunctionTok"/>
+        </w:rPr>
+        <w:t xml:space="preserve">table</w:t>
+      </w:r>
+      <w:r>
+        <w:rPr>
+          <w:rStyle w:val="NormalTok"/>
+        </w:rPr>
+        <w:t xml:space="preserve">(sl.bi)</w:t>
+      </w:r>
+    </w:p>
+    <w:p>
+      <w:pPr>
+        <w:pStyle w:val="SourceCode"/>
+      </w:pPr>
+      <w:r>
+        <w:rPr>
+          <w:rStyle w:val="VerbatimChar"/>
+        </w:rPr>
+        <w:t xml:space="preserve">## sl.bi</w:t>
+      </w:r>
+      <w:r>
+        <w:br/>
+      </w:r>
+      <w:r>
+        <w:rPr>
+          <w:rStyle w:val="VerbatimChar"/>
+        </w:rPr>
+        <w:t xml:space="preserve">## 5.19875    6.58 </w:t>
+      </w:r>
+      <w:r>
+        <w:br/>
+      </w:r>
+      <w:r>
+        <w:rPr>
+          <w:rStyle w:val="VerbatimChar"/>
+        </w:rPr>
+        <w:t xml:space="preserve">##      80      70</w:t>
+      </w:r>
+    </w:p>
+    <w:bookmarkEnd w:id="30"/>
+    <w:bookmarkStart w:id="31" w:name="hierarquias-e-mapeamento-categórico"/>
+    <w:p>
+      <w:pPr>
+        <w:pStyle w:val="Heading2"/>
+      </w:pPr>
+      <w:r>
+        <w:t xml:space="preserve">Hierarquias e mapeamento categórico</w:t>
+      </w:r>
+    </w:p>
+    <w:p>
+      <w:pPr>
+        <w:pStyle w:val="SourceCode"/>
+      </w:pPr>
+      <w:r>
+        <w:rPr>
+          <w:rStyle w:val="CommentTok"/>
+        </w:rPr>
+        <w:t xml:space="preserve"># Slides 38–39: Mapeamento categórico (one-hot)</w:t>
+      </w:r>
+      <w:r>
+        <w:br/>
+      </w:r>
+      <w:r>
+        <w:rPr>
+          <w:rStyle w:val="NormalTok"/>
+        </w:rPr>
+        <w:t xml:space="preserve">cm </w:t>
+      </w:r>
+      <w:r>
+        <w:rPr>
+          <w:rStyle w:val="OtherTok"/>
+        </w:rPr>
+        <w:t xml:space="preserve">&lt;-</w:t>
+      </w:r>
+      <w:r>
+        <w:rPr>
+          <w:rStyle w:val="NormalTok"/>
+        </w:rPr>
+        <w:t xml:space="preserve"> </w:t>
+      </w:r>
+      <w:r>
+        <w:rPr>
+          <w:rStyle w:val="FunctionTok"/>
+        </w:rPr>
+        <w:t xml:space="preserve">categ_mapping</w:t>
+      </w:r>
+      <w:r>
+        <w:rPr>
+          <w:rStyle w:val="NormalTok"/>
+        </w:rPr>
+        <w:t xml:space="preserve">(</w:t>
+      </w:r>
+      <w:r>
+        <w:rPr>
+          <w:rStyle w:val="StringTok"/>
+        </w:rPr>
+        <w:t xml:space="preserve">"Species"</w:t>
+      </w:r>
+      <w:r>
+        <w:rPr>
+          <w:rStyle w:val="NormalTok"/>
+        </w:rPr>
+        <w:t xml:space="preserve">)</w:t>
+      </w:r>
+      <w:r>
+        <w:br/>
+      </w:r>
+      <w:r>
+        <w:rPr>
+          <w:rStyle w:val="NormalTok"/>
+        </w:rPr>
+        <w:t xml:space="preserve">iris_cm </w:t>
+      </w:r>
+      <w:r>
+        <w:rPr>
+          <w:rStyle w:val="OtherTok"/>
+        </w:rPr>
+        <w:t xml:space="preserve">&lt;-</w:t>
+      </w:r>
+      <w:r>
+        <w:rPr>
+          <w:rStyle w:val="NormalTok"/>
+        </w:rPr>
+        <w:t xml:space="preserve"> </w:t>
+      </w:r>
+      <w:r>
+        <w:rPr>
+          <w:rStyle w:val="FunctionTok"/>
+        </w:rPr>
+        <w:t xml:space="preserve">transform</w:t>
+      </w:r>
+      <w:r>
+        <w:rPr>
+          <w:rStyle w:val="NormalTok"/>
+        </w:rPr>
+        <w:t xml:space="preserve">(cm, iris)</w:t>
+      </w:r>
+      <w:r>
+        <w:br/>
+      </w:r>
+      <w:r>
+        <w:rPr>
+          <w:rStyle w:val="FunctionTok"/>
+        </w:rPr>
+        <w:t xml:space="preserve">head</w:t>
+      </w:r>
+      <w:r>
+        <w:rPr>
+          <w:rStyle w:val="NormalTok"/>
+        </w:rPr>
+        <w:t xml:space="preserve">(iris_cm)</w:t>
+      </w:r>
+    </w:p>
+    <w:p>
+      <w:pPr>
+        <w:pStyle w:val="SourceCode"/>
+      </w:pPr>
+      <w:r>
+        <w:rPr>
+          <w:rStyle w:val="VerbatimChar"/>
+        </w:rPr>
+        <w:t xml:space="preserve">##   Speciessetosa Speciesversicolor Speciesvirginica</w:t>
+      </w:r>
+      <w:r>
+        <w:br/>
+      </w:r>
+      <w:r>
+        <w:rPr>
+          <w:rStyle w:val="VerbatimChar"/>
+        </w:rPr>
+        <w:t xml:space="preserve">## 1             1                 0                0</w:t>
+      </w:r>
+      <w:r>
+        <w:br/>
+      </w:r>
+      <w:r>
+        <w:rPr>
+          <w:rStyle w:val="VerbatimChar"/>
+        </w:rPr>
+        <w:t xml:space="preserve">## 2             1                 0                0</w:t>
+      </w:r>
+      <w:r>
+        <w:br/>
+      </w:r>
+      <w:r>
+        <w:rPr>
+          <w:rStyle w:val="VerbatimChar"/>
+        </w:rPr>
+        <w:t xml:space="preserve">## 3             1                 0                0</w:t>
+      </w:r>
+      <w:r>
+        <w:br/>
+      </w:r>
+      <w:r>
+        <w:rPr>
+          <w:rStyle w:val="VerbatimChar"/>
+        </w:rPr>
+        <w:t xml:space="preserve">## 4             1                 0                0</w:t>
+      </w:r>
+      <w:r>
+        <w:br/>
+      </w:r>
+      <w:r>
+        <w:rPr>
+          <w:rStyle w:val="VerbatimChar"/>
+        </w:rPr>
+        <w:t xml:space="preserve">## 5             1                 0                0</w:t>
+      </w:r>
+      <w:r>
+        <w:br/>
+      </w:r>
+      <w:r>
+        <w:rPr>
+          <w:rStyle w:val="VerbatimChar"/>
+        </w:rPr>
+        <w:t xml:space="preserve">## 6             1                 0                0</w:t>
+      </w:r>
+    </w:p>
+    <w:p>
+      <w:pPr>
+        <w:pStyle w:val="SourceCode"/>
+      </w:pPr>
+      <w:r>
+        <w:rPr>
+          <w:rStyle w:val="CommentTok"/>
+        </w:rPr>
+        <w:t xml:space="preserve"># Slides 36–37: Hierarquia de conceitos (exemplo simples)</w:t>
+      </w:r>
+      <w:r>
+        <w:br/>
+      </w:r>
+      <w:r>
+        <w:rPr>
+          <w:rStyle w:val="NormalTok"/>
+        </w:rPr>
+        <w:t xml:space="preserve">iris </w:t>
+      </w:r>
+      <w:r>
+        <w:rPr>
+          <w:rStyle w:val="SpecialCharTok"/>
+        </w:rPr>
+        <w:t xml:space="preserve">%&gt;%</w:t>
+      </w:r>
+      <w:r>
+        <w:br/>
+      </w:r>
+      <w:r>
+        <w:rPr>
+          <w:rStyle w:val="NormalTok"/>
+        </w:rPr>
+        <w:t xml:space="preserve">  </w:t>
+      </w:r>
+      <w:r>
+        <w:rPr>
+          <w:rStyle w:val="FunctionTok"/>
+        </w:rPr>
+        <w:t xml:space="preserve">mutate</w:t>
+      </w:r>
+      <w:r>
+        <w:rPr>
+          <w:rStyle w:val="NormalTok"/>
+        </w:rPr>
+        <w:t xml:space="preserve">(</w:t>
+      </w:r>
+      <w:r>
+        <w:br/>
+      </w:r>
+      <w:r>
+        <w:rPr>
+          <w:rStyle w:val="NormalTok"/>
+        </w:rPr>
+        <w:t xml:space="preserve">    </w:t>
+      </w:r>
+      <w:r>
+        <w:rPr>
+          <w:rStyle w:val="AttributeTok"/>
+        </w:rPr>
+        <w:t xml:space="preserve">Sepal.Length.Level =</w:t>
+      </w:r>
+      <w:r>
+        <w:rPr>
+          <w:rStyle w:val="NormalTok"/>
+        </w:rPr>
+        <w:t xml:space="preserve"> </w:t>
+      </w:r>
+      <w:r>
+        <w:rPr>
+          <w:rStyle w:val="FunctionTok"/>
+        </w:rPr>
+        <w:t xml:space="preserve">cut</w:t>
+      </w:r>
+      <w:r>
+        <w:rPr>
+          <w:rStyle w:val="NormalTok"/>
+        </w:rPr>
+        <w:t xml:space="preserve">(</w:t>
+      </w:r>
+      <w:r>
+        <w:br/>
+      </w:r>
+      <w:r>
+        <w:rPr>
+          <w:rStyle w:val="NormalTok"/>
+        </w:rPr>
+        <w:t xml:space="preserve">      Sepal.Length,</w:t>
+      </w:r>
+      <w:r>
+        <w:br/>
+      </w:r>
+      <w:r>
+        <w:rPr>
+          <w:rStyle w:val="NormalTok"/>
+        </w:rPr>
+        <w:t xml:space="preserve">      </w:t>
+      </w:r>
+      <w:r>
+        <w:rPr>
+          <w:rStyle w:val="AttributeTok"/>
+        </w:rPr>
+        <w:t xml:space="preserve">breaks =</w:t>
+      </w:r>
+      <w:r>
+        <w:rPr>
+          <w:rStyle w:val="NormalTok"/>
+        </w:rPr>
+        <w:t xml:space="preserve"> </w:t>
+      </w:r>
+      <w:r>
+        <w:rPr>
+          <w:rStyle w:val="FunctionTok"/>
+        </w:rPr>
+        <w:t xml:space="preserve">c</w:t>
+      </w:r>
+      <w:r>
+        <w:rPr>
+          <w:rStyle w:val="NormalTok"/>
+        </w:rPr>
+        <w:t xml:space="preserve">(</w:t>
+      </w:r>
+      <w:r>
+        <w:rPr>
+          <w:rStyle w:val="SpecialCharTok"/>
+        </w:rPr>
+        <w:t xml:space="preserve">-</w:t>
+      </w:r>
+      <w:r>
+        <w:rPr>
+          <w:rStyle w:val="ConstantTok"/>
+        </w:rPr>
+        <w:t xml:space="preserve">Inf</w:t>
+      </w:r>
+      <w:r>
+        <w:rPr>
+          <w:rStyle w:val="NormalTok"/>
+        </w:rPr>
+        <w:t xml:space="preserve">, </w:t>
+      </w:r>
+      <w:r>
+        <w:rPr>
+          <w:rStyle w:val="FloatTok"/>
+        </w:rPr>
+        <w:t xml:space="preserve">5.5</w:t>
+      </w:r>
+      <w:r>
+        <w:rPr>
+          <w:rStyle w:val="NormalTok"/>
+        </w:rPr>
+        <w:t xml:space="preserve">, </w:t>
+      </w:r>
+      <w:r>
+        <w:rPr>
+          <w:rStyle w:val="FloatTok"/>
+        </w:rPr>
+        <w:t xml:space="preserve">6.5</w:t>
+      </w:r>
+      <w:r>
+        <w:rPr>
+          <w:rStyle w:val="NormalTok"/>
+        </w:rPr>
+        <w:t xml:space="preserve">, </w:t>
+      </w:r>
+      <w:r>
+        <w:rPr>
+          <w:rStyle w:val="ConstantTok"/>
+        </w:rPr>
+        <w:t xml:space="preserve">Inf</w:t>
+      </w:r>
+      <w:r>
+        <w:rPr>
+          <w:rStyle w:val="NormalTok"/>
+        </w:rPr>
+        <w:t xml:space="preserve">),</w:t>
+      </w:r>
+      <w:r>
+        <w:br/>
+      </w:r>
+      <w:r>
+        <w:rPr>
+          <w:rStyle w:val="NormalTok"/>
+        </w:rPr>
+        <w:t xml:space="preserve">      </w:t>
+      </w:r>
+      <w:r>
+        <w:rPr>
+          <w:rStyle w:val="AttributeTok"/>
+        </w:rPr>
+        <w:t xml:space="preserve">labels =</w:t>
+      </w:r>
+      <w:r>
+        <w:rPr>
+          <w:rStyle w:val="NormalTok"/>
+        </w:rPr>
+        <w:t xml:space="preserve"> </w:t>
+      </w:r>
+      <w:r>
+        <w:rPr>
+          <w:rStyle w:val="FunctionTok"/>
+        </w:rPr>
+        <w:t xml:space="preserve">c</w:t>
+      </w:r>
+      <w:r>
+        <w:rPr>
+          <w:rStyle w:val="NormalTok"/>
+        </w:rPr>
+        <w:t xml:space="preserve">(</w:t>
+      </w:r>
+      <w:r>
+        <w:rPr>
+          <w:rStyle w:val="StringTok"/>
+        </w:rPr>
+        <w:t xml:space="preserve">"baixo"</w:t>
+      </w:r>
+      <w:r>
+        <w:rPr>
+          <w:rStyle w:val="NormalTok"/>
+        </w:rPr>
+        <w:t xml:space="preserve">, </w:t>
+      </w:r>
+      <w:r>
+        <w:rPr>
+          <w:rStyle w:val="StringTok"/>
+        </w:rPr>
+        <w:t xml:space="preserve">"medio"</w:t>
+      </w:r>
+      <w:r>
+        <w:rPr>
+          <w:rStyle w:val="NormalTok"/>
+        </w:rPr>
+        <w:t xml:space="preserve">, </w:t>
+      </w:r>
+      <w:r>
+        <w:rPr>
+          <w:rStyle w:val="StringTok"/>
+        </w:rPr>
+        <w:t xml:space="preserve">"alto"</w:t>
+      </w:r>
+      <w:r>
+        <w:rPr>
+          <w:rStyle w:val="NormalTok"/>
+        </w:rPr>
+        <w:t xml:space="preserve">)</w:t>
+      </w:r>
+      <w:r>
+        <w:br/>
+      </w:r>
+      <w:r>
+        <w:rPr>
+          <w:rStyle w:val="NormalTok"/>
+        </w:rPr>
+        <w:t xml:space="preserve">    )</w:t>
+      </w:r>
+      <w:r>
+        <w:br/>
+      </w:r>
+      <w:r>
+        <w:rPr>
+          <w:rStyle w:val="NormalTok"/>
+        </w:rPr>
+        <w:t xml:space="preserve">  ) </w:t>
+      </w:r>
+      <w:r>
+        <w:rPr>
+          <w:rStyle w:val="SpecialCharTok"/>
+        </w:rPr>
+        <w:t xml:space="preserve">%&gt;%</w:t>
+      </w:r>
+      <w:r>
+        <w:br/>
+      </w:r>
+      <w:r>
+        <w:rPr>
+          <w:rStyle w:val="NormalTok"/>
+        </w:rPr>
+        <w:t xml:space="preserve">  </w:t>
+      </w:r>
+      <w:r>
+        <w:rPr>
+          <w:rStyle w:val="FunctionTok"/>
+        </w:rPr>
+        <w:t xml:space="preserve">count</w:t>
+      </w:r>
+      <w:r>
+        <w:rPr>
+          <w:rStyle w:val="NormalTok"/>
+        </w:rPr>
+        <w:t xml:space="preserve">(Sepal.Length.Level)</w:t>
+      </w:r>
+    </w:p>
+    <w:p>
+      <w:pPr>
+        <w:pStyle w:val="SourceCode"/>
+      </w:pPr>
+      <w:r>
+        <w:rPr>
+          <w:rStyle w:val="VerbatimChar"/>
+        </w:rPr>
+        <w:t xml:space="preserve">##   Sepal.Length.Level  n</w:t>
+      </w:r>
+      <w:r>
+        <w:br/>
+      </w:r>
+      <w:r>
+        <w:rPr>
+          <w:rStyle w:val="VerbatimChar"/>
+        </w:rPr>
+        <w:t xml:space="preserve">## 1              baixo 59</w:t>
+      </w:r>
+      <w:r>
+        <w:br/>
+      </w:r>
+      <w:r>
+        <w:rPr>
+          <w:rStyle w:val="VerbatimChar"/>
+        </w:rPr>
+        <w:t xml:space="preserve">## 2              medio 61</w:t>
+      </w:r>
+      <w:r>
+        <w:br/>
+      </w:r>
+      <w:r>
+        <w:rPr>
+          <w:rStyle w:val="VerbatimChar"/>
+        </w:rPr>
+        <w:t xml:space="preserve">## 3               alto 30</w:t>
+      </w:r>
+    </w:p>
+    <w:bookmarkEnd w:id="31"/>
+    <w:bookmarkStart w:id="32" w:name="amostragem-e-balanceamento"/>
+    <w:p>
+      <w:pPr>
+        <w:pStyle w:val="Heading2"/>
+      </w:pPr>
+      <w:r>
+        <w:t xml:space="preserve">Amostragem e balanceamento</w:t>
+      </w:r>
+    </w:p>
+    <w:p>
+      <w:pPr>
+        <w:pStyle w:val="SourceCode"/>
+      </w:pPr>
+      <w:r>
+        <w:rPr>
+          <w:rStyle w:val="CommentTok"/>
+        </w:rPr>
+        <w:t xml:space="preserve"># Slides 40–41: Amostragem aleatória</w:t>
+      </w:r>
+      <w:r>
+        <w:br/>
+      </w:r>
+      <w:r>
+        <w:rPr>
+          <w:rStyle w:val="NormalTok"/>
+        </w:rPr>
+        <w:t xml:space="preserve">tt </w:t>
+      </w:r>
+      <w:r>
+        <w:rPr>
+          <w:rStyle w:val="OtherTok"/>
+        </w:rPr>
+        <w:t xml:space="preserve">&lt;-</w:t>
+      </w:r>
+      <w:r>
+        <w:rPr>
+          <w:rStyle w:val="NormalTok"/>
+        </w:rPr>
+        <w:t xml:space="preserve"> </w:t>
+      </w:r>
+      <w:r>
+        <w:rPr>
+          <w:rStyle w:val="FunctionTok"/>
+        </w:rPr>
+        <w:t xml:space="preserve">train_test</w:t>
+      </w:r>
+      <w:r>
+        <w:rPr>
+          <w:rStyle w:val="NormalTok"/>
+        </w:rPr>
+        <w:t xml:space="preserve">(</w:t>
+      </w:r>
+      <w:r>
+        <w:rPr>
+          <w:rStyle w:val="FunctionTok"/>
+        </w:rPr>
+        <w:t xml:space="preserve">sample_random</w:t>
+      </w:r>
+      <w:r>
+        <w:rPr>
+          <w:rStyle w:val="NormalTok"/>
+        </w:rPr>
+        <w:t xml:space="preserve">(), iris)</w:t>
+      </w:r>
+      <w:r>
+        <w:br/>
+      </w:r>
+      <w:r>
+        <w:rPr>
+          <w:rStyle w:val="FunctionTok"/>
+        </w:rPr>
+        <w:t xml:space="preserve">table</w:t>
+      </w:r>
+      <w:r>
+        <w:rPr>
+          <w:rStyle w:val="NormalTok"/>
+        </w:rPr>
+        <w:t xml:space="preserve">(tt</w:t>
+      </w:r>
+      <w:r>
+        <w:rPr>
+          <w:rStyle w:val="SpecialCharTok"/>
+        </w:rPr>
+        <w:t xml:space="preserve">$</w:t>
+      </w:r>
+      <w:r>
+        <w:rPr>
+          <w:rStyle w:val="NormalTok"/>
+        </w:rPr>
+        <w:t xml:space="preserve">train</w:t>
+      </w:r>
+      <w:r>
+        <w:rPr>
+          <w:rStyle w:val="SpecialCharTok"/>
+        </w:rPr>
+        <w:t xml:space="preserve">$</w:t>
+      </w:r>
+      <w:r>
+        <w:rPr>
+          <w:rStyle w:val="NormalTok"/>
+        </w:rPr>
+        <w:t xml:space="preserve">Species)</w:t>
+      </w:r>
+    </w:p>
+    <w:p>
+      <w:pPr>
+        <w:pStyle w:val="SourceCode"/>
+      </w:pPr>
+      <w:r>
+        <w:rPr>
+          <w:rStyle w:val="VerbatimChar"/>
+        </w:rPr>
+        <w:t xml:space="preserve">## </w:t>
+      </w:r>
+      <w:r>
+        <w:br/>
+      </w:r>
+      <w:r>
+        <w:rPr>
+          <w:rStyle w:val="VerbatimChar"/>
+        </w:rPr>
+        <w:t xml:space="preserve">##     setosa versicolor  virginica </w:t>
+      </w:r>
+      <w:r>
+        <w:br/>
+      </w:r>
+      <w:r>
+        <w:rPr>
+          <w:rStyle w:val="VerbatimChar"/>
+        </w:rPr>
+        <w:t xml:space="preserve">##         39         37         44</w:t>
+      </w:r>
+    </w:p>
+    <w:p>
+      <w:pPr>
+        <w:pStyle w:val="SourceCode"/>
+      </w:pPr>
+      <w:r>
+        <w:rPr>
+          <w:rStyle w:val="CommentTok"/>
+        </w:rPr>
+        <w:t xml:space="preserve"># Slides 41–43: Amostragem estratificada</w:t>
+      </w:r>
+      <w:r>
+        <w:br/>
+      </w:r>
+      <w:r>
+        <w:rPr>
+          <w:rStyle w:val="NormalTok"/>
+        </w:rPr>
+        <w:t xml:space="preserve">tt </w:t>
+      </w:r>
+      <w:r>
+        <w:rPr>
+          <w:rStyle w:val="OtherTok"/>
+        </w:rPr>
+        <w:t xml:space="preserve">&lt;-</w:t>
+      </w:r>
+      <w:r>
+        <w:rPr>
+          <w:rStyle w:val="NormalTok"/>
+        </w:rPr>
+        <w:t xml:space="preserve"> </w:t>
+      </w:r>
+      <w:r>
+        <w:rPr>
+          <w:rStyle w:val="FunctionTok"/>
+        </w:rPr>
+        <w:t xml:space="preserve">train_test</w:t>
+      </w:r>
+      <w:r>
+        <w:rPr>
+          <w:rStyle w:val="NormalTok"/>
+        </w:rPr>
+        <w:t xml:space="preserve">(</w:t>
+      </w:r>
+      <w:r>
+        <w:rPr>
+          <w:rStyle w:val="FunctionTok"/>
+        </w:rPr>
+        <w:t xml:space="preserve">sample_stratified</w:t>
+      </w:r>
+      <w:r>
+        <w:rPr>
+          <w:rStyle w:val="NormalTok"/>
+        </w:rPr>
+        <w:t xml:space="preserve">(</w:t>
+      </w:r>
+      <w:r>
+        <w:rPr>
+          <w:rStyle w:val="StringTok"/>
+        </w:rPr>
+        <w:t xml:space="preserve">"Species"</w:t>
+      </w:r>
+      <w:r>
+        <w:rPr>
+          <w:rStyle w:val="NormalTok"/>
+        </w:rPr>
+        <w:t xml:space="preserve">), iris)</w:t>
+      </w:r>
+      <w:r>
+        <w:br/>
+      </w:r>
+      <w:r>
+        <w:rPr>
+          <w:rStyle w:val="FunctionTok"/>
+        </w:rPr>
+        <w:t xml:space="preserve">table</w:t>
+      </w:r>
+      <w:r>
+        <w:rPr>
+          <w:rStyle w:val="NormalTok"/>
+        </w:rPr>
+        <w:t xml:space="preserve">(tt</w:t>
+      </w:r>
+      <w:r>
+        <w:rPr>
+          <w:rStyle w:val="SpecialCharTok"/>
+        </w:rPr>
+        <w:t xml:space="preserve">$</w:t>
+      </w:r>
+      <w:r>
+        <w:rPr>
+          <w:rStyle w:val="NormalTok"/>
+        </w:rPr>
+        <w:t xml:space="preserve">train</w:t>
+      </w:r>
+      <w:r>
+        <w:rPr>
+          <w:rStyle w:val="SpecialCharTok"/>
+        </w:rPr>
+        <w:t xml:space="preserve">$</w:t>
+      </w:r>
+      <w:r>
+        <w:rPr>
+          <w:rStyle w:val="NormalTok"/>
+        </w:rPr>
+        <w:t xml:space="preserve">Species)</w:t>
+      </w:r>
+    </w:p>
+    <w:p>
+      <w:pPr>
+        <w:pStyle w:val="SourceCode"/>
+      </w:pPr>
+      <w:r>
+        <w:rPr>
+          <w:rStyle w:val="VerbatimChar"/>
+        </w:rPr>
+        <w:t xml:space="preserve">## </w:t>
+      </w:r>
+      <w:r>
+        <w:br/>
+      </w:r>
+      <w:r>
+        <w:rPr>
+          <w:rStyle w:val="VerbatimChar"/>
+        </w:rPr>
+        <w:t xml:space="preserve">##     setosa versicolor  virginica </w:t>
+      </w:r>
+      <w:r>
+        <w:br/>
+      </w:r>
+      <w:r>
+        <w:rPr>
+          <w:rStyle w:val="VerbatimChar"/>
+        </w:rPr>
+        <w:t xml:space="preserve">##         40         40         40</w:t>
+      </w:r>
+    </w:p>
+    <w:p>
+      <w:pPr>
+        <w:pStyle w:val="SourceCode"/>
+      </w:pPr>
+      <w:r>
+        <w:rPr>
+          <w:rStyle w:val="CommentTok"/>
+        </w:rPr>
+        <w:t xml:space="preserve"># Slide 42: Amostragem com e sem reposição</w:t>
+      </w:r>
+      <w:r>
+        <w:br/>
+      </w:r>
+      <w:r>
+        <w:rPr>
+          <w:rStyle w:val="FunctionTok"/>
+        </w:rPr>
+        <w:t xml:space="preserve">set.seed</w:t>
+      </w:r>
+      <w:r>
+        <w:rPr>
+          <w:rStyle w:val="NormalTok"/>
+        </w:rPr>
+        <w:t xml:space="preserve">(</w:t>
+      </w:r>
+      <w:r>
+        <w:rPr>
+          <w:rStyle w:val="DecValTok"/>
+        </w:rPr>
+        <w:t xml:space="preserve">123</w:t>
+      </w:r>
+      <w:r>
+        <w:rPr>
+          <w:rStyle w:val="NormalTok"/>
+        </w:rPr>
+        <w:t xml:space="preserve">)</w:t>
+      </w:r>
+      <w:r>
+        <w:br/>
+      </w:r>
+      <w:r>
+        <w:rPr>
+          <w:rStyle w:val="NormalTok"/>
+        </w:rPr>
+        <w:t xml:space="preserve">srswor </w:t>
+      </w:r>
+      <w:r>
+        <w:rPr>
+          <w:rStyle w:val="OtherTok"/>
+        </w:rPr>
+        <w:t xml:space="preserve">&lt;-</w:t>
+      </w:r>
+      <w:r>
+        <w:rPr>
+          <w:rStyle w:val="NormalTok"/>
+        </w:rPr>
+        <w:t xml:space="preserve"> </w:t>
+      </w:r>
+      <w:r>
+        <w:rPr>
+          <w:rStyle w:val="FunctionTok"/>
+        </w:rPr>
+        <w:t xml:space="preserve">sample</w:t>
+      </w:r>
+      <w:r>
+        <w:rPr>
+          <w:rStyle w:val="NormalTok"/>
+        </w:rPr>
+        <w:t xml:space="preserve">(iris</w:t>
+      </w:r>
+      <w:r>
+        <w:rPr>
+          <w:rStyle w:val="SpecialCharTok"/>
+        </w:rPr>
+        <w:t xml:space="preserve">$</w:t>
+      </w:r>
+      <w:r>
+        <w:rPr>
+          <w:rStyle w:val="NormalTok"/>
+        </w:rPr>
+        <w:t xml:space="preserve">Sepal.Length, </w:t>
+      </w:r>
+      <w:r>
+        <w:rPr>
+          <w:rStyle w:val="AttributeTok"/>
+        </w:rPr>
+        <w:t xml:space="preserve">size =</w:t>
+      </w:r>
+      <w:r>
+        <w:rPr>
+          <w:rStyle w:val="NormalTok"/>
+        </w:rPr>
+        <w:t xml:space="preserve"> </w:t>
+      </w:r>
+      <w:r>
+        <w:rPr>
+          <w:rStyle w:val="DecValTok"/>
+        </w:rPr>
+        <w:t xml:space="preserve">10</w:t>
+      </w:r>
+      <w:r>
+        <w:rPr>
+          <w:rStyle w:val="NormalTok"/>
+        </w:rPr>
+        <w:t xml:space="preserve">, </w:t>
+      </w:r>
+      <w:r>
+        <w:rPr>
+          <w:rStyle w:val="AttributeTok"/>
+        </w:rPr>
+        <w:t xml:space="preserve">replace =</w:t>
+      </w:r>
+      <w:r>
+        <w:rPr>
+          <w:rStyle w:val="NormalTok"/>
+        </w:rPr>
+        <w:t xml:space="preserve"> </w:t>
+      </w:r>
+      <w:r>
+        <w:rPr>
+          <w:rStyle w:val="ConstantTok"/>
+        </w:rPr>
+        <w:t xml:space="preserve">FALSE</w:t>
+      </w:r>
+      <w:r>
+        <w:rPr>
+          <w:rStyle w:val="NormalTok"/>
+        </w:rPr>
+        <w:t xml:space="preserve">)</w:t>
+      </w:r>
+      <w:r>
+        <w:br/>
+      </w:r>
+      <w:r>
+        <w:rPr>
+          <w:rStyle w:val="NormalTok"/>
+        </w:rPr>
+        <w:t xml:space="preserve">srswr </w:t>
+      </w:r>
+      <w:r>
+        <w:rPr>
+          <w:rStyle w:val="OtherTok"/>
+        </w:rPr>
+        <w:t xml:space="preserve">&lt;-</w:t>
+      </w:r>
+      <w:r>
+        <w:rPr>
+          <w:rStyle w:val="NormalTok"/>
+        </w:rPr>
+        <w:t xml:space="preserve"> </w:t>
+      </w:r>
+      <w:r>
+        <w:rPr>
+          <w:rStyle w:val="FunctionTok"/>
+        </w:rPr>
+        <w:t xml:space="preserve">sample</w:t>
+      </w:r>
+      <w:r>
+        <w:rPr>
+          <w:rStyle w:val="NormalTok"/>
+        </w:rPr>
+        <w:t xml:space="preserve">(iris</w:t>
+      </w:r>
+      <w:r>
+        <w:rPr>
+          <w:rStyle w:val="SpecialCharTok"/>
+        </w:rPr>
+        <w:t xml:space="preserve">$</w:t>
+      </w:r>
+      <w:r>
+        <w:rPr>
+          <w:rStyle w:val="NormalTok"/>
+        </w:rPr>
+        <w:t xml:space="preserve">Sepal.Length, </w:t>
+      </w:r>
+      <w:r>
+        <w:rPr>
+          <w:rStyle w:val="AttributeTok"/>
+        </w:rPr>
+        <w:t xml:space="preserve">size =</w:t>
+      </w:r>
+      <w:r>
+        <w:rPr>
+          <w:rStyle w:val="NormalTok"/>
+        </w:rPr>
+        <w:t xml:space="preserve"> </w:t>
+      </w:r>
+      <w:r>
+        <w:rPr>
+          <w:rStyle w:val="DecValTok"/>
+        </w:rPr>
+        <w:t xml:space="preserve">10</w:t>
+      </w:r>
+      <w:r>
+        <w:rPr>
+          <w:rStyle w:val="NormalTok"/>
+        </w:rPr>
+        <w:t xml:space="preserve">, </w:t>
+      </w:r>
+      <w:r>
+        <w:rPr>
+          <w:rStyle w:val="AttributeTok"/>
+        </w:rPr>
+        <w:t xml:space="preserve">replace =</w:t>
+      </w:r>
+      <w:r>
+        <w:rPr>
+          <w:rStyle w:val="NormalTok"/>
+        </w:rPr>
+        <w:t xml:space="preserve"> </w:t>
+      </w:r>
+      <w:r>
+        <w:rPr>
+          <w:rStyle w:val="ConstantTok"/>
+        </w:rPr>
+        <w:t xml:space="preserve">TRUE</w:t>
+      </w:r>
+      <w:r>
+        <w:rPr>
+          <w:rStyle w:val="NormalTok"/>
+        </w:rPr>
+        <w:t xml:space="preserve">)</w:t>
+      </w:r>
+      <w:r>
+        <w:br/>
+      </w:r>
+      <w:r>
+        <w:rPr>
+          <w:rStyle w:val="NormalTok"/>
+        </w:rPr>
+        <w:t xml:space="preserve">srswor</w:t>
+      </w:r>
+    </w:p>
+    <w:p>
+      <w:pPr>
+        <w:pStyle w:val="SourceCode"/>
+      </w:pPr>
+      <w:r>
+        <w:rPr>
+          <w:rStyle w:val="VerbatimChar"/>
+        </w:rPr>
+        <w:t xml:space="preserve">##  [1] 4.3 5.0 7.7 4.4 5.9 6.5 5.5 5.5 5.8 6.1</w:t>
+      </w:r>
+    </w:p>
+    <w:p>
+      <w:pPr>
+        <w:pStyle w:val="SourceCode"/>
+      </w:pPr>
+      <w:r>
+        <w:rPr>
+          <w:rStyle w:val="NormalTok"/>
+        </w:rPr>
+        <w:t xml:space="preserve">srswr</w:t>
+      </w:r>
+    </w:p>
+    <w:p>
+      <w:pPr>
+        <w:pStyle w:val="SourceCode"/>
+      </w:pPr>
+      <w:r>
+        <w:rPr>
+          <w:rStyle w:val="VerbatimChar"/>
+        </w:rPr>
+        <w:t xml:space="preserve">##  [1] 6.3 5.1 6.1 5.0 4.6 6.3 6.7 5.5 4.4 7.1</w:t>
+      </w:r>
+    </w:p>
+    <w:p>
+      <w:pPr>
+        <w:pStyle w:val="SourceCode"/>
+      </w:pPr>
+      <w:r>
+        <w:rPr>
+          <w:rStyle w:val="CommentTok"/>
+        </w:rPr>
+        <w:t xml:space="preserve"># Slide 43: Amostragem por cluster (exemplo simples)</w:t>
+      </w:r>
+      <w:r>
+        <w:br/>
+      </w:r>
+      <w:r>
+        <w:rPr>
+          <w:rStyle w:val="FunctionTok"/>
+        </w:rPr>
+        <w:t xml:space="preserve">set.seed</w:t>
+      </w:r>
+      <w:r>
+        <w:rPr>
+          <w:rStyle w:val="NormalTok"/>
+        </w:rPr>
+        <w:t xml:space="preserve">(</w:t>
+      </w:r>
+      <w:r>
+        <w:rPr>
+          <w:rStyle w:val="DecValTok"/>
+        </w:rPr>
+        <w:t xml:space="preserve">123</w:t>
+      </w:r>
+      <w:r>
+        <w:rPr>
+          <w:rStyle w:val="NormalTok"/>
+        </w:rPr>
+        <w:t xml:space="preserve">)</w:t>
+      </w:r>
+      <w:r>
+        <w:br/>
+      </w:r>
+      <w:r>
+        <w:rPr>
+          <w:rStyle w:val="NormalTok"/>
+        </w:rPr>
+        <w:t xml:space="preserve">clusters </w:t>
+      </w:r>
+      <w:r>
+        <w:rPr>
+          <w:rStyle w:val="OtherTok"/>
+        </w:rPr>
+        <w:t xml:space="preserve">&lt;-</w:t>
+      </w:r>
+      <w:r>
+        <w:rPr>
+          <w:rStyle w:val="NormalTok"/>
+        </w:rPr>
+        <w:t xml:space="preserve"> </w:t>
+      </w:r>
+      <w:r>
+        <w:rPr>
+          <w:rStyle w:val="FunctionTok"/>
+        </w:rPr>
+        <w:t xml:space="preserve">split</w:t>
+      </w:r>
+      <w:r>
+        <w:rPr>
+          <w:rStyle w:val="NormalTok"/>
+        </w:rPr>
+        <w:t xml:space="preserve">(iris, iris</w:t>
+      </w:r>
+      <w:r>
+        <w:rPr>
+          <w:rStyle w:val="SpecialCharTok"/>
+        </w:rPr>
+        <w:t xml:space="preserve">$</w:t>
+      </w:r>
+      <w:r>
+        <w:rPr>
+          <w:rStyle w:val="NormalTok"/>
+        </w:rPr>
+        <w:t xml:space="preserve">Species)</w:t>
+      </w:r>
+      <w:r>
+        <w:br/>
+      </w:r>
+      <w:r>
+        <w:rPr>
+          <w:rStyle w:val="NormalTok"/>
+        </w:rPr>
+        <w:t xml:space="preserve">sampled_clusters </w:t>
+      </w:r>
+      <w:r>
+        <w:rPr>
+          <w:rStyle w:val="OtherTok"/>
+        </w:rPr>
+        <w:t xml:space="preserve">&lt;-</w:t>
+      </w:r>
+      <w:r>
+        <w:rPr>
+          <w:rStyle w:val="NormalTok"/>
+        </w:rPr>
+        <w:t xml:space="preserve"> </w:t>
+      </w:r>
+      <w:r>
+        <w:rPr>
+          <w:rStyle w:val="FunctionTok"/>
+        </w:rPr>
+        <w:t xml:space="preserve">sample</w:t>
+      </w:r>
+      <w:r>
+        <w:rPr>
+          <w:rStyle w:val="NormalTok"/>
+        </w:rPr>
+        <w:t xml:space="preserve">(</w:t>
+      </w:r>
+      <w:r>
+        <w:rPr>
+          <w:rStyle w:val="FunctionTok"/>
+        </w:rPr>
+        <w:t xml:space="preserve">names</w:t>
+      </w:r>
+      <w:r>
+        <w:rPr>
+          <w:rStyle w:val="NormalTok"/>
+        </w:rPr>
+        <w:t xml:space="preserve">(clusters), </w:t>
+      </w:r>
+      <w:r>
+        <w:rPr>
+          <w:rStyle w:val="DecValTok"/>
+        </w:rPr>
+        <w:t xml:space="preserve">2</w:t>
+      </w:r>
+      <w:r>
+        <w:rPr>
+          <w:rStyle w:val="NormalTok"/>
+        </w:rPr>
+        <w:t xml:space="preserve">)</w:t>
+      </w:r>
+      <w:r>
+        <w:br/>
+      </w:r>
+      <w:r>
+        <w:rPr>
+          <w:rStyle w:val="NormalTok"/>
+        </w:rPr>
+        <w:t xml:space="preserve">cluster_sample </w:t>
+      </w:r>
+      <w:r>
+        <w:rPr>
+          <w:rStyle w:val="OtherTok"/>
+        </w:rPr>
+        <w:t xml:space="preserve">&lt;-</w:t>
+      </w:r>
+      <w:r>
+        <w:rPr>
+          <w:rStyle w:val="NormalTok"/>
+        </w:rPr>
+        <w:t xml:space="preserve"> </w:t>
+      </w:r>
+      <w:r>
+        <w:rPr>
+          <w:rStyle w:val="FunctionTok"/>
+        </w:rPr>
+        <w:t xml:space="preserve">bind_rows</w:t>
+      </w:r>
+      <w:r>
+        <w:rPr>
+          <w:rStyle w:val="NormalTok"/>
+        </w:rPr>
+        <w:t xml:space="preserve">(clusters[sampled_clusters])</w:t>
+      </w:r>
+      <w:r>
+        <w:br/>
+      </w:r>
+      <w:r>
+        <w:rPr>
+          <w:rStyle w:val="FunctionTok"/>
+        </w:rPr>
+        <w:t xml:space="preserve">table</w:t>
+      </w:r>
+      <w:r>
+        <w:rPr>
+          <w:rStyle w:val="NormalTok"/>
+        </w:rPr>
+        <w:t xml:space="preserve">(cluster_sample</w:t>
+      </w:r>
+      <w:r>
+        <w:rPr>
+          <w:rStyle w:val="SpecialCharTok"/>
+        </w:rPr>
+        <w:t xml:space="preserve">$</w:t>
+      </w:r>
+      <w:r>
+        <w:rPr>
+          <w:rStyle w:val="NormalTok"/>
+        </w:rPr>
+        <w:t xml:space="preserve">Species)</w:t>
+      </w:r>
+    </w:p>
+    <w:p>
+      <w:pPr>
+        <w:pStyle w:val="SourceCode"/>
+      </w:pPr>
+      <w:r>
+        <w:rPr>
+          <w:rStyle w:val="VerbatimChar"/>
+        </w:rPr>
+        <w:t xml:space="preserve">## </w:t>
+      </w:r>
+      <w:r>
+        <w:br/>
+      </w:r>
+      <w:r>
+        <w:rPr>
+          <w:rStyle w:val="VerbatimChar"/>
+        </w:rPr>
+        <w:t xml:space="preserve">##     setosa versicolor  virginica </w:t>
+      </w:r>
+      <w:r>
+        <w:br/>
+      </w:r>
+      <w:r>
+        <w:rPr>
+          <w:rStyle w:val="VerbatimChar"/>
+        </w:rPr>
+        <w:t xml:space="preserve">##         50          0         50</w:t>
+      </w:r>
+    </w:p>
+    <w:p>
+      <w:pPr>
+        <w:pStyle w:val="SourceCode"/>
+      </w:pPr>
+      <w:r>
+        <w:rPr>
+          <w:rStyle w:val="CommentTok"/>
+        </w:rPr>
+        <w:t xml:space="preserve"># Slides 45–46: Balanceamento de classes (up/down sampling)</w:t>
+      </w:r>
+      <w:r>
+        <w:br/>
+      </w:r>
+      <w:r>
+        <w:rPr>
+          <w:rStyle w:val="FunctionTok"/>
+        </w:rPr>
+        <w:t xml:space="preserve">set.seed</w:t>
+      </w:r>
+      <w:r>
+        <w:rPr>
+          <w:rStyle w:val="NormalTok"/>
+        </w:rPr>
+        <w:t xml:space="preserve">(</w:t>
+      </w:r>
+      <w:r>
+        <w:rPr>
+          <w:rStyle w:val="DecValTok"/>
+        </w:rPr>
+        <w:t xml:space="preserve">123</w:t>
+      </w:r>
+      <w:r>
+        <w:rPr>
+          <w:rStyle w:val="NormalTok"/>
+        </w:rPr>
+        <w:t xml:space="preserve">)</w:t>
+      </w:r>
+      <w:r>
+        <w:br/>
+      </w:r>
+      <w:r>
+        <w:rPr>
+          <w:rStyle w:val="NormalTok"/>
+        </w:rPr>
+        <w:t xml:space="preserve">iris_imb </w:t>
+      </w:r>
+      <w:r>
+        <w:rPr>
+          <w:rStyle w:val="OtherTok"/>
+        </w:rPr>
+        <w:t xml:space="preserve">&lt;-</w:t>
+      </w:r>
+      <w:r>
+        <w:rPr>
+          <w:rStyle w:val="NormalTok"/>
+        </w:rPr>
+        <w:t xml:space="preserve"> iris </w:t>
+      </w:r>
+      <w:r>
+        <w:rPr>
+          <w:rStyle w:val="SpecialCharTok"/>
+        </w:rPr>
+        <w:t xml:space="preserve">%&gt;%</w:t>
+      </w:r>
+      <w:r>
+        <w:rPr>
+          <w:rStyle w:val="NormalTok"/>
+        </w:rPr>
+        <w:t xml:space="preserve"> </w:t>
+      </w:r>
+      <w:r>
+        <w:rPr>
+          <w:rStyle w:val="FunctionTok"/>
+        </w:rPr>
+        <w:t xml:space="preserve">filter</w:t>
+      </w:r>
+      <w:r>
+        <w:rPr>
+          <w:rStyle w:val="NormalTok"/>
+        </w:rPr>
+        <w:t xml:space="preserve">(Species </w:t>
+      </w:r>
+      <w:r>
+        <w:rPr>
+          <w:rStyle w:val="SpecialCharTok"/>
+        </w:rPr>
+        <w:t xml:space="preserve">!=</w:t>
+      </w:r>
+      <w:r>
+        <w:rPr>
+          <w:rStyle w:val="NormalTok"/>
+        </w:rPr>
+        <w:t xml:space="preserve"> </w:t>
+      </w:r>
+      <w:r>
+        <w:rPr>
+          <w:rStyle w:val="StringTok"/>
+        </w:rPr>
+        <w:t xml:space="preserve">"setosa"</w:t>
+      </w:r>
+      <w:r>
+        <w:rPr>
+          <w:rStyle w:val="NormalTok"/>
+        </w:rPr>
+        <w:t xml:space="preserve">)</w:t>
+      </w:r>
+      <w:r>
+        <w:br/>
+      </w:r>
+      <w:r>
+        <w:rPr>
+          <w:rStyle w:val="NormalTok"/>
+        </w:rPr>
+        <w:t xml:space="preserve">iris_imb</w:t>
+      </w:r>
+      <w:r>
+        <w:rPr>
+          <w:rStyle w:val="SpecialCharTok"/>
+        </w:rPr>
+        <w:t xml:space="preserve">$</w:t>
+      </w:r>
+      <w:r>
+        <w:rPr>
+          <w:rStyle w:val="NormalTok"/>
+        </w:rPr>
+        <w:t xml:space="preserve">Species </w:t>
+      </w:r>
+      <w:r>
+        <w:rPr>
+          <w:rStyle w:val="OtherTok"/>
+        </w:rPr>
+        <w:t xml:space="preserve">&lt;-</w:t>
+      </w:r>
+      <w:r>
+        <w:rPr>
+          <w:rStyle w:val="NormalTok"/>
+        </w:rPr>
+        <w:t xml:space="preserve"> </w:t>
+      </w:r>
+      <w:r>
+        <w:rPr>
+          <w:rStyle w:val="FunctionTok"/>
+        </w:rPr>
+        <w:t xml:space="preserve">droplevels</w:t>
+      </w:r>
+      <w:r>
+        <w:rPr>
+          <w:rStyle w:val="NormalTok"/>
+        </w:rPr>
+        <w:t xml:space="preserve">(iris_imb</w:t>
+      </w:r>
+      <w:r>
+        <w:rPr>
+          <w:rStyle w:val="SpecialCharTok"/>
+        </w:rPr>
+        <w:t xml:space="preserve">$</w:t>
+      </w:r>
+      <w:r>
+        <w:rPr>
+          <w:rStyle w:val="NormalTok"/>
+        </w:rPr>
+        <w:t xml:space="preserve">Species)</w:t>
+      </w:r>
+      <w:r>
+        <w:br/>
+      </w:r>
+      <w:r>
+        <w:br/>
+      </w:r>
+      <w:r>
+        <w:rPr>
+          <w:rStyle w:val="CommentTok"/>
+        </w:rPr>
+        <w:t xml:space="preserve"># Garantir data.frame puro para compatibilidade com versões antigas</w:t>
+      </w:r>
+      <w:r>
+        <w:br/>
+      </w:r>
+      <w:r>
+        <w:rPr>
+          <w:rStyle w:val="NormalTok"/>
+        </w:rPr>
+        <w:t xml:space="preserve">iris_x </w:t>
+      </w:r>
+      <w:r>
+        <w:rPr>
+          <w:rStyle w:val="OtherTok"/>
+        </w:rPr>
+        <w:t xml:space="preserve">&lt;-</w:t>
+      </w:r>
+      <w:r>
+        <w:rPr>
+          <w:rStyle w:val="NormalTok"/>
+        </w:rPr>
+        <w:t xml:space="preserve"> iris_imb[, </w:t>
+      </w:r>
+      <w:r>
+        <w:rPr>
+          <w:rStyle w:val="FunctionTok"/>
+        </w:rPr>
+        <w:t xml:space="preserve">setdiff</w:t>
+      </w:r>
+      <w:r>
+        <w:rPr>
+          <w:rStyle w:val="NormalTok"/>
+        </w:rPr>
+        <w:t xml:space="preserve">(</w:t>
+      </w:r>
+      <w:r>
+        <w:rPr>
+          <w:rStyle w:val="FunctionTok"/>
+        </w:rPr>
+        <w:t xml:space="preserve">names</w:t>
+      </w:r>
+      <w:r>
+        <w:rPr>
+          <w:rStyle w:val="NormalTok"/>
+        </w:rPr>
+        <w:t xml:space="preserve">(iris_imb), </w:t>
+      </w:r>
+      <w:r>
+        <w:rPr>
+          <w:rStyle w:val="StringTok"/>
+        </w:rPr>
+        <w:t xml:space="preserve">"Species"</w:t>
+      </w:r>
+      <w:r>
+        <w:rPr>
+          <w:rStyle w:val="NormalTok"/>
+        </w:rPr>
+        <w:t xml:space="preserve">), drop </w:t>
+      </w:r>
+      <w:r>
+        <w:rPr>
+          <w:rStyle w:val="OtherTok"/>
+        </w:rPr>
+        <w:t xml:space="preserve">=</w:t>
+      </w:r>
+      <w:r>
+        <w:rPr>
+          <w:rStyle w:val="NormalTok"/>
+        </w:rPr>
+        <w:t xml:space="preserve"> </w:t>
+      </w:r>
+      <w:r>
+        <w:rPr>
+          <w:rStyle w:val="ConstantTok"/>
+        </w:rPr>
+        <w:t xml:space="preserve">FALSE</w:t>
+      </w:r>
+      <w:r>
+        <w:rPr>
+          <w:rStyle w:val="NormalTok"/>
+        </w:rPr>
+        <w:t xml:space="preserve">]</w:t>
+      </w:r>
+      <w:r>
+        <w:br/>
+      </w:r>
+      <w:r>
+        <w:rPr>
+          <w:rStyle w:val="NormalTok"/>
+        </w:rPr>
+        <w:t xml:space="preserve">down </w:t>
+      </w:r>
+      <w:r>
+        <w:rPr>
+          <w:rStyle w:val="OtherTok"/>
+        </w:rPr>
+        <w:t xml:space="preserve">&lt;-</w:t>
+      </w:r>
+      <w:r>
+        <w:rPr>
+          <w:rStyle w:val="NormalTok"/>
+        </w:rPr>
+        <w:t xml:space="preserve"> </w:t>
+      </w:r>
+      <w:r>
+        <w:rPr>
+          <w:rStyle w:val="FunctionTok"/>
+        </w:rPr>
+        <w:t xml:space="preserve">downSample</w:t>
+      </w:r>
+      <w:r>
+        <w:rPr>
+          <w:rStyle w:val="NormalTok"/>
+        </w:rPr>
+        <w:t xml:space="preserve">(</w:t>
+      </w:r>
+      <w:r>
+        <w:rPr>
+          <w:rStyle w:val="AttributeTok"/>
+        </w:rPr>
+        <w:t xml:space="preserve">x =</w:t>
+      </w:r>
+      <w:r>
+        <w:rPr>
+          <w:rStyle w:val="NormalTok"/>
+        </w:rPr>
+        <w:t xml:space="preserve"> iris_x, </w:t>
+      </w:r>
+      <w:r>
+        <w:rPr>
+          <w:rStyle w:val="AttributeTok"/>
+        </w:rPr>
+        <w:t xml:space="preserve">y =</w:t>
+      </w:r>
+      <w:r>
+        <w:rPr>
+          <w:rStyle w:val="NormalTok"/>
+        </w:rPr>
+        <w:t xml:space="preserve"> iris_imb</w:t>
+      </w:r>
+      <w:r>
+        <w:rPr>
+          <w:rStyle w:val="SpecialCharTok"/>
+        </w:rPr>
+        <w:t xml:space="preserve">$</w:t>
+      </w:r>
+      <w:r>
+        <w:rPr>
+          <w:rStyle w:val="NormalTok"/>
+        </w:rPr>
+        <w:t xml:space="preserve">Species)</w:t>
+      </w:r>
+      <w:r>
+        <w:br/>
+      </w:r>
+      <w:r>
+        <w:rPr>
+          <w:rStyle w:val="FunctionTok"/>
+        </w:rPr>
+        <w:t xml:space="preserve">table</w:t>
+      </w:r>
+      <w:r>
+        <w:rPr>
+          <w:rStyle w:val="NormalTok"/>
+        </w:rPr>
+        <w:t xml:space="preserve">(down</w:t>
+      </w:r>
+      <w:r>
+        <w:rPr>
+          <w:rStyle w:val="SpecialCharTok"/>
+        </w:rPr>
+        <w:t xml:space="preserve">$</w:t>
+      </w:r>
+      <w:r>
+        <w:rPr>
+          <w:rStyle w:val="NormalTok"/>
+        </w:rPr>
+        <w:t xml:space="preserve">Class)</w:t>
+      </w:r>
+    </w:p>
+    <w:p>
+      <w:pPr>
+        <w:pStyle w:val="SourceCode"/>
+      </w:pPr>
+      <w:r>
+        <w:rPr>
+          <w:rStyle w:val="VerbatimChar"/>
+        </w:rPr>
+        <w:t xml:space="preserve">## </w:t>
+      </w:r>
+      <w:r>
+        <w:br/>
+      </w:r>
+      <w:r>
+        <w:rPr>
+          <w:rStyle w:val="VerbatimChar"/>
+        </w:rPr>
+        <w:t xml:space="preserve">## versicolor  virginica </w:t>
+      </w:r>
+      <w:r>
+        <w:br/>
+      </w:r>
+      <w:r>
+        <w:rPr>
+          <w:rStyle w:val="VerbatimChar"/>
+        </w:rPr>
+        <w:t xml:space="preserve">##         50         50</w:t>
+      </w:r>
+    </w:p>
+    <w:p>
+      <w:pPr>
+        <w:pStyle w:val="SourceCode"/>
+      </w:pPr>
+      <w:r>
+        <w:rPr>
+          <w:rStyle w:val="NormalTok"/>
+        </w:rPr>
+        <w:t xml:space="preserve">up </w:t>
+      </w:r>
+      <w:r>
+        <w:rPr>
+          <w:rStyle w:val="OtherTok"/>
+        </w:rPr>
+        <w:t xml:space="preserve">&lt;-</w:t>
+      </w:r>
+      <w:r>
+        <w:rPr>
+          <w:rStyle w:val="NormalTok"/>
+        </w:rPr>
+        <w:t xml:space="preserve"> </w:t>
+      </w:r>
+      <w:r>
+        <w:rPr>
+          <w:rStyle w:val="FunctionTok"/>
+        </w:rPr>
+        <w:t xml:space="preserve">upSample</w:t>
+      </w:r>
+      <w:r>
+        <w:rPr>
+          <w:rStyle w:val="NormalTok"/>
+        </w:rPr>
+        <w:t xml:space="preserve">(</w:t>
+      </w:r>
+      <w:r>
+        <w:rPr>
+          <w:rStyle w:val="AttributeTok"/>
+        </w:rPr>
+        <w:t xml:space="preserve">x =</w:t>
+      </w:r>
+      <w:r>
+        <w:rPr>
+          <w:rStyle w:val="NormalTok"/>
+        </w:rPr>
+        <w:t xml:space="preserve"> iris_x, </w:t>
+      </w:r>
+      <w:r>
+        <w:rPr>
+          <w:rStyle w:val="AttributeTok"/>
+        </w:rPr>
+        <w:t xml:space="preserve">y =</w:t>
+      </w:r>
+      <w:r>
+        <w:rPr>
+          <w:rStyle w:val="NormalTok"/>
+        </w:rPr>
+        <w:t xml:space="preserve"> iris_imb</w:t>
+      </w:r>
+      <w:r>
+        <w:rPr>
+          <w:rStyle w:val="SpecialCharTok"/>
+        </w:rPr>
+        <w:t xml:space="preserve">$</w:t>
+      </w:r>
+      <w:r>
+        <w:rPr>
+          <w:rStyle w:val="NormalTok"/>
+        </w:rPr>
+        <w:t xml:space="preserve">Species)</w:t>
+      </w:r>
+      <w:r>
+        <w:br/>
+      </w:r>
+      <w:r>
+        <w:rPr>
+          <w:rStyle w:val="FunctionTok"/>
+        </w:rPr>
+        <w:t xml:space="preserve">table</w:t>
+      </w:r>
+      <w:r>
+        <w:rPr>
+          <w:rStyle w:val="NormalTok"/>
+        </w:rPr>
+        <w:t xml:space="preserve">(up</w:t>
+      </w:r>
+      <w:r>
+        <w:rPr>
+          <w:rStyle w:val="SpecialCharTok"/>
+        </w:rPr>
+        <w:t xml:space="preserve">$</w:t>
+      </w:r>
+      <w:r>
+        <w:rPr>
+          <w:rStyle w:val="NormalTok"/>
+        </w:rPr>
+        <w:t xml:space="preserve">Class)</w:t>
+      </w:r>
+    </w:p>
+    <w:p>
+      <w:pPr>
+        <w:pStyle w:val="SourceCode"/>
+      </w:pPr>
+      <w:r>
+        <w:rPr>
+          <w:rStyle w:val="VerbatimChar"/>
+        </w:rPr>
+        <w:t xml:space="preserve">## </w:t>
+      </w:r>
+      <w:r>
+        <w:br/>
+      </w:r>
+      <w:r>
+        <w:rPr>
+          <w:rStyle w:val="VerbatimChar"/>
+        </w:rPr>
+        <w:t xml:space="preserve">## versicolor  virginica </w:t>
+      </w:r>
+      <w:r>
+        <w:br/>
+      </w:r>
+      <w:r>
+        <w:rPr>
+          <w:rStyle w:val="VerbatimChar"/>
+        </w:rPr>
+        <w:t xml:space="preserve">##         50         50</w:t>
+      </w:r>
+    </w:p>
+    <w:bookmarkEnd w:id="32"/>
+    <w:bookmarkStart w:id="33" w:name="referências"/>
+    <w:p>
+      <w:pPr>
+        <w:pStyle w:val="Heading2"/>
+      </w:pPr>
+      <w:r>
+        <w:t xml:space="preserve">Referências</w:t>
+      </w:r>
+    </w:p>
+    <w:p>
+      <w:pPr>
+        <w:pStyle w:val="Compact"/>
+        <w:numPr>
+          <w:ilvl w:val="0"/>
+          <w:numId w:val="1001"/>
+        </w:numPr>
+      </w:pPr>
+      <w:r>
+        <w:t xml:space="preserve">Han, J., Kamber, M., Pei, J. (2011).</w:t>
+      </w:r>
+      <w:r>
+        <w:t xml:space="preserve"> </w:t>
+      </w:r>
+      <w:r>
+        <w:rPr>
+          <w:i/>
+          <w:iCs/>
+        </w:rPr>
+        <w:t xml:space="preserve">Data Mining: Concepts and Techniques</w:t>
+      </w:r>
+      <w:r>
+        <w:t xml:space="preserve">.</w:t>
+      </w:r>
+    </w:p>
+    <w:p>
+      <w:pPr>
+        <w:pStyle w:val="Compact"/>
+        <w:numPr>
+          <w:ilvl w:val="0"/>
+          <w:numId w:val="1001"/>
+        </w:numPr>
+      </w:pPr>
+      <w:r>
+        <w:t xml:space="preserve">García, S., Luengo, J., Herrera, F. (2014).</w:t>
+      </w:r>
+      <w:r>
+        <w:t xml:space="preserve"> </w:t>
+      </w:r>
+      <w:r>
+        <w:rPr>
+          <w:i/>
+          <w:iCs/>
+        </w:rPr>
+        <w:t xml:space="preserve">Data Preprocessing in Data Mining</w:t>
+      </w:r>
+      <w:r>
+        <w:t xml:space="preserve">.</w:t>
+      </w:r>
+    </w:p>
+    <w:p>
+      <w:pPr>
+        <w:pStyle w:val="Compact"/>
+        <w:numPr>
+          <w:ilvl w:val="0"/>
+          <w:numId w:val="1001"/>
+        </w:numPr>
+      </w:pPr>
+      <w:r>
+        <w:t xml:space="preserve">Little, R. J. A., Rubin, D. B. (2002).</w:t>
+      </w:r>
+      <w:r>
+        <w:t xml:space="preserve"> </w:t>
+      </w:r>
+      <w:r>
+        <w:rPr>
+          <w:i/>
+          <w:iCs/>
+        </w:rPr>
+        <w:t xml:space="preserve">Statistical Analysis with Missing Data</w:t>
+      </w:r>
+      <w:r>
+        <w:t xml:space="preserve">.</w:t>
+      </w:r>
+    </w:p>
+    <w:p>
+      <w:pPr>
+        <w:pStyle w:val="Compact"/>
+        <w:numPr>
+          <w:ilvl w:val="0"/>
+          <w:numId w:val="1001"/>
+        </w:numPr>
+      </w:pPr>
+      <w:r>
+        <w:t xml:space="preserve">Tukey, J. W. (1977).</w:t>
+      </w:r>
+      <w:r>
+        <w:t xml:space="preserve"> </w:t>
+      </w:r>
+      <w:r>
+        <w:rPr>
+          <w:i/>
+          <w:iCs/>
+        </w:rPr>
+        <w:t xml:space="preserve">Exploratory Data Analysis</w:t>
+      </w:r>
+      <w:r>
+        <w:t xml:space="preserve">.</w:t>
+      </w:r>
+    </w:p>
+    <w:p>
+      <w:pPr>
+        <w:pStyle w:val="Compact"/>
+        <w:numPr>
+          <w:ilvl w:val="0"/>
+          <w:numId w:val="1001"/>
+        </w:numPr>
+      </w:pPr>
+      <w:r>
+        <w:t xml:space="preserve">Satopaa, V. et al. (2011). Finding a</w:t>
+      </w:r>
+      <w:r>
+        <w:t xml:space="preserve"> </w:t>
+      </w:r>
+      <w:r>
+        <w:t xml:space="preserve">“Kneedle”</w:t>
+      </w:r>
+      <w:r>
+        <w:t xml:space="preserve"> </w:t>
+      </w:r>
+      <w:r>
+        <w:t xml:space="preserve">in a Haystack.</w:t>
+      </w:r>
+      <w:r>
+        <w:t xml:space="preserve"> </w:t>
+      </w:r>
+      <w:r>
+        <w:rPr>
+          <w:i/>
+          <w:iCs/>
+        </w:rPr>
+        <w:t xml:space="preserve">ICDCS</w:t>
+      </w:r>
+      <w:r>
+        <w:t xml:space="preserve">.</w:t>
+      </w:r>
+    </w:p>
+    <w:bookmarkEnd w:id="33"/>
+    <w:bookmarkEnd w:id="34"/>
+    <w:sectPr>
+      <w:footnotePr>
+        <w:numRestart w:val="eachSect"/>
+      </w:footnotePr>
+    </w:sectPr>
   </w:body>
 </w:document>
 </file>
@@ -325,8 +6712,114 @@
       </w:pPr>
     </w:lvl>
   </w:abstractNum>
+  <w:abstractNum w:abstractNumId="991">
+    <w:nsid w:val="0000A991"/>
+    <w:multiLevelType w:val="multilevel"/>
+    <w:lvl w:ilvl="0">
+      <w:numFmt w:val="bullet"/>
+      <w:lvlText w:val=""/>
+      <w:lvlJc w:val="left"/>
+      <w:pPr>
+        <w:ind w:left="720" w:hanging="360"/>
+      </w:pPr>
+      <w:rPr>
+        <w:rFonts w:ascii="Symbol" w:hAnsi="Symbol" w:cs="Symbol" w:hint="default"/>
+      </w:rPr>
+    </w:lvl>
+    <w:lvl w:ilvl="1">
+      <w:numFmt w:val="bullet"/>
+      <w:lvlText w:val="o"/>
+      <w:lvlJc w:val="left"/>
+      <w:pPr>
+        <w:ind w:left="1440" w:hanging="360"/>
+      </w:pPr>
+      <w:rPr>
+        <w:rFonts w:ascii="Courier New" w:hAnsi="Courier New" w:cs="Courier New" w:hint="default"/>
+      </w:rPr>
+    </w:lvl>
+    <w:lvl w:ilvl="2">
+      <w:numFmt w:val="bullet"/>
+      <w:lvlText w:val=""/>
+      <w:lvlJc w:val="left"/>
+      <w:pPr>
+        <w:ind w:left="2160" w:hanging="360"/>
+      </w:pPr>
+      <w:rPr>
+        <w:rFonts w:ascii="Wingdings" w:hAnsi="Wingdings" w:cs="Wingdings" w:hint="default"/>
+      </w:rPr>
+    </w:lvl>
+    <w:lvl w:ilvl="3">
+      <w:numFmt w:val="bullet"/>
+      <w:lvlText w:val=""/>
+      <w:lvlJc w:val="left"/>
+      <w:pPr>
+        <w:ind w:left="2880" w:hanging="360"/>
+      </w:pPr>
+      <w:rPr>
+        <w:rFonts w:ascii="Symbol" w:hAnsi="Symbol" w:cs="Symbol" w:hint="default"/>
+      </w:rPr>
+    </w:lvl>
+    <w:lvl w:ilvl="4">
+      <w:numFmt w:val="bullet"/>
+      <w:lvlText w:val="o"/>
+      <w:lvlJc w:val="left"/>
+      <w:pPr>
+        <w:ind w:left="3600" w:hanging="360"/>
+      </w:pPr>
+      <w:rPr>
+        <w:rFonts w:ascii="Courier New" w:hAnsi="Courier New" w:cs="Courier New" w:hint="default"/>
+      </w:rPr>
+    </w:lvl>
+    <w:lvl w:ilvl="5">
+      <w:numFmt w:val="bullet"/>
+      <w:lvlText w:val=""/>
+      <w:lvlJc w:val="left"/>
+      <w:pPr>
+        <w:ind w:left="4320" w:hanging="360"/>
+      </w:pPr>
+      <w:rPr>
+        <w:rFonts w:ascii="Wingdings" w:hAnsi="Wingdings" w:cs="Wingdings" w:hint="default"/>
+      </w:rPr>
+    </w:lvl>
+    <w:lvl w:ilvl="6">
+      <w:numFmt w:val="bullet"/>
+      <w:lvlText w:val=""/>
+      <w:lvlJc w:val="left"/>
+      <w:pPr>
+        <w:ind w:left="5040" w:hanging="360"/>
+      </w:pPr>
+      <w:rPr>
+        <w:rFonts w:ascii="Symbol" w:hAnsi="Symbol" w:cs="Symbol" w:hint="default"/>
+      </w:rPr>
+    </w:lvl>
+    <w:lvl w:ilvl="7">
+      <w:numFmt w:val="bullet"/>
+      <w:lvlText w:val="o"/>
+      <w:lvlJc w:val="left"/>
+      <w:pPr>
+        <w:ind w:left="5760" w:hanging="360"/>
+      </w:pPr>
+      <w:rPr>
+        <w:rFonts w:ascii="Courier New" w:hAnsi="Courier New" w:cs="Courier New" w:hint="default"/>
+      </w:rPr>
+    </w:lvl>
+    <w:lvl w:ilvl="8">
+      <w:numFmt w:val="bullet"/>
+      <w:lvlText w:val=""/>
+      <w:lvlJc w:val="left"/>
+      <w:pPr>
+        <w:ind w:left="6480" w:hanging="360"/>
+      </w:pPr>
+      <w:rPr>
+        <w:rFonts w:ascii="Wingdings" w:hAnsi="Wingdings" w:cs="Wingdings" w:hint="default"/>
+      </w:rPr>
+    </w:lvl>
+  </w:abstractNum>
   <w:num w:numId="1000">
     <w:abstractNumId w:val="990"/>
+  </w:num>
+  <w:num w:numId="1001">
+    <w:abstractNumId w:val="991"/>
   </w:num>
 </w:numbering>
 </file>
@@ -391,8 +6884,6 @@
     </w:pPr>
     <w:rPr>
       <w:rFonts w:asciiTheme="majorHAnsi" w:cstheme="majorBidi" w:eastAsiaTheme="majorEastAsia" w:hAnsiTheme="majorHAnsi"/>
-      <w:spacing w:val="-10"/>
-      <w:kern w:val="28"/>
       <w:sz w:val="56"/>
       <w:szCs w:val="56"/>
     </w:rPr>
@@ -405,15 +6896,13 @@
     <w:rsid w:val="00A10FD9"/>
     <w:rPr>
       <w:rFonts w:asciiTheme="majorHAnsi" w:cstheme="majorBidi" w:eastAsiaTheme="majorEastAsia" w:hAnsiTheme="majorHAnsi"/>
-      <w:spacing w:val="-10"/>
-      <w:kern w:val="28"/>
       <w:sz w:val="56"/>
       <w:szCs w:val="56"/>
     </w:rPr>
   </w:style>
   <w:style w:styleId="Subtitle" w:type="paragraph">
     <w:name w:val="Subtitle"/>
-    <w:basedOn w:val="Normal"/>
+    <w:basedOn w:val="Title"/>
     <w:next w:val="BodyText"/>
     <w:link w:val="SubtitleChar"/>
     <w:uiPriority w:val="11"/>
@@ -426,7 +6915,6 @@
     </w:pPr>
     <w:rPr>
       <w:rFonts w:cstheme="majorBidi" w:eastAsiaTheme="majorEastAsia"/>
-      <w:color w:themeColor="text1" w:themeTint="A6" w:val="595959"/>
       <w:spacing w:val="15"/>
       <w:sz w:val="28"/>
       <w:szCs w:val="28"/>
@@ -448,23 +6936,31 @@
   </w:style>
   <w:style w:customStyle="1" w:styleId="Author" w:type="paragraph">
     <w:name w:val="Author"/>
+    <w:basedOn w:val="Title"/>
     <w:next w:val="BodyText"/>
     <w:qFormat/>
     <w:pPr>
       <w:keepNext/>
       <w:keepLines/>
-      <w:jc w:val="center"/>
     </w:pPr>
+    <w:rPr>
+      <w:sz w:val="24"/>
+      <w:szCs w:val="24"/>
+    </w:rPr>
   </w:style>
   <w:style w:styleId="Date" w:type="paragraph">
     <w:name w:val="Date"/>
+    <w:basedOn w:val="Title"/>
     <w:next w:val="BodyText"/>
     <w:qFormat/>
     <w:pPr>
       <w:keepNext/>
       <w:keepLines/>
-      <w:jc w:val="center"/>
     </w:pPr>
+    <w:rPr>
+      <w:sz w:val="24"/>
+      <w:szCs w:val="24"/>
+    </w:rPr>
   </w:style>
   <w:style w:customStyle="1" w:styleId="AbstractTitle" w:type="paragraph">
     <w:name w:val="Abstract Title"/>
@@ -479,7 +6975,6 @@
     </w:pPr>
     <w:rPr>
       <w:b/>
-      <w:color w:val="345A8A"/>
       <w:sz w:val="20"/>
       <w:szCs w:val="20"/>
     </w:rPr>
